--- a/TK/IO_projekt_sprawozdanie.docx
+++ b/TK/IO_projekt_sprawozdanie.docx
@@ -1,6 +1,6 @@
 
 <file path=word/document.xml><?xml version="1.0" encoding="utf-8"?>
-<w:document xmlns:wpc="http://schemas.microsoft.com/office/word/2010/wordprocessingCanvas" xmlns:cx="http://schemas.microsoft.com/office/drawing/2014/chartex" xmlns:cx1="http://schemas.microsoft.com/office/drawing/2015/9/8/chartex" xmlns:cx2="http://schemas.microsoft.com/office/drawing/2015/10/21/chartex" xmlns:cx3="http://schemas.microsoft.com/office/drawing/2016/5/9/chartex" xmlns:cx4="http://schemas.microsoft.com/office/drawing/2016/5/10/chartex" xmlns:cx5="http://schemas.microsoft.com/office/drawing/2016/5/11/chartex" xmlns:cx6="http://schemas.microsoft.com/office/drawing/2016/5/12/chartex" xmlns:cx7="http://schemas.microsoft.com/office/drawing/2016/5/13/chartex" xmlns:cx8="http://schemas.microsoft.com/office/drawing/2016/5/14/chartex" xmlns:mc="http://schemas.openxmlformats.org/markup-compatibility/2006" xmlns:aink="http://schemas.microsoft.com/office/drawing/2016/ink" xmlns:am3d="http://schemas.microsoft.com/office/drawing/2017/model3d" xmlns:o="urn:schemas-microsoft-com:office:office" xmlns:oel="http://schemas.microsoft.com/office/2019/extlst" xmlns:r="http://schemas.openxmlformats.org/officeDocument/2006/relationships" xmlns:m="http://schemas.openxmlformats.org/officeDocument/2006/math" xmlns:v="urn:schemas-microsoft-com:vml" xmlns:wp14="http://schemas.microsoft.com/office/word/2010/wordprocessingDrawing" xmlns:wp="http://schemas.openxmlformats.org/drawingml/2006/wordprocessingDrawing" xmlns:w10="urn:schemas-microsoft-com:office:word" xmlns:w="http://schemas.openxmlformats.org/wordprocessingml/2006/main" xmlns:w14="http://schemas.microsoft.com/office/word/2010/wordml" xmlns:w15="http://schemas.microsoft.com/office/word/2012/wordml" xmlns:w16cex="http://schemas.microsoft.com/office/word/2018/wordml/cex" xmlns:w16cid="http://schemas.microsoft.com/office/word/2016/wordml/cid" xmlns:w16="http://schemas.microsoft.com/office/word/2018/wordml" xmlns:w16sdtdh="http://schemas.microsoft.com/office/word/2020/wordml/sdtdatahash" xmlns:w16se="http://schemas.microsoft.com/office/word/2015/wordml/symex" xmlns:wpg="http://schemas.microsoft.com/office/word/2010/wordprocessingGroup" xmlns:wpi="http://schemas.microsoft.com/office/word/2010/wordprocessingInk" xmlns:wne="http://schemas.microsoft.com/office/word/2006/wordml" xmlns:wps="http://schemas.microsoft.com/office/word/2010/wordprocessingShape" mc:Ignorable="w14 w15 w16se w16cid w16 w16cex w16sdtdh wp14">
+<w:document xmlns:wpc="http://schemas.microsoft.com/office/word/2010/wordprocessingCanvas" xmlns:cx="http://schemas.microsoft.com/office/drawing/2014/chartex" xmlns:cx1="http://schemas.microsoft.com/office/drawing/2015/9/8/chartex" xmlns:cx2="http://schemas.microsoft.com/office/drawing/2015/10/21/chartex" xmlns:cx3="http://schemas.microsoft.com/office/drawing/2016/5/9/chartex" xmlns:cx4="http://schemas.microsoft.com/office/drawing/2016/5/10/chartex" xmlns:cx5="http://schemas.microsoft.com/office/drawing/2016/5/11/chartex" xmlns:cx6="http://schemas.microsoft.com/office/drawing/2016/5/12/chartex" xmlns:cx7="http://schemas.microsoft.com/office/drawing/2016/5/13/chartex" xmlns:cx8="http://schemas.microsoft.com/office/drawing/2016/5/14/chartex" xmlns:mc="http://schemas.openxmlformats.org/markup-compatibility/2006" xmlns:aink="http://schemas.microsoft.com/office/drawing/2016/ink" xmlns:am3d="http://schemas.microsoft.com/office/drawing/2017/model3d" xmlns:o="urn:schemas-microsoft-com:office:office" xmlns:oel="http://schemas.microsoft.com/office/2019/extlst" xmlns:r="http://schemas.openxmlformats.org/officeDocument/2006/relationships" xmlns:m="http://schemas.openxmlformats.org/officeDocument/2006/math" xmlns:v="urn:schemas-microsoft-com:vml" xmlns:wp14="http://schemas.microsoft.com/office/word/2010/wordprocessingDrawing" xmlns:wp="http://schemas.openxmlformats.org/drawingml/2006/wordprocessingDrawing" xmlns:w10="urn:schemas-microsoft-com:office:word" xmlns:w="http://schemas.openxmlformats.org/wordprocessingml/2006/main" xmlns:w14="http://schemas.microsoft.com/office/word/2010/wordml" xmlns:w15="http://schemas.microsoft.com/office/word/2012/wordml" xmlns:w16cex="http://schemas.microsoft.com/office/word/2018/wordml/cex" xmlns:w16cid="http://schemas.microsoft.com/office/word/2016/wordml/cid" xmlns:w16="http://schemas.microsoft.com/office/word/2018/wordml" xmlns:w16du="http://schemas.microsoft.com/office/word/2023/wordml/word16du" xmlns:w16sdtdh="http://schemas.microsoft.com/office/word/2020/wordml/sdtdatahash" xmlns:w16sdtfl="http://schemas.microsoft.com/office/word/2024/wordml/sdtformatlock" xmlns:w16se="http://schemas.microsoft.com/office/word/2015/wordml/symex" xmlns:wpg="http://schemas.microsoft.com/office/word/2010/wordprocessingGroup" xmlns:wpi="http://schemas.microsoft.com/office/word/2010/wordprocessingInk" xmlns:wne="http://schemas.microsoft.com/office/word/2006/wordml" xmlns:wps="http://schemas.microsoft.com/office/word/2010/wordprocessingShape" mc:Ignorable="w14 w15 w16se w16cid w16 w16cex w16sdtdh w16sdtfl w16du wp14">
   <w:body>
     <w:p>
       <w:pPr>
@@ -317,27 +317,7 @@
           <w:szCs w:val="28"/>
           <w:lang w:val="pl-PL"/>
         </w:rPr>
-        <w:t xml:space="preserve">Michał </w:t>
-      </w:r>
-      <w:proofErr w:type="spellStart"/>
-      <w:r>
-        <w:rPr>
-          <w:rFonts w:asciiTheme="minorHAnsi" w:hAnsiTheme="minorHAnsi" w:cstheme="minorHAnsi"/>
-          <w:sz w:val="28"/>
-          <w:szCs w:val="28"/>
-          <w:lang w:val="pl-PL"/>
-        </w:rPr>
-        <w:t>Fiłoc</w:t>
-      </w:r>
-      <w:proofErr w:type="spellEnd"/>
-      <w:r>
-        <w:rPr>
-          <w:rFonts w:asciiTheme="minorHAnsi" w:hAnsiTheme="minorHAnsi" w:cstheme="minorHAnsi"/>
-          <w:sz w:val="28"/>
-          <w:szCs w:val="28"/>
-          <w:lang w:val="pl-PL"/>
-        </w:rPr>
-        <w:t xml:space="preserve">, Marek Urban, </w:t>
+        <w:t xml:space="preserve">Michał Fiłoc, Marek Urban, </w:t>
       </w:r>
       <w:r>
         <w:rPr>
@@ -663,14 +643,12 @@
         </w:rPr>
         <w:t xml:space="preserve"> </w:t>
       </w:r>
-      <w:proofErr w:type="spellStart"/>
       <w:r>
         <w:rPr>
           <w:lang w:val="pl-PL"/>
         </w:rPr>
         <w:t>Hordjewicz</w:t>
       </w:r>
-      <w:proofErr w:type="spellEnd"/>
     </w:p>
     <w:p>
       <w:pPr>
@@ -831,16 +809,6 @@
       <w:pPr>
         <w:pStyle w:val="Akapitzlist"/>
         <w:ind w:left="360"/>
-        <w:rPr>
-          <w:b/>
-          <w:bCs/>
-        </w:rPr>
-      </w:pPr>
-    </w:p>
-    <w:p>
-      <w:pPr>
-        <w:pStyle w:val="Akapitzlist"/>
-        <w:ind w:left="360"/>
       </w:pPr>
       <w:r>
         <w:t>Przedmiotem projektu jest opracowanie koncepcji systemu informatycznego wspierającego zarządzanie Placówką Badawczą nr 17 należącą do tajnej organizacji zajmującej się zabezpieczaniem, przechowywaniem oraz badaniem anomalii, czyli obiektów, istot i zjawisk odbiegających od znanych praw nauki. Placówka ta stanowi jeden z kluczowych ośrodków organizacji, jednak jej obecne funkcjonowanie opiera się na rozproszonych źródłach danych oraz częściowo papierowej dokumentacji, co prowadzi do problemów z przepływem informacji, kontrolą procesów oraz zapewnieniem odpowiedniego poziomu bezpieczeństwa.</w:t>
@@ -1193,7 +1161,19 @@
         <w:t>Kategoria zagrożenia</w:t>
       </w:r>
       <w:r>
-        <w:t xml:space="preserve"> określa poziom ryzyka związanego z daną anomalią i wpływa na procedury bezpieczeństwa oraz wymagany poziom zatwierdzeń. Wyróżnia się trzy kategorie: łagodne, zmienne oraz krytyczne.</w:t>
+        <w:t xml:space="preserve"> określa poziom ryzyka związanego z daną anomalią i wpływa na procedury bezpieczeństwa oraz wymagany poziom zatwierdzeń. Wyróżnia się </w:t>
+      </w:r>
+      <w:r>
+        <w:t>dwie</w:t>
+      </w:r>
+      <w:r>
+        <w:t xml:space="preserve"> kategorie: łagodn</w:t>
+      </w:r>
+      <w:r>
+        <w:t>e</w:t>
+      </w:r>
+      <w:r>
+        <w:t xml:space="preserve"> oraz krytyczne.</w:t>
       </w:r>
     </w:p>
     <w:p>
@@ -1555,7 +1535,14 @@
           <w:b/>
           <w:bCs/>
         </w:rPr>
-        <w:t> Perspektywa przypadków użycia</w:t>
+        <w:t> </w:t>
+      </w:r>
+      <w:r>
+        <w:rPr>
+          <w:b/>
+          <w:bCs/>
+        </w:rPr>
+        <w:t>Perspektywa przypadków użycia.</w:t>
       </w:r>
     </w:p>
     <w:p>
@@ -1575,7 +1562,63 @@
           <w:b/>
           <w:bCs/>
         </w:rPr>
-        <w:t>Diagramy przypadków użycia (co najmniej 10 przypadków użycia)</w:t>
+        <w:t>Diagramy przypadków użycia</w:t>
+      </w:r>
+      <w:r>
+        <w:rPr>
+          <w:b/>
+          <w:bCs/>
+        </w:rPr>
+        <w:t>.</w:t>
+      </w:r>
+    </w:p>
+    <w:p>
+      <w:pPr>
+        <w:ind w:left="360"/>
+        <w:rPr>
+          <w:b/>
+          <w:bCs/>
+        </w:rPr>
+      </w:pPr>
+      <w:r>
+        <w:rPr>
+          <w:noProof/>
+        </w:rPr>
+        <w:drawing>
+          <wp:inline distT="0" distB="0" distL="0" distR="0" wp14:anchorId="0C57C030" wp14:editId="0B314EB2">
+            <wp:extent cx="5760720" cy="5529580"/>
+            <wp:effectExtent l="0" t="0" r="0" b="0"/>
+            <wp:docPr id="868885371" name="Obraz 1"/>
+            <wp:cNvGraphicFramePr>
+              <a:graphicFrameLocks xmlns:a="http://schemas.openxmlformats.org/drawingml/2006/main" noChangeAspect="1"/>
+            </wp:cNvGraphicFramePr>
+            <a:graphic xmlns:a="http://schemas.openxmlformats.org/drawingml/2006/main">
+              <a:graphicData uri="http://schemas.openxmlformats.org/drawingml/2006/picture">
+                <pic:pic xmlns:pic="http://schemas.openxmlformats.org/drawingml/2006/picture">
+                  <pic:nvPicPr>
+                    <pic:cNvPr id="868885371" name=""/>
+                    <pic:cNvPicPr/>
+                  </pic:nvPicPr>
+                  <pic:blipFill>
+                    <a:blip r:embed="rId6"/>
+                    <a:stretch>
+                      <a:fillRect/>
+                    </a:stretch>
+                  </pic:blipFill>
+                  <pic:spPr>
+                    <a:xfrm>
+                      <a:off x="0" y="0"/>
+                      <a:ext cx="5760720" cy="5529580"/>
+                    </a:xfrm>
+                    <a:prstGeom prst="rect">
+                      <a:avLst/>
+                    </a:prstGeom>
+                  </pic:spPr>
+                </pic:pic>
+              </a:graphicData>
+            </a:graphic>
+          </wp:inline>
+        </w:drawing>
       </w:r>
     </w:p>
     <w:p>
@@ -1597,7 +1640,120 @@
         </w:rPr>
         <w:t>Opisy tekstowe wszystkich aktorów</w:t>
       </w:r>
-    </w:p>
+      <w:r>
+        <w:rPr>
+          <w:b/>
+          <w:bCs/>
+        </w:rPr>
+        <w:t>:</w:t>
+      </w:r>
+    </w:p>
+    <w:p>
+      <w:pPr>
+        <w:pStyle w:val="Akapitzlist"/>
+        <w:ind w:left="1224"/>
+        <w:rPr>
+          <w:b/>
+          <w:bCs/>
+        </w:rPr>
+      </w:pPr>
+    </w:p>
+    <w:p>
+      <w:pPr>
+        <w:pStyle w:val="Akapitzlist"/>
+        <w:numPr>
+          <w:ilvl w:val="0"/>
+          <w:numId w:val="7"/>
+        </w:numPr>
+        <w:rPr>
+          <w:b/>
+          <w:bCs/>
+        </w:rPr>
+      </w:pPr>
+      <w:r>
+        <w:rPr>
+          <w:b/>
+          <w:bCs/>
+        </w:rPr>
+        <w:t>Personel badawczy</w:t>
+      </w:r>
+      <w:r>
+        <w:rPr>
+          <w:b/>
+          <w:bCs/>
+        </w:rPr>
+        <w:t xml:space="preserve"> </w:t>
+      </w:r>
+      <w:r>
+        <w:t xml:space="preserve">- stanowi główną grupę użytkowników systemu odpowiedzialną za realizację procesów związanych z badaniem anomalii. Użytkownicy należący do tej grupy posiadają dostęp do funkcji umożliwiających przeglądanie kart anomalii, planowanie oraz przeprowadzanie eksperymentów, a także dokumentowanie ich przebiegu poprzez wprowadzanie raportów. Dodatkowo personel badawczy może monitorować stan anomalii oraz inicjować procedury awaryjne poprzez zgłoszenie incydentu. W ramach swoich obowiązków użytkownicy ci aktualizują również status personelu testowego oraz </w:t>
+      </w:r>
+      <w:r>
+        <w:lastRenderedPageBreak/>
+        <w:t>składają wnioski o przeprowadzenie eksperymentów, które w przypadku wyższego poziomu ryzyka wymagają zatwierdzenia przez dyrektora.</w:t>
+      </w:r>
+    </w:p>
+    <w:p>
+      <w:pPr>
+        <w:pStyle w:val="Akapitzlist"/>
+        <w:ind w:left="1944"/>
+        <w:rPr>
+          <w:b/>
+          <w:bCs/>
+        </w:rPr>
+      </w:pPr>
+    </w:p>
+    <w:p>
+      <w:pPr>
+        <w:pStyle w:val="Akapitzlist"/>
+        <w:numPr>
+          <w:ilvl w:val="0"/>
+          <w:numId w:val="7"/>
+        </w:numPr>
+      </w:pPr>
+      <w:r>
+        <w:rPr>
+          <w:b/>
+          <w:bCs/>
+        </w:rPr>
+        <w:t>Dyrektor placówki</w:t>
+      </w:r>
+      <w:r>
+        <w:t xml:space="preserve"> </w:t>
+      </w:r>
+      <w:r>
+        <w:t xml:space="preserve">- </w:t>
+      </w:r>
+      <w:r>
+        <w:t>jest użytkownikiem o najwyższym poziomie uprawnień, pełniącym funkcję nadzorczą i decyzyjną w systemie. Odpowiada za zatwierdzanie eksperymentów o podwyższonym poziomie ryzyka, co stanowi kluczowy element kontroli bezpieczeństwa. Dyrektor posiada również dostęp do funkcji zarządzania personelem oraz możliwość przeglądania informacji o pracownikach placówki. Istotnym elementem jego roli jest monitorowanie incydentów oraz generowanie raportów analitycznych dotyczących funkcjonowania ośrodka, co wspiera podejmowanie decyzji strategicznych i organizacyjnych.</w:t>
+      </w:r>
+      <w:r>
+        <w:t xml:space="preserve"> Dziedziczy on po personelu badawczy, zatem równie dobrze może wykonywać wszystkie czynności dostępne w ramach tej grupy.</w:t>
+      </w:r>
+    </w:p>
+    <w:p/>
+    <w:p>
+      <w:pPr>
+        <w:pStyle w:val="Akapitzlist"/>
+        <w:numPr>
+          <w:ilvl w:val="0"/>
+          <w:numId w:val="7"/>
+        </w:numPr>
+      </w:pPr>
+      <w:r>
+        <w:rPr>
+          <w:b/>
+          <w:bCs/>
+        </w:rPr>
+        <w:t>Personel ochrony</w:t>
+      </w:r>
+      <w:r>
+        <w:t xml:space="preserve"> -</w:t>
+      </w:r>
+      <w:r>
+        <w:t xml:space="preserve"> odpowiada za zapewnienie bezpieczeństwa operacyjnego placówki oraz reagowanie na sytuacje kryzysowe. Użytkownicy tej grupy korzystają z systemu głównie w kontekście obsługi incydentów, w tym reagowania na zgłoszenia, podejmowania działań interwencyjnych oraz kończenia procedur takich jak lockdown. System wspiera ich działania poprzez dostarczanie informacji o aktualnych zagrożeniach oraz umożliwienie szybkiej reakcji na zdarzenia. Personel ochrony odgrywa kluczową rolę w utrzymaniu kontroli nad anomaliami w przypadku naruszenia procedur bezpieczeństwa.</w:t>
+      </w:r>
+    </w:p>
+    <w:p/>
     <w:p>
       <w:pPr>
         <w:pStyle w:val="Akapitzlist"/>
@@ -1615,7 +1771,7 @@
           <w:b/>
           <w:bCs/>
         </w:rPr>
-        <w:t>Opisy tekstowe wybranych przypadków użycia (co najmniej 3 opisy):</w:t>
+        <w:t>Opisy tekstowe wybranych przypadków użycia:</w:t>
       </w:r>
     </w:p>
     <w:p>
@@ -1627,95 +1783,1039 @@
           <w:bCs/>
         </w:rPr>
       </w:pPr>
-      <w:r>
-        <w:rPr>
-          <w:b/>
-          <w:bCs/>
-        </w:rPr>
-        <w:t>- nazwę przypadk</w:t>
-      </w:r>
-      <w:r>
-        <w:rPr>
-          <w:b/>
-          <w:bCs/>
-        </w:rPr>
-        <w:t>u</w:t>
-      </w:r>
-    </w:p>
-    <w:p>
-      <w:pPr>
-        <w:pStyle w:val="Akapitzlist"/>
-        <w:ind w:left="1224"/>
-        <w:rPr>
-          <w:b/>
-          <w:bCs/>
-        </w:rPr>
-      </w:pPr>
-      <w:r>
-        <w:rPr>
-          <w:b/>
-          <w:bCs/>
-        </w:rPr>
-        <w:t>- wykaz uczestniczących w nim aktorów</w:t>
-      </w:r>
-    </w:p>
-    <w:p>
-      <w:pPr>
-        <w:pStyle w:val="Akapitzlist"/>
-        <w:ind w:left="1224"/>
-        <w:rPr>
-          <w:b/>
-          <w:bCs/>
-        </w:rPr>
-      </w:pPr>
-      <w:r>
-        <w:rPr>
-          <w:b/>
-          <w:bCs/>
-        </w:rPr>
-        <w:t>- opis tekstowy ciągu zdarzeń, zarówno podstawowego jak i alternatywnych (np. awaryjnego)</w:t>
-      </w:r>
-      <w:r>
-        <w:rPr>
-          <w:b/>
-          <w:bCs/>
-        </w:rPr>
+    </w:p>
+    <w:p>
+      <w:pPr>
+        <w:pStyle w:val="Akapitzlist"/>
+        <w:numPr>
+          <w:ilvl w:val="0"/>
+          <w:numId w:val="8"/>
+        </w:numPr>
+        <w:rPr>
+          <w:b/>
+          <w:bCs/>
+        </w:rPr>
+      </w:pPr>
+      <w:r>
+        <w:rPr>
+          <w:b/>
+          <w:bCs/>
+        </w:rPr>
+        <w:t>Opis przypadku użycia „planuj eksperyment”</w:t>
+      </w:r>
+      <w:r>
+        <w:rPr>
+          <w:b/>
+          <w:bCs/>
+        </w:rPr>
+        <w:t>:</w:t>
+      </w:r>
+    </w:p>
+    <w:p>
+      <w:pPr>
+        <w:pStyle w:val="Akapitzlist"/>
+        <w:numPr>
+          <w:ilvl w:val="0"/>
+          <w:numId w:val="9"/>
+        </w:numPr>
+      </w:pPr>
+      <w:r>
+        <w:t>Uczestniczący aktorzy:</w:t>
+      </w:r>
+    </w:p>
+    <w:p>
+      <w:pPr>
+        <w:pStyle w:val="Akapitzlist"/>
+        <w:ind w:left="2664"/>
+      </w:pPr>
+      <w:r>
+        <w:t>Personel badawczy</w:t>
+      </w:r>
+    </w:p>
+    <w:p>
+      <w:pPr>
+        <w:pStyle w:val="Akapitzlist"/>
+        <w:numPr>
+          <w:ilvl w:val="0"/>
+          <w:numId w:val="9"/>
+        </w:numPr>
+      </w:pPr>
+      <w:r>
+        <w:t>Podstawowy ciąg zdarzeń:</w:t>
+      </w:r>
+    </w:p>
+    <w:p>
+      <w:pPr>
+        <w:pStyle w:val="Akapitzlist"/>
+        <w:ind w:left="2664"/>
+      </w:pPr>
+      <w:r>
+        <w:t>System wyświetla formularz pozwalający na planowanie eksperymentu.</w:t>
+      </w:r>
+    </w:p>
+    <w:p>
+      <w:pPr>
+        <w:pStyle w:val="Akapitzlist"/>
+        <w:ind w:left="2664"/>
+      </w:pPr>
+      <w:r>
+        <w:t xml:space="preserve">Personel badawczy wprowadza swoje dane osobowe (imię, nazwisko, nr. Identyfikatora), określa termin rozpoczęcia eksperymentu oraz wpisuje jakiej anomalii ma dotyczyć dany eksperyment. Następnie </w:t>
+      </w:r>
+      <w:r>
+        <w:t xml:space="preserve">uzupełnia informację dotyczącą personelu testowego (przypadek użycia przydziel personel testowy), </w:t>
+      </w:r>
+      <w:r>
+        <w:t>aby przypisać konkretne osoby do danego</w:t>
+      </w:r>
+      <w:r>
+        <w:t xml:space="preserve"> </w:t>
+      </w:r>
+      <w:r>
+        <w:lastRenderedPageBreak/>
+        <w:t>eksperymentu</w:t>
+      </w:r>
+      <w:r>
+        <w:t xml:space="preserve"> oraz przydziela celę przechowalniczą (przypadek użycia (przypisz celę przechowalniczą)</w:t>
+      </w:r>
+      <w:r>
+        <w:t>.</w:t>
+      </w:r>
+    </w:p>
+    <w:p>
+      <w:pPr>
+        <w:pStyle w:val="Akapitzlist"/>
+        <w:ind w:left="2664"/>
+      </w:pPr>
+      <w:r>
+        <w:t>Po wpisaniu tych informacji system</w:t>
+      </w:r>
+      <w:r>
+        <w:t xml:space="preserve"> </w:t>
+      </w:r>
+      <w:r>
+        <w:t xml:space="preserve">weryfikuje poprawność wprowadzonych danych oraz </w:t>
+      </w:r>
+      <w:r>
+        <w:t xml:space="preserve">automatycznie zakłada kartotekę dla danego eksperymentu (przypadek użycia załóż kartotekę). </w:t>
+      </w:r>
+    </w:p>
+    <w:p>
+      <w:pPr>
+        <w:pStyle w:val="Akapitzlist"/>
+        <w:ind w:left="2664"/>
+      </w:pPr>
+      <w:r>
+        <w:t>System zapisuje dane oraz wyświetla komunikat o założeniu nowego eksperymentu.</w:t>
+      </w:r>
+    </w:p>
+    <w:p>
+      <w:pPr>
+        <w:pStyle w:val="Akapitzlist"/>
+        <w:numPr>
+          <w:ilvl w:val="0"/>
+          <w:numId w:val="9"/>
+        </w:numPr>
+      </w:pPr>
+      <w:r>
+        <w:t>Alternatywne ciągi zdarzeń:</w:t>
+      </w:r>
+    </w:p>
+    <w:p>
+      <w:pPr>
+        <w:pStyle w:val="Akapitzlist"/>
+        <w:numPr>
+          <w:ilvl w:val="0"/>
+          <w:numId w:val="10"/>
+        </w:numPr>
+      </w:pPr>
+      <w:r>
+        <w:t>System stwierdza niekompletność lub niepoprawność wprowadzonych danych.</w:t>
+      </w:r>
+    </w:p>
+    <w:p>
+      <w:pPr>
+        <w:pStyle w:val="Akapitzlist"/>
+        <w:ind w:left="3024"/>
+      </w:pPr>
+      <w:r>
+        <w:t>System ponownie wyświetla formularz z zaznaczonymi polami, w których stwierdzono błędy.</w:t>
+      </w:r>
+    </w:p>
+    <w:p>
+      <w:pPr>
+        <w:pStyle w:val="Akapitzlist"/>
+        <w:numPr>
+          <w:ilvl w:val="0"/>
+          <w:numId w:val="10"/>
+        </w:numPr>
+      </w:pPr>
+      <w:r>
+        <w:t>Personel badawczy</w:t>
+      </w:r>
+      <w:r>
+        <w:t xml:space="preserve"> rezygnuje z wprowadzania </w:t>
+      </w:r>
+      <w:r>
+        <w:t>nowego ekspery</w:t>
+      </w:r>
+      <w:r>
+        <w:t>mentu</w:t>
+      </w:r>
+      <w:r>
+        <w:t xml:space="preserve"> klikając na formularzu przycisk Anuluj</w:t>
+      </w:r>
+      <w:r>
+        <w:t>.</w:t>
+      </w:r>
+    </w:p>
+    <w:p>
+      <w:pPr>
+        <w:pStyle w:val="Akapitzlist"/>
+        <w:ind w:left="3024"/>
+      </w:pPr>
+      <w:r>
+        <w:t>P</w:t>
+      </w:r>
+      <w:r>
+        <w:t>owrót Systemu do stanu sprzed wywołania funkcji bez dokonywania żadnych zmian</w:t>
+      </w:r>
+      <w:r>
+        <w:t>.</w:t>
+      </w:r>
+    </w:p>
+    <w:p>
+      <w:pPr>
+        <w:pStyle w:val="Akapitzlist"/>
+        <w:numPr>
+          <w:ilvl w:val="0"/>
+          <w:numId w:val="9"/>
+        </w:numPr>
+      </w:pPr>
+      <w:r>
+        <w:t>Zależności czasowe:</w:t>
+      </w:r>
+    </w:p>
+    <w:p>
+      <w:pPr>
+        <w:pStyle w:val="Akapitzlist"/>
+        <w:numPr>
+          <w:ilvl w:val="0"/>
+          <w:numId w:val="11"/>
+        </w:numPr>
+      </w:pPr>
+      <w:r>
+        <w:t>Częstotliwość wykonania:</w:t>
+      </w:r>
+      <w:r>
+        <w:tab/>
+      </w:r>
+      <w:r>
+        <w:tab/>
+        <w:t xml:space="preserve"> </w:t>
+      </w:r>
+      <w:r>
+        <w:rPr>
+          <w:rFonts w:cstheme="minorHAnsi"/>
+        </w:rPr>
+        <w:t>~</w:t>
+      </w:r>
+      <w:r>
+        <w:t>2-4 razy w miesiącu</w:t>
+      </w:r>
+    </w:p>
+    <w:p>
+      <w:pPr>
+        <w:pStyle w:val="Akapitzlist"/>
+        <w:numPr>
+          <w:ilvl w:val="0"/>
+          <w:numId w:val="11"/>
+        </w:numPr>
+      </w:pPr>
+      <w:r>
+        <w:t xml:space="preserve">Przewidywane spiętrzenia: </w:t>
+      </w:r>
+      <w:r>
+        <w:tab/>
+        <w:t xml:space="preserve"> okres epidemii</w:t>
+      </w:r>
+    </w:p>
+    <w:p>
+      <w:pPr>
+        <w:pStyle w:val="Akapitzlist"/>
+        <w:numPr>
+          <w:ilvl w:val="0"/>
+          <w:numId w:val="11"/>
+        </w:numPr>
+      </w:pPr>
+      <w:r>
+        <w:t>Typowy czas realizacji:</w:t>
+      </w:r>
+      <w:r>
+        <w:tab/>
+      </w:r>
+      <w:r>
+        <w:tab/>
+        <w:t xml:space="preserve"> </w:t>
+      </w:r>
+      <w:r>
+        <w:rPr>
+          <w:rFonts w:cstheme="minorHAnsi"/>
+        </w:rPr>
+        <w:t>~2 min</w:t>
+      </w:r>
+      <w:r>
+        <w:tab/>
+      </w:r>
+    </w:p>
+    <w:p>
+      <w:pPr>
+        <w:pStyle w:val="Akapitzlist"/>
+        <w:numPr>
+          <w:ilvl w:val="0"/>
+          <w:numId w:val="11"/>
+        </w:numPr>
+      </w:pPr>
+      <w:r>
+        <w:t xml:space="preserve">Maksymalny czas realizacji: </w:t>
+      </w:r>
+      <w:r>
+        <w:tab/>
+        <w:t xml:space="preserve"> nieokreślony</w:t>
+      </w:r>
+    </w:p>
+    <w:p>
+      <w:pPr>
+        <w:pStyle w:val="Akapitzlist"/>
+        <w:numPr>
+          <w:ilvl w:val="0"/>
+          <w:numId w:val="9"/>
+        </w:numPr>
+      </w:pPr>
+      <w:r>
+        <w:t>W</w:t>
+      </w:r>
+      <w:r>
+        <w:t>artości uzyskiwane przez aktorów po zakończeniu przypadku użycia</w:t>
+      </w:r>
+      <w:r>
+        <w:t>:</w:t>
+      </w:r>
+    </w:p>
+    <w:p>
+      <w:pPr>
+        <w:pStyle w:val="Akapitzlist"/>
+        <w:ind w:left="2664"/>
+      </w:pPr>
+      <w:r>
+        <w:t>K</w:t>
+      </w:r>
+      <w:r>
+        <w:t>omunikat informujący o powodzeniu lub niepowodzeniu operacji</w:t>
+      </w:r>
+      <w:r>
+        <w:t>.</w:t>
+      </w:r>
+    </w:p>
+    <w:p>
+      <w:pPr>
+        <w:pStyle w:val="Akapitzlist"/>
+        <w:ind w:left="2664"/>
+      </w:pPr>
+      <w:r>
+        <w:t>Założenie nowej kartoteki eksperym</w:t>
+      </w:r>
+      <w:r>
+        <w:t>e</w:t>
+      </w:r>
+      <w:r>
+        <w:t>ntu</w:t>
+      </w:r>
+      <w:r>
+        <w:t>.</w:t>
+      </w:r>
+    </w:p>
+    <w:p>
+      <w:pPr>
+        <w:pStyle w:val="Akapitzlist"/>
+        <w:ind w:left="2664"/>
+        <w:rPr>
+          <w:b/>
+          <w:bCs/>
+        </w:rPr>
+      </w:pPr>
+    </w:p>
+    <w:p>
+      <w:pPr>
+        <w:pStyle w:val="Akapitzlist"/>
+        <w:numPr>
+          <w:ilvl w:val="0"/>
+          <w:numId w:val="8"/>
+        </w:numPr>
+        <w:rPr>
+          <w:b/>
+          <w:bCs/>
+        </w:rPr>
+      </w:pPr>
+      <w:r>
+        <w:rPr>
+          <w:b/>
+          <w:bCs/>
+        </w:rPr>
+        <w:t>Opis przypadku użycia „zakończ lockdown”:</w:t>
+      </w:r>
+    </w:p>
+    <w:p>
+      <w:pPr>
+        <w:pStyle w:val="Akapitzlist"/>
+        <w:numPr>
+          <w:ilvl w:val="0"/>
+          <w:numId w:val="22"/>
+        </w:numPr>
+        <w:rPr>
+          <w:b/>
+          <w:bCs/>
+        </w:rPr>
+      </w:pPr>
+      <w:r>
+        <w:t>Uczestniczący aktorzy:</w:t>
+      </w:r>
+    </w:p>
+    <w:p>
+      <w:pPr>
+        <w:pStyle w:val="Akapitzlist"/>
+        <w:ind w:left="2664"/>
+      </w:pPr>
+      <w:r>
+        <w:t xml:space="preserve">Personel </w:t>
+      </w:r>
+      <w:r>
+        <w:t>ochrony</w:t>
+      </w:r>
+    </w:p>
+    <w:p>
+      <w:pPr>
+        <w:pStyle w:val="Akapitzlist"/>
+        <w:numPr>
+          <w:ilvl w:val="0"/>
+          <w:numId w:val="22"/>
+        </w:numPr>
+      </w:pPr>
+      <w:r>
+        <w:t>Podstawowy ciąg zdarzeń:</w:t>
+      </w:r>
+    </w:p>
+    <w:p>
+      <w:pPr>
+        <w:pStyle w:val="Akapitzlist"/>
+        <w:ind w:left="2664"/>
+      </w:pPr>
+      <w:r>
+        <w:t>System wyświetla panel zarządzania incydentem, w którym widoczny jest aktualny status lockdownu oraz informacje o sektorze objętym ograniczeniami.</w:t>
+      </w:r>
+      <w:r>
+        <w:br/>
+        <w:t>Personel ochrony analizuje sytuację i po upewnieniu się, że zagrożenie zostało zażegnane, wybiera opcję zakończenia procedury lockdown.</w:t>
+      </w:r>
+      <w:r>
+        <w:br/>
+        <w:t xml:space="preserve">System </w:t>
+      </w:r>
+      <w:r>
+        <w:t>wymaga</w:t>
+      </w:r>
+      <w:r>
+        <w:t xml:space="preserve"> potwierdzenia decyzji poprzez wyświetlenie dodatkowego komunikatu</w:t>
+      </w:r>
+      <w:r>
+        <w:t>.</w:t>
+      </w:r>
+    </w:p>
+    <w:p>
+      <w:pPr>
+        <w:pStyle w:val="Akapitzlist"/>
+        <w:ind w:left="2664"/>
+      </w:pPr>
+      <w:r>
+        <w:t xml:space="preserve">Po potwierdzeniu przez użytkownika system przywraca standardowe uprawnienia dostępu do drzwi i systemów w danym </w:t>
+      </w:r>
+      <w:r>
+        <w:lastRenderedPageBreak/>
+        <w:t>sektorze oraz aktualizuje status incydentu.</w:t>
+      </w:r>
+      <w:r>
+        <w:br/>
+        <w:t>System zapisuje zmiany oraz wyświetla komunikat informujący o zakończeniu procedury lockdown.</w:t>
+      </w:r>
+    </w:p>
+    <w:p>
+      <w:pPr>
+        <w:pStyle w:val="Akapitzlist"/>
+        <w:numPr>
+          <w:ilvl w:val="0"/>
+          <w:numId w:val="22"/>
+        </w:numPr>
+      </w:pPr>
+      <w:r>
+        <w:t>Alternatywne ciągi zdarzeń:</w:t>
+      </w:r>
+    </w:p>
+    <w:p>
+      <w:pPr>
+        <w:pStyle w:val="Akapitzlist"/>
+        <w:numPr>
+          <w:ilvl w:val="0"/>
+          <w:numId w:val="16"/>
+        </w:numPr>
+      </w:pPr>
+      <w:r>
+        <w:t>Personel ochrony rezygnuje z zakończenia procedury lockdown klikając przycisk Anuluj.</w:t>
+      </w:r>
+    </w:p>
+    <w:p>
+      <w:pPr>
+        <w:pStyle w:val="Akapitzlist"/>
+        <w:ind w:left="2664"/>
+      </w:pPr>
+      <w:r>
+        <w:t>Powrót systemu do panelu zarządzania incydentem bez wprowadzania zmian.</w:t>
+      </w:r>
+    </w:p>
+    <w:p>
+      <w:pPr>
+        <w:pStyle w:val="Akapitzlist"/>
+        <w:numPr>
+          <w:ilvl w:val="0"/>
+          <w:numId w:val="16"/>
+        </w:numPr>
+      </w:pPr>
+      <w:r>
+        <w:t>System wykrywa brak wymaganych uprawnień użytkownika.</w:t>
+      </w:r>
+    </w:p>
+    <w:p>
+      <w:pPr>
+        <w:pStyle w:val="Akapitzlist"/>
+        <w:ind w:left="2664"/>
+      </w:pPr>
+      <w:r>
+        <w:t>System odmawia wykonania operacji i wyświetla komunikat o niewystarczającym poziomie dostępu.</w:t>
+      </w:r>
+    </w:p>
+    <w:p>
+      <w:pPr>
+        <w:pStyle w:val="Akapitzlist"/>
+        <w:numPr>
+          <w:ilvl w:val="0"/>
+          <w:numId w:val="22"/>
+        </w:numPr>
+      </w:pPr>
+      <w:r>
+        <w:t>Zależności czasowe:</w:t>
+      </w:r>
+    </w:p>
+    <w:p>
+      <w:pPr>
+        <w:pStyle w:val="Akapitzlist"/>
+        <w:numPr>
+          <w:ilvl w:val="0"/>
+          <w:numId w:val="17"/>
+        </w:numPr>
+      </w:pPr>
+      <w:r>
+        <w:t>Częstotliwość wykonania:</w:t>
+      </w:r>
+      <w:r>
+        <w:tab/>
+      </w:r>
+      <w:r>
+        <w:tab/>
+        <w:t xml:space="preserve"> </w:t>
+      </w:r>
+      <w:r>
+        <w:rPr>
+          <w:rFonts w:cstheme="minorHAnsi"/>
+        </w:rPr>
+        <w:t>~</w:t>
+      </w:r>
+      <w:r>
+        <w:t>1-3</w:t>
+      </w:r>
+      <w:r>
+        <w:t xml:space="preserve"> razy w miesiącu</w:t>
+      </w:r>
+    </w:p>
+    <w:p>
+      <w:pPr>
+        <w:pStyle w:val="Akapitzlist"/>
+        <w:numPr>
+          <w:ilvl w:val="0"/>
+          <w:numId w:val="17"/>
+        </w:numPr>
+      </w:pPr>
+      <w:r>
+        <w:t xml:space="preserve">Przewidywane spiętrzenia: </w:t>
+      </w:r>
+      <w:r>
+        <w:tab/>
+        <w:t xml:space="preserve"> </w:t>
+      </w:r>
+      <w:r>
+        <w:t>sytuacje kryzysowe, awari</w:t>
+      </w:r>
+      <w:r>
+        <w:t>e</w:t>
+      </w:r>
+    </w:p>
+    <w:p>
+      <w:pPr>
+        <w:pStyle w:val="Akapitzlist"/>
+        <w:ind w:left="6372"/>
+      </w:pPr>
+      <w:r>
         <w:t xml:space="preserve">  </w:t>
       </w:r>
-    </w:p>
-    <w:p>
-      <w:pPr>
-        <w:pStyle w:val="Akapitzlist"/>
-        <w:ind w:left="1224"/>
-        <w:rPr>
-          <w:b/>
-          <w:bCs/>
-        </w:rPr>
-      </w:pPr>
-      <w:r>
-        <w:rPr>
-          <w:b/>
-          <w:bCs/>
-        </w:rPr>
-        <w:t>- częstotliwość wykonania, przewidywane spiętrzenia oraz czasy realizacji (typowy, maksymalny)</w:t>
-      </w:r>
-    </w:p>
-    <w:p>
-      <w:pPr>
-        <w:pStyle w:val="Akapitzlist"/>
-        <w:ind w:left="1224"/>
-        <w:rPr>
-          <w:b/>
-          <w:bCs/>
-        </w:rPr>
-      </w:pPr>
-      <w:r>
-        <w:rPr>
-          <w:b/>
-          <w:bCs/>
-        </w:rPr>
-        <w:t>- opis wartości uzyskiwanych przez aktorów po zakończeniu przypadku użycia</w:t>
-      </w:r>
+      <w:r>
+        <w:t>systemów zabezpieczeń</w:t>
+      </w:r>
+    </w:p>
+    <w:p>
+      <w:pPr>
+        <w:pStyle w:val="Akapitzlist"/>
+        <w:numPr>
+          <w:ilvl w:val="0"/>
+          <w:numId w:val="17"/>
+        </w:numPr>
+      </w:pPr>
+      <w:r>
+        <w:t>Typowy czas realizacji:</w:t>
+      </w:r>
+      <w:r>
+        <w:tab/>
+      </w:r>
+      <w:r>
+        <w:tab/>
+        <w:t xml:space="preserve"> </w:t>
+      </w:r>
+      <w:r>
+        <w:rPr>
+          <w:rFonts w:cstheme="minorHAnsi"/>
+        </w:rPr>
+        <w:t>~</w:t>
+      </w:r>
+      <w:r>
+        <w:rPr>
+          <w:rFonts w:cstheme="minorHAnsi"/>
+        </w:rPr>
+        <w:t>0,5 - 1</w:t>
+      </w:r>
+      <w:r>
+        <w:rPr>
+          <w:rFonts w:cstheme="minorHAnsi"/>
+        </w:rPr>
+        <w:t xml:space="preserve"> min</w:t>
+      </w:r>
+      <w:r>
+        <w:tab/>
+      </w:r>
+    </w:p>
+    <w:p>
+      <w:pPr>
+        <w:pStyle w:val="Akapitzlist"/>
+        <w:numPr>
+          <w:ilvl w:val="0"/>
+          <w:numId w:val="17"/>
+        </w:numPr>
+      </w:pPr>
+      <w:r>
+        <w:t xml:space="preserve">Maksymalny czas realizacji: </w:t>
+      </w:r>
+      <w:r>
+        <w:tab/>
+        <w:t xml:space="preserve"> nieokreślony</w:t>
+      </w:r>
+    </w:p>
+    <w:p>
+      <w:pPr>
+        <w:pStyle w:val="Akapitzlist"/>
+        <w:numPr>
+          <w:ilvl w:val="0"/>
+          <w:numId w:val="22"/>
+        </w:numPr>
+      </w:pPr>
+      <w:r>
+        <w:t>W</w:t>
+      </w:r>
+      <w:r>
+        <w:t>artości uzyskiwane przez aktorów po zakończeniu przypadku użycia</w:t>
+      </w:r>
+      <w:r>
+        <w:t>:</w:t>
+      </w:r>
+    </w:p>
+    <w:p>
+      <w:pPr>
+        <w:pStyle w:val="Akapitzlist"/>
+        <w:ind w:left="2664"/>
+      </w:pPr>
+      <w:r>
+        <w:t>K</w:t>
+      </w:r>
+      <w:r>
+        <w:t>omunikat informujący o powodzeniu lub niepowodzeniu operacji</w:t>
+      </w:r>
+      <w:r>
+        <w:t>.</w:t>
+      </w:r>
+    </w:p>
+    <w:p>
+      <w:pPr>
+        <w:pStyle w:val="Akapitzlist"/>
+        <w:ind w:left="2664"/>
+      </w:pPr>
+      <w:r>
+        <w:t>Przywrócenie normalnego funkcjonowania sektora oraz zniesienie ograniczeń dostępu.</w:t>
+      </w:r>
+    </w:p>
+    <w:p>
+      <w:pPr>
+        <w:pStyle w:val="Akapitzlist"/>
+        <w:ind w:left="2664"/>
+      </w:pPr>
+    </w:p>
+    <w:p>
+      <w:pPr>
+        <w:pStyle w:val="Akapitzlist"/>
+        <w:numPr>
+          <w:ilvl w:val="0"/>
+          <w:numId w:val="8"/>
+        </w:numPr>
+        <w:rPr>
+          <w:b/>
+          <w:bCs/>
+        </w:rPr>
+      </w:pPr>
+      <w:r>
+        <w:rPr>
+          <w:b/>
+          <w:bCs/>
+        </w:rPr>
+        <w:t>Opis przypadku użycia „zatwie</w:t>
+      </w:r>
+      <w:r>
+        <w:rPr>
+          <w:b/>
+          <w:bCs/>
+        </w:rPr>
+        <w:t>rd</w:t>
+      </w:r>
+      <w:r>
+        <w:rPr>
+          <w:b/>
+          <w:bCs/>
+        </w:rPr>
+        <w:t>ź eksperyment”:</w:t>
+      </w:r>
+    </w:p>
+    <w:p>
+      <w:pPr>
+        <w:pStyle w:val="Akapitzlist"/>
+        <w:numPr>
+          <w:ilvl w:val="0"/>
+          <w:numId w:val="19"/>
+        </w:numPr>
+        <w:rPr>
+          <w:b/>
+          <w:bCs/>
+        </w:rPr>
+      </w:pPr>
+      <w:r>
+        <w:t>Uczestniczący aktorzy:</w:t>
+      </w:r>
+    </w:p>
+    <w:p>
+      <w:pPr>
+        <w:pStyle w:val="Akapitzlist"/>
+        <w:ind w:left="2664"/>
+      </w:pPr>
+      <w:r>
+        <w:t>Dyrektor placówki</w:t>
+      </w:r>
+    </w:p>
+    <w:p>
+      <w:pPr>
+        <w:pStyle w:val="Akapitzlist"/>
+        <w:numPr>
+          <w:ilvl w:val="0"/>
+          <w:numId w:val="19"/>
+        </w:numPr>
+      </w:pPr>
+      <w:r>
+        <w:t>Podstawowy ciąg zdarzeń:</w:t>
+      </w:r>
+    </w:p>
+    <w:p>
+      <w:pPr>
+        <w:pStyle w:val="Akapitzlist"/>
+        <w:numPr>
+          <w:ilvl w:val="0"/>
+          <w:numId w:val="19"/>
+        </w:numPr>
+      </w:pPr>
+      <w:r>
+        <w:t>System wyświetla listę wniosków eksperyment</w:t>
+      </w:r>
+      <w:r>
+        <w:t>ów</w:t>
+      </w:r>
+      <w:r>
+        <w:t xml:space="preserve"> oczekujących na zatwierdzenie.</w:t>
+      </w:r>
+      <w:r>
+        <w:br/>
+        <w:t>Dyrektor placówki wybiera konkretny wniosek w celu zapoznania się ze szczegółami planowanego eksperymentu.</w:t>
+      </w:r>
+      <w:r>
+        <w:br/>
+        <w:t>System prezentuje informacje dotyczące eksperymentu, w tym dane anomalii, cel badania, planowany przebieg, przydzielony personel testowy oraz ocenę poziomu ryzyka.</w:t>
+      </w:r>
+      <w:r>
+        <w:br/>
+        <w:t>Dyrektor analizuje przedstawione dane i podejmuje decyzję o zatwierdzeniu eksperymentu.</w:t>
+      </w:r>
+      <w:r>
+        <w:br/>
+        <w:t>Po zatwierdzeniu system aktualizuje status wniosku na „zatwierdzony” oraz umożliwia dalszą realizację eksperymentu przez personel badawczy.</w:t>
+      </w:r>
+      <w:r>
+        <w:br/>
+      </w:r>
+      <w:r>
+        <w:lastRenderedPageBreak/>
+        <w:t>System zapisuje decyzję oraz wyświetla komunikat informujący o pomyślnym zatwierdzeniu eksperymentu.</w:t>
+      </w:r>
+    </w:p>
+    <w:p>
+      <w:pPr>
+        <w:pStyle w:val="Akapitzlist"/>
+        <w:numPr>
+          <w:ilvl w:val="0"/>
+          <w:numId w:val="19"/>
+        </w:numPr>
+      </w:pPr>
+      <w:r>
+        <w:t>Alternatywne ciągi zdarzeń:</w:t>
+      </w:r>
+    </w:p>
+    <w:p>
+      <w:pPr>
+        <w:pStyle w:val="Akapitzlist"/>
+        <w:numPr>
+          <w:ilvl w:val="0"/>
+          <w:numId w:val="25"/>
+        </w:numPr>
+      </w:pPr>
+      <w:r>
+        <w:t>Dyrektor odrzuca wniosek o eksperyment.</w:t>
+      </w:r>
+      <w:r>
+        <w:br/>
+        <w:t>System aktualizuje status wniosku na „odrzucony” oraz blokuje możliwość jego realizacji</w:t>
+      </w:r>
+      <w:r>
+        <w:t xml:space="preserve">. </w:t>
+      </w:r>
+    </w:p>
+    <w:p>
+      <w:pPr>
+        <w:pStyle w:val="Akapitzlist"/>
+        <w:numPr>
+          <w:ilvl w:val="0"/>
+          <w:numId w:val="25"/>
+        </w:numPr>
+      </w:pPr>
+      <w:r>
+        <w:t>Dyrektor rezygnuje z podjęcia decyzji klikając przycisk Anuluj.</w:t>
+      </w:r>
+    </w:p>
+    <w:p>
+      <w:pPr>
+        <w:pStyle w:val="Akapitzlist"/>
+        <w:ind w:left="3024"/>
+      </w:pPr>
+      <w:r>
+        <w:t>Powrót systemu do listy wniosków bez wprowadzania zmian.</w:t>
+      </w:r>
+    </w:p>
+    <w:p>
+      <w:pPr>
+        <w:pStyle w:val="Akapitzlist"/>
+        <w:numPr>
+          <w:ilvl w:val="0"/>
+          <w:numId w:val="19"/>
+        </w:numPr>
+      </w:pPr>
+      <w:r>
+        <w:t>Zależności czasowe:</w:t>
+      </w:r>
+    </w:p>
+    <w:p>
+      <w:pPr>
+        <w:pStyle w:val="Akapitzlist"/>
+        <w:numPr>
+          <w:ilvl w:val="0"/>
+          <w:numId w:val="11"/>
+        </w:numPr>
+      </w:pPr>
+      <w:r>
+        <w:t>Częstotliwość wykonania:</w:t>
+      </w:r>
+      <w:r>
+        <w:tab/>
+      </w:r>
+      <w:r>
+        <w:tab/>
+        <w:t xml:space="preserve"> </w:t>
+      </w:r>
+      <w:r>
+        <w:rPr>
+          <w:rFonts w:cstheme="minorHAnsi"/>
+        </w:rPr>
+        <w:t>~</w:t>
+      </w:r>
+      <w:r>
+        <w:t>2-</w:t>
+      </w:r>
+      <w:r>
+        <w:t>5</w:t>
+      </w:r>
+      <w:r>
+        <w:t xml:space="preserve"> razy w </w:t>
+      </w:r>
+      <w:r>
+        <w:t>tygodniu</w:t>
+      </w:r>
+    </w:p>
+    <w:p>
+      <w:pPr>
+        <w:pStyle w:val="Akapitzlist"/>
+        <w:numPr>
+          <w:ilvl w:val="0"/>
+          <w:numId w:val="11"/>
+        </w:numPr>
+      </w:pPr>
+      <w:r>
+        <w:t xml:space="preserve">Przewidywane spiętrzenia: </w:t>
+      </w:r>
+      <w:r>
+        <w:tab/>
+      </w:r>
+      <w:r>
+        <w:t>okresy intensywnych</w:t>
+      </w:r>
+      <w:r>
+        <w:t xml:space="preserve"> </w:t>
+      </w:r>
+      <w:r>
+        <w:t xml:space="preserve">badań </w:t>
+      </w:r>
+    </w:p>
+    <w:p>
+      <w:pPr>
+        <w:pStyle w:val="Akapitzlist"/>
+        <w:ind w:left="6372"/>
+      </w:pPr>
+      <w:r>
+        <w:t>lub zwiększonej liczby anomalii</w:t>
+      </w:r>
+    </w:p>
+    <w:p>
+      <w:pPr>
+        <w:pStyle w:val="Akapitzlist"/>
+        <w:numPr>
+          <w:ilvl w:val="0"/>
+          <w:numId w:val="11"/>
+        </w:numPr>
+      </w:pPr>
+      <w:r>
+        <w:t>Typowy czas realizacji:</w:t>
+      </w:r>
+      <w:r>
+        <w:tab/>
+      </w:r>
+      <w:r>
+        <w:tab/>
+        <w:t xml:space="preserve"> </w:t>
+      </w:r>
+      <w:r>
+        <w:rPr>
+          <w:rFonts w:cstheme="minorHAnsi"/>
+        </w:rPr>
+        <w:t>~</w:t>
+      </w:r>
+      <w:r>
+        <w:rPr>
+          <w:rFonts w:cstheme="minorHAnsi"/>
+        </w:rPr>
+        <w:t>4-10</w:t>
+      </w:r>
+      <w:r>
+        <w:rPr>
+          <w:rFonts w:cstheme="minorHAnsi"/>
+        </w:rPr>
+        <w:t xml:space="preserve"> min</w:t>
+      </w:r>
+      <w:r>
+        <w:tab/>
+      </w:r>
+    </w:p>
+    <w:p>
+      <w:pPr>
+        <w:pStyle w:val="Akapitzlist"/>
+        <w:numPr>
+          <w:ilvl w:val="0"/>
+          <w:numId w:val="11"/>
+        </w:numPr>
+      </w:pPr>
+      <w:r>
+        <w:t xml:space="preserve">Maksymalny czas realizacji: </w:t>
+      </w:r>
+      <w:r>
+        <w:tab/>
+        <w:t xml:space="preserve"> nieokreślony</w:t>
+      </w:r>
+    </w:p>
+    <w:p>
+      <w:pPr>
+        <w:pStyle w:val="Akapitzlist"/>
+        <w:numPr>
+          <w:ilvl w:val="0"/>
+          <w:numId w:val="19"/>
+        </w:numPr>
+      </w:pPr>
+      <w:r>
+        <w:t>W</w:t>
+      </w:r>
+      <w:r>
+        <w:t>artości uzyskiwane przez aktorów po zakończeniu przypadku użycia</w:t>
+      </w:r>
+      <w:r>
+        <w:t>:</w:t>
+      </w:r>
+    </w:p>
+    <w:p>
+      <w:pPr>
+        <w:pStyle w:val="Akapitzlist"/>
+        <w:ind w:left="2664"/>
+      </w:pPr>
+      <w:r>
+        <w:t>Komunikat informujący o podjętej decyzji (zatwierdzenie lub odrzucenie)</w:t>
+      </w:r>
+    </w:p>
+    <w:p>
+      <w:pPr>
+        <w:pStyle w:val="Akapitzlist"/>
+        <w:ind w:left="2664"/>
+      </w:pPr>
     </w:p>
     <w:p>
       <w:pPr>
@@ -1741,6 +2841,249 @@
       <w:pPr>
         <w:pStyle w:val="Akapitzlist"/>
         <w:numPr>
+          <w:ilvl w:val="0"/>
+          <w:numId w:val="26"/>
+        </w:numPr>
+        <w:rPr>
+          <w:b/>
+          <w:bCs/>
+        </w:rPr>
+      </w:pPr>
+      <w:r>
+        <w:rPr>
+          <w:b/>
+          <w:bCs/>
+        </w:rPr>
+        <w:t>Planowanie eksperymentu:</w:t>
+      </w:r>
+    </w:p>
+    <w:p>
+      <w:pPr>
+        <w:ind w:firstLine="360"/>
+        <w:rPr>
+          <w:b/>
+          <w:bCs/>
+        </w:rPr>
+      </w:pPr>
+      <w:r>
+        <w:rPr>
+          <w:b/>
+          <w:bCs/>
+        </w:rPr>
+        <w:lastRenderedPageBreak/>
+        <w:drawing>
+          <wp:inline distT="0" distB="0" distL="0" distR="0" wp14:anchorId="3F30FFCC" wp14:editId="5491635A">
+            <wp:extent cx="5905500" cy="5421837"/>
+            <wp:effectExtent l="0" t="0" r="0" b="7620"/>
+            <wp:docPr id="1907745636" name="Obraz 1"/>
+            <wp:cNvGraphicFramePr>
+              <a:graphicFrameLocks xmlns:a="http://schemas.openxmlformats.org/drawingml/2006/main" noChangeAspect="1"/>
+            </wp:cNvGraphicFramePr>
+            <a:graphic xmlns:a="http://schemas.openxmlformats.org/drawingml/2006/main">
+              <a:graphicData uri="http://schemas.openxmlformats.org/drawingml/2006/picture">
+                <pic:pic xmlns:pic="http://schemas.openxmlformats.org/drawingml/2006/picture">
+                  <pic:nvPicPr>
+                    <pic:cNvPr id="1907745636" name=""/>
+                    <pic:cNvPicPr/>
+                  </pic:nvPicPr>
+                  <pic:blipFill>
+                    <a:blip r:embed="rId7"/>
+                    <a:stretch>
+                      <a:fillRect/>
+                    </a:stretch>
+                  </pic:blipFill>
+                  <pic:spPr>
+                    <a:xfrm>
+                      <a:off x="0" y="0"/>
+                      <a:ext cx="5966165" cy="5477533"/>
+                    </a:xfrm>
+                    <a:prstGeom prst="rect">
+                      <a:avLst/>
+                    </a:prstGeom>
+                  </pic:spPr>
+                </pic:pic>
+              </a:graphicData>
+            </a:graphic>
+          </wp:inline>
+        </w:drawing>
+      </w:r>
+    </w:p>
+    <w:p>
+      <w:pPr>
+        <w:pStyle w:val="Akapitzlist"/>
+        <w:numPr>
+          <w:ilvl w:val="0"/>
+          <w:numId w:val="26"/>
+        </w:numPr>
+        <w:rPr>
+          <w:b/>
+          <w:bCs/>
+        </w:rPr>
+      </w:pPr>
+      <w:r>
+        <w:rPr>
+          <w:b/>
+          <w:bCs/>
+        </w:rPr>
+        <w:t>Zgłoszenie</w:t>
+      </w:r>
+      <w:r>
+        <w:rPr>
+          <w:b/>
+          <w:bCs/>
+        </w:rPr>
+        <w:t xml:space="preserve"> i obsługa</w:t>
+      </w:r>
+      <w:r>
+        <w:rPr>
+          <w:b/>
+          <w:bCs/>
+        </w:rPr>
+        <w:t xml:space="preserve"> incydentu:</w:t>
+      </w:r>
+    </w:p>
+    <w:p>
+      <w:pPr>
+        <w:pStyle w:val="Akapitzlist"/>
+        <w:rPr>
+          <w:b/>
+          <w:bCs/>
+        </w:rPr>
+      </w:pPr>
+      <w:r>
+        <w:rPr>
+          <w:b/>
+          <w:bCs/>
+        </w:rPr>
+        <w:lastRenderedPageBreak/>
+        <w:drawing>
+          <wp:inline distT="0" distB="0" distL="0" distR="0" wp14:anchorId="5F5AF778" wp14:editId="2459D490">
+            <wp:extent cx="5760720" cy="5774055"/>
+            <wp:effectExtent l="0" t="0" r="0" b="0"/>
+            <wp:docPr id="92485111" name="Obraz 1"/>
+            <wp:cNvGraphicFramePr>
+              <a:graphicFrameLocks xmlns:a="http://schemas.openxmlformats.org/drawingml/2006/main" noChangeAspect="1"/>
+            </wp:cNvGraphicFramePr>
+            <a:graphic xmlns:a="http://schemas.openxmlformats.org/drawingml/2006/main">
+              <a:graphicData uri="http://schemas.openxmlformats.org/drawingml/2006/picture">
+                <pic:pic xmlns:pic="http://schemas.openxmlformats.org/drawingml/2006/picture">
+                  <pic:nvPicPr>
+                    <pic:cNvPr id="92485111" name=""/>
+                    <pic:cNvPicPr/>
+                  </pic:nvPicPr>
+                  <pic:blipFill>
+                    <a:blip r:embed="rId8"/>
+                    <a:stretch>
+                      <a:fillRect/>
+                    </a:stretch>
+                  </pic:blipFill>
+                  <pic:spPr>
+                    <a:xfrm>
+                      <a:off x="0" y="0"/>
+                      <a:ext cx="5760720" cy="5774055"/>
+                    </a:xfrm>
+                    <a:prstGeom prst="rect">
+                      <a:avLst/>
+                    </a:prstGeom>
+                  </pic:spPr>
+                </pic:pic>
+              </a:graphicData>
+            </a:graphic>
+          </wp:inline>
+        </w:drawing>
+      </w:r>
+    </w:p>
+    <w:p>
+      <w:pPr>
+        <w:pStyle w:val="Akapitzlist"/>
+        <w:numPr>
+          <w:ilvl w:val="0"/>
+          <w:numId w:val="26"/>
+        </w:numPr>
+        <w:rPr>
+          <w:b/>
+          <w:bCs/>
+        </w:rPr>
+      </w:pPr>
+      <w:r>
+        <w:rPr>
+          <w:b/>
+          <w:bCs/>
+        </w:rPr>
+        <w:t>Proces aktualizacji statusu personelu testowego</w:t>
+      </w:r>
+      <w:r>
+        <w:rPr>
+          <w:b/>
+          <w:bCs/>
+        </w:rPr>
+        <w:t>:</w:t>
+      </w:r>
+    </w:p>
+    <w:p>
+      <w:pPr>
+        <w:pStyle w:val="Akapitzlist"/>
+        <w:rPr>
+          <w:b/>
+          <w:bCs/>
+        </w:rPr>
+      </w:pPr>
+      <w:r>
+        <w:rPr>
+          <w:b/>
+          <w:bCs/>
+        </w:rPr>
+        <w:lastRenderedPageBreak/>
+        <w:drawing>
+          <wp:inline distT="0" distB="0" distL="0" distR="0" wp14:anchorId="4C1E2E77" wp14:editId="1C2AD7CF">
+            <wp:extent cx="5760720" cy="5504180"/>
+            <wp:effectExtent l="0" t="0" r="0" b="1270"/>
+            <wp:docPr id="19837780" name="Obraz 1"/>
+            <wp:cNvGraphicFramePr>
+              <a:graphicFrameLocks xmlns:a="http://schemas.openxmlformats.org/drawingml/2006/main" noChangeAspect="1"/>
+            </wp:cNvGraphicFramePr>
+            <a:graphic xmlns:a="http://schemas.openxmlformats.org/drawingml/2006/main">
+              <a:graphicData uri="http://schemas.openxmlformats.org/drawingml/2006/picture">
+                <pic:pic xmlns:pic="http://schemas.openxmlformats.org/drawingml/2006/picture">
+                  <pic:nvPicPr>
+                    <pic:cNvPr id="19837780" name=""/>
+                    <pic:cNvPicPr/>
+                  </pic:nvPicPr>
+                  <pic:blipFill>
+                    <a:blip r:embed="rId9"/>
+                    <a:stretch>
+                      <a:fillRect/>
+                    </a:stretch>
+                  </pic:blipFill>
+                  <pic:spPr>
+                    <a:xfrm>
+                      <a:off x="0" y="0"/>
+                      <a:ext cx="5760720" cy="5504180"/>
+                    </a:xfrm>
+                    <a:prstGeom prst="rect">
+                      <a:avLst/>
+                    </a:prstGeom>
+                  </pic:spPr>
+                </pic:pic>
+              </a:graphicData>
+            </a:graphic>
+          </wp:inline>
+        </w:drawing>
+      </w:r>
+    </w:p>
+    <w:p>
+      <w:pPr>
+        <w:pStyle w:val="Akapitzlist"/>
+        <w:rPr>
+          <w:b/>
+          <w:bCs/>
+        </w:rPr>
+      </w:pPr>
+    </w:p>
+    <w:p>
+      <w:pPr>
+        <w:pStyle w:val="Akapitzlist"/>
+        <w:numPr>
           <w:ilvl w:val="1"/>
           <w:numId w:val="5"/>
         </w:numPr>
@@ -1930,6 +3273,7 @@
         <w:ind w:left="360"/>
       </w:pPr>
       <w:r>
+        <w:lastRenderedPageBreak/>
         <w:t>Interfejs użytkownika systemu został zaprojektowany jako aplikacja webowa o przejrzystej, modułowej strukturze, umożliwiającej szybki dostęp do najważniejszych funkcji przy jednoczesnym zachowaniu rygorystycznej kontroli dostępu. Wygląd oraz dostępne opcje interfejsu są dynamicznie dostosowywane do roli użytkownika oraz jego poziomu uprawnień.</w:t>
       </w:r>
     </w:p>
@@ -1946,55 +3290,55 @@
         <w:ind w:left="360"/>
       </w:pPr>
       <w:r>
+        <w:t>Menu boczne zawiera główne moduły systemu, takie jak zarządzanie anomaliami, eksperymenty, personel, incydenty oraz raporty. Zakres widocznych opcji zależy od uprawnień użytkownika. Na przykład personel badawczy posiada dostęp do modułu eksperymentów i kart anomalii, natomiast personel ochrony ma rozszerzony dostęp do modułu incydentów i monitoringu.</w:t>
+      </w:r>
+    </w:p>
+    <w:p>
+      <w:pPr>
+        <w:ind w:left="360"/>
+      </w:pPr>
+      <w:r>
+        <w:t>Centralny obszar roboczy wyświetla zawartość wybranego modułu w formie tabel, formularzy lub paneli szczegółowych. Dane prezentowane są w sposób uporządkowany, z możliwością filtrowania, sortowania oraz wyszukiwania, co ułatwia pracę z dużą liczbą rekordów.</w:t>
+      </w:r>
+    </w:p>
+    <w:p>
+      <w:pPr>
+        <w:ind w:left="360"/>
+      </w:pPr>
+      <w:r>
+        <w:t>Kluczowym elementem interfejsu jest widok kartoteki anomalii. Formularz ten zawiera sekcje opisujące właściwości obiektu, jego kategorię zagrożenia, wymagania przechowalnicze oraz aktualny status. Użytkownik o odpowiednich uprawnieniach może edytować dane, przypisywać celę przechowalniczą oraz przeglądać historię zmian.</w:t>
+      </w:r>
+    </w:p>
+    <w:p>
+      <w:pPr>
+        <w:ind w:left="360"/>
+      </w:pPr>
+      <w:r>
+        <w:t>Proces tworzenia eksperymentu realizowany jest poprzez dedykowaną formatkę dialogową. Użytkownik wprowadza w niej informacje o badanej anomalii, celu eksperymentu oraz wymaganej liczbie personelu testowego. W przypadku eksperymentów o podwyższonym ryzyku system automatycznie oznacza wniosek jako wymagający akceptacji dyrektora i blokuje jego realizację do czasu zatwierdzenia.</w:t>
+      </w:r>
+    </w:p>
+    <w:p>
+      <w:pPr>
+        <w:ind w:left="360"/>
+      </w:pPr>
+      <w:r>
+        <w:t>Interfejs raportowania wyników eksperymentu umożliwia wprowadzenie szczegółowego opisu przebiegu badania oraz aktualizację statusu wykorzystanego personelu testowego. Formularz ten zawiera również mechanizmy walidacji, zapobiegające pominięciu kluczowych informacji.</w:t>
+      </w:r>
+    </w:p>
+    <w:p>
+      <w:pPr>
+        <w:ind w:left="360"/>
+      </w:pPr>
+      <w:r>
+        <w:t>Moduł incydentów został zaprojektowany jako panel czasu rzeczywistego. Po zgłoszeniu incydentu wyświetlane są informacje o jego lokalizacji, statusie oraz zaangażowanych jednostkach ochrony. Personel ochrony oraz dyrekcja mają możliwość aktualizacji statusu zdarzenia oraz śledzenia jego przebiegu.</w:t>
+      </w:r>
+    </w:p>
+    <w:p>
+      <w:pPr>
+        <w:ind w:left="360"/>
+      </w:pPr>
+      <w:r>
         <w:lastRenderedPageBreak/>
-        <w:t>Menu boczne zawiera główne moduły systemu, takie jak zarządzanie anomaliami, eksperymenty, personel, incydenty oraz raporty. Zakres widocznych opcji zależy od uprawnień użytkownika. Na przykład personel badawczy posiada dostęp do modułu eksperymentów i kart anomalii, natomiast personel ochrony ma rozszerzony dostęp do modułu incydentów i monitoringu.</w:t>
-      </w:r>
-    </w:p>
-    <w:p>
-      <w:pPr>
-        <w:ind w:left="360"/>
-      </w:pPr>
-      <w:r>
-        <w:t>Centralny obszar roboczy wyświetla zawartość wybranego modułu w formie tabel, formularzy lub paneli szczegółowych. Dane prezentowane są w sposób uporządkowany, z możliwością filtrowania, sortowania oraz wyszukiwania, co ułatwia pracę z dużą liczbą rekordów.</w:t>
-      </w:r>
-    </w:p>
-    <w:p>
-      <w:pPr>
-        <w:ind w:left="360"/>
-      </w:pPr>
-      <w:r>
-        <w:t>Kluczowym elementem interfejsu jest widok kartoteki anomalii. Formularz ten zawiera sekcje opisujące właściwości obiektu, jego kategorię zagrożenia, wymagania przechowalnicze oraz aktualny status. Użytkownik o odpowiednich uprawnieniach może edytować dane, przypisywać celę przechowalniczą oraz przeglądać historię zmian.</w:t>
-      </w:r>
-    </w:p>
-    <w:p>
-      <w:pPr>
-        <w:ind w:left="360"/>
-      </w:pPr>
-      <w:r>
-        <w:t>Proces tworzenia eksperymentu realizowany jest poprzez dedykowaną formatkę dialogową. Użytkownik wprowadza w niej informacje o badanej anomalii, celu eksperymentu oraz wymaganej liczbie personelu testowego. W przypadku eksperymentów o podwyższonym ryzyku system automatycznie oznacza wniosek jako wymagający akceptacji dyrektora i blokuje jego realizację do czasu zatwierdzenia.</w:t>
-      </w:r>
-    </w:p>
-    <w:p>
-      <w:pPr>
-        <w:ind w:left="360"/>
-      </w:pPr>
-      <w:r>
-        <w:t>Interfejs raportowania wyników eksperymentu umożliwia wprowadzenie szczegółowego opisu przebiegu badania oraz aktualizację statusu wykorzystanego personelu testowego. Formularz ten zawiera również mechanizmy walidacji, zapobiegające pominięciu kluczowych informacji.</w:t>
-      </w:r>
-    </w:p>
-    <w:p>
-      <w:pPr>
-        <w:ind w:left="360"/>
-      </w:pPr>
-      <w:r>
-        <w:t>Moduł incydentów został zaprojektowany jako panel czasu rzeczywistego. Po zgłoszeniu incydentu wyświetlane są informacje o jego lokalizacji, statusie oraz zaangażowanych jednostkach ochrony. Personel ochrony oraz dyrekcja mają możliwość aktualizacji statusu zdarzenia oraz śledzenia jego przebiegu.</w:t>
-      </w:r>
-    </w:p>
-    <w:p>
-      <w:pPr>
-        <w:ind w:left="360"/>
-      </w:pPr>
-      <w:r>
         <w:t>Dla dyrektora placówki przewidziano dedykowany panel analityczny prezentujący dane w formie zestawień i wykresów. Interfejs ten umożliwia szybkie uzyskanie informacji o liczbie eksperymentów, stanie personelu testowego oraz częstotliwości incydentów w poszczególnych sektorach.</w:t>
       </w:r>
     </w:p>
@@ -2038,11 +3382,10 @@
           <w:bCs/>
           <w:noProof/>
         </w:rPr>
-        <w:lastRenderedPageBreak/>
         <w:drawing>
-          <wp:inline distT="0" distB="0" distL="0" distR="0" wp14:anchorId="424947BD" wp14:editId="0E4D6B6F">
-            <wp:extent cx="5243513" cy="3495675"/>
-            <wp:effectExtent l="0" t="0" r="0" b="0"/>
+          <wp:inline distT="0" distB="0" distL="0" distR="0" wp14:anchorId="424947BD" wp14:editId="354BF11D">
+            <wp:extent cx="5223510" cy="3482340"/>
+            <wp:effectExtent l="0" t="0" r="0" b="3810"/>
             <wp:docPr id="1071041582" name="Obraz 2"/>
             <wp:cNvGraphicFramePr>
               <a:graphicFrameLocks xmlns:a="http://schemas.openxmlformats.org/drawingml/2006/main" noChangeAspect="1"/>
@@ -2057,7 +3400,7 @@
                     </pic:cNvPicPr>
                   </pic:nvPicPr>
                   <pic:blipFill>
-                    <a:blip r:embed="rId6" cstate="print">
+                    <a:blip r:embed="rId10" cstate="print">
                       <a:extLst>
                         <a:ext uri="{28A0092B-C50C-407E-A947-70E740481C1C}">
                           <a14:useLocalDpi xmlns:a14="http://schemas.microsoft.com/office/drawing/2010/main" val="0"/>
@@ -2072,7 +3415,7 @@
                   <pic:spPr bwMode="auto">
                     <a:xfrm>
                       <a:off x="0" y="0"/>
-                      <a:ext cx="5246754" cy="3497836"/>
+                      <a:ext cx="5223510" cy="3482340"/>
                     </a:xfrm>
                     <a:prstGeom prst="rect">
                       <a:avLst/>
@@ -2098,16 +3441,16 @@
         </w:rPr>
       </w:pPr>
       <w:r>
-        <w:t xml:space="preserve">Wygenerowano przez </w:t>
-      </w:r>
-      <w:proofErr w:type="spellStart"/>
-      <w:r>
-        <w:t>ChatGPT</w:t>
-      </w:r>
-      <w:proofErr w:type="spellEnd"/>
-      <w:r>
-        <w:t xml:space="preserve"> </w:t>
-      </w:r>
+        <w:t xml:space="preserve">Wygenerowano przez ChatGPT </w:t>
+      </w:r>
+      <w:fldSimple w:instr=" SEQ Wygenerowano_przez_ChatGPT \* ARABIC ">
+        <w:r>
+          <w:rPr>
+            <w:noProof/>
+          </w:rPr>
+          <w:t>1</w:t>
+        </w:r>
+      </w:fldSimple>
     </w:p>
     <w:p>
       <w:pPr>
@@ -2129,8 +3472,561 @@
 </file>
 
 <file path=word/numbering.xml><?xml version="1.0" encoding="utf-8"?>
-<w:numbering xmlns:wpc="http://schemas.microsoft.com/office/word/2010/wordprocessingCanvas" xmlns:cx="http://schemas.microsoft.com/office/drawing/2014/chartex" xmlns:cx1="http://schemas.microsoft.com/office/drawing/2015/9/8/chartex" xmlns:cx2="http://schemas.microsoft.com/office/drawing/2015/10/21/chartex" xmlns:cx3="http://schemas.microsoft.com/office/drawing/2016/5/9/chartex" xmlns:cx4="http://schemas.microsoft.com/office/drawing/2016/5/10/chartex" xmlns:cx5="http://schemas.microsoft.com/office/drawing/2016/5/11/chartex" xmlns:cx6="http://schemas.microsoft.com/office/drawing/2016/5/12/chartex" xmlns:cx7="http://schemas.microsoft.com/office/drawing/2016/5/13/chartex" xmlns:cx8="http://schemas.microsoft.com/office/drawing/2016/5/14/chartex" xmlns:mc="http://schemas.openxmlformats.org/markup-compatibility/2006" xmlns:aink="http://schemas.microsoft.com/office/drawing/2016/ink" xmlns:am3d="http://schemas.microsoft.com/office/drawing/2017/model3d" xmlns:o="urn:schemas-microsoft-com:office:office" xmlns:oel="http://schemas.microsoft.com/office/2019/extlst" xmlns:r="http://schemas.openxmlformats.org/officeDocument/2006/relationships" xmlns:m="http://schemas.openxmlformats.org/officeDocument/2006/math" xmlns:v="urn:schemas-microsoft-com:vml" xmlns:wp14="http://schemas.microsoft.com/office/word/2010/wordprocessingDrawing" xmlns:wp="http://schemas.openxmlformats.org/drawingml/2006/wordprocessingDrawing" xmlns:w10="urn:schemas-microsoft-com:office:word" xmlns:w="http://schemas.openxmlformats.org/wordprocessingml/2006/main" xmlns:w14="http://schemas.microsoft.com/office/word/2010/wordml" xmlns:w15="http://schemas.microsoft.com/office/word/2012/wordml" xmlns:w16cex="http://schemas.microsoft.com/office/word/2018/wordml/cex" xmlns:w16cid="http://schemas.microsoft.com/office/word/2016/wordml/cid" xmlns:w16="http://schemas.microsoft.com/office/word/2018/wordml" xmlns:w16sdtdh="http://schemas.microsoft.com/office/word/2020/wordml/sdtdatahash" xmlns:w16se="http://schemas.microsoft.com/office/word/2015/wordml/symex" xmlns:wpg="http://schemas.microsoft.com/office/word/2010/wordprocessingGroup" xmlns:wpi="http://schemas.microsoft.com/office/word/2010/wordprocessingInk" xmlns:wne="http://schemas.microsoft.com/office/word/2006/wordml" xmlns:wps="http://schemas.microsoft.com/office/word/2010/wordprocessingShape" mc:Ignorable="w14 w15 w16se w16cid w16 w16cex w16sdtdh wp14">
+<w:numbering xmlns:wpc="http://schemas.microsoft.com/office/word/2010/wordprocessingCanvas" xmlns:cx="http://schemas.microsoft.com/office/drawing/2014/chartex" xmlns:cx1="http://schemas.microsoft.com/office/drawing/2015/9/8/chartex" xmlns:cx2="http://schemas.microsoft.com/office/drawing/2015/10/21/chartex" xmlns:cx3="http://schemas.microsoft.com/office/drawing/2016/5/9/chartex" xmlns:cx4="http://schemas.microsoft.com/office/drawing/2016/5/10/chartex" xmlns:cx5="http://schemas.microsoft.com/office/drawing/2016/5/11/chartex" xmlns:cx6="http://schemas.microsoft.com/office/drawing/2016/5/12/chartex" xmlns:cx7="http://schemas.microsoft.com/office/drawing/2016/5/13/chartex" xmlns:cx8="http://schemas.microsoft.com/office/drawing/2016/5/14/chartex" xmlns:mc="http://schemas.openxmlformats.org/markup-compatibility/2006" xmlns:aink="http://schemas.microsoft.com/office/drawing/2016/ink" xmlns:am3d="http://schemas.microsoft.com/office/drawing/2017/model3d" xmlns:o="urn:schemas-microsoft-com:office:office" xmlns:oel="http://schemas.microsoft.com/office/2019/extlst" xmlns:r="http://schemas.openxmlformats.org/officeDocument/2006/relationships" xmlns:m="http://schemas.openxmlformats.org/officeDocument/2006/math" xmlns:v="urn:schemas-microsoft-com:vml" xmlns:wp14="http://schemas.microsoft.com/office/word/2010/wordprocessingDrawing" xmlns:wp="http://schemas.openxmlformats.org/drawingml/2006/wordprocessingDrawing" xmlns:w10="urn:schemas-microsoft-com:office:word" xmlns:w="http://schemas.openxmlformats.org/wordprocessingml/2006/main" xmlns:w14="http://schemas.microsoft.com/office/word/2010/wordml" xmlns:w15="http://schemas.microsoft.com/office/word/2012/wordml" xmlns:w16cex="http://schemas.microsoft.com/office/word/2018/wordml/cex" xmlns:w16cid="http://schemas.microsoft.com/office/word/2016/wordml/cid" xmlns:w16="http://schemas.microsoft.com/office/word/2018/wordml" xmlns:w16du="http://schemas.microsoft.com/office/word/2023/wordml/word16du" xmlns:w16sdtdh="http://schemas.microsoft.com/office/word/2020/wordml/sdtdatahash" xmlns:w16sdtfl="http://schemas.microsoft.com/office/word/2024/wordml/sdtformatlock" xmlns:w16se="http://schemas.microsoft.com/office/word/2015/wordml/symex" xmlns:wpg="http://schemas.microsoft.com/office/word/2010/wordprocessingGroup" xmlns:wpi="http://schemas.microsoft.com/office/word/2010/wordprocessingInk" xmlns:wne="http://schemas.microsoft.com/office/word/2006/wordml" xmlns:wps="http://schemas.microsoft.com/office/word/2010/wordprocessingShape" mc:Ignorable="w14 w15 w16se w16cid w16 w16cex w16sdtdh w16sdtfl w16du wp14">
   <w:abstractNum w:abstractNumId="0" w15:restartNumberingAfterBreak="0">
+    <w:nsid w:val="04B42D95"/>
+    <w:multiLevelType w:val="hybridMultilevel"/>
+    <w:tmpl w:val="2C6ECACA"/>
+    <w:lvl w:ilvl="0" w:tplc="47807BCA">
+      <w:start w:val="1"/>
+      <w:numFmt w:val="decimal"/>
+      <w:lvlText w:val="%1."/>
+      <w:lvlJc w:val="left"/>
+      <w:pPr>
+        <w:ind w:left="2664" w:hanging="360"/>
+      </w:pPr>
+      <w:rPr>
+        <w:b w:val="0"/>
+        <w:bCs w:val="0"/>
+      </w:rPr>
+    </w:lvl>
+    <w:lvl w:ilvl="1" w:tplc="FFFFFFFF" w:tentative="1">
+      <w:start w:val="1"/>
+      <w:numFmt w:val="lowerLetter"/>
+      <w:lvlText w:val="%2."/>
+      <w:lvlJc w:val="left"/>
+      <w:pPr>
+        <w:ind w:left="3384" w:hanging="360"/>
+      </w:pPr>
+    </w:lvl>
+    <w:lvl w:ilvl="2" w:tplc="FFFFFFFF" w:tentative="1">
+      <w:start w:val="1"/>
+      <w:numFmt w:val="lowerRoman"/>
+      <w:lvlText w:val="%3."/>
+      <w:lvlJc w:val="right"/>
+      <w:pPr>
+        <w:ind w:left="4104" w:hanging="180"/>
+      </w:pPr>
+    </w:lvl>
+    <w:lvl w:ilvl="3" w:tplc="FFFFFFFF" w:tentative="1">
+      <w:start w:val="1"/>
+      <w:numFmt w:val="decimal"/>
+      <w:lvlText w:val="%4."/>
+      <w:lvlJc w:val="left"/>
+      <w:pPr>
+        <w:ind w:left="4824" w:hanging="360"/>
+      </w:pPr>
+    </w:lvl>
+    <w:lvl w:ilvl="4" w:tplc="FFFFFFFF" w:tentative="1">
+      <w:start w:val="1"/>
+      <w:numFmt w:val="lowerLetter"/>
+      <w:lvlText w:val="%5."/>
+      <w:lvlJc w:val="left"/>
+      <w:pPr>
+        <w:ind w:left="5544" w:hanging="360"/>
+      </w:pPr>
+    </w:lvl>
+    <w:lvl w:ilvl="5" w:tplc="FFFFFFFF" w:tentative="1">
+      <w:start w:val="1"/>
+      <w:numFmt w:val="lowerRoman"/>
+      <w:lvlText w:val="%6."/>
+      <w:lvlJc w:val="right"/>
+      <w:pPr>
+        <w:ind w:left="6264" w:hanging="180"/>
+      </w:pPr>
+    </w:lvl>
+    <w:lvl w:ilvl="6" w:tplc="FFFFFFFF" w:tentative="1">
+      <w:start w:val="1"/>
+      <w:numFmt w:val="decimal"/>
+      <w:lvlText w:val="%7."/>
+      <w:lvlJc w:val="left"/>
+      <w:pPr>
+        <w:ind w:left="6984" w:hanging="360"/>
+      </w:pPr>
+    </w:lvl>
+    <w:lvl w:ilvl="7" w:tplc="FFFFFFFF" w:tentative="1">
+      <w:start w:val="1"/>
+      <w:numFmt w:val="lowerLetter"/>
+      <w:lvlText w:val="%8."/>
+      <w:lvlJc w:val="left"/>
+      <w:pPr>
+        <w:ind w:left="7704" w:hanging="360"/>
+      </w:pPr>
+    </w:lvl>
+    <w:lvl w:ilvl="8" w:tplc="FFFFFFFF" w:tentative="1">
+      <w:start w:val="1"/>
+      <w:numFmt w:val="lowerRoman"/>
+      <w:lvlText w:val="%9."/>
+      <w:lvlJc w:val="right"/>
+      <w:pPr>
+        <w:ind w:left="8424" w:hanging="180"/>
+      </w:pPr>
+    </w:lvl>
+  </w:abstractNum>
+  <w:abstractNum w:abstractNumId="1" w15:restartNumberingAfterBreak="0">
+    <w:nsid w:val="08BA00CE"/>
+    <w:multiLevelType w:val="hybridMultilevel"/>
+    <w:tmpl w:val="35B2660C"/>
+    <w:lvl w:ilvl="0" w:tplc="9DE28D7A">
+      <w:start w:val="1"/>
+      <w:numFmt w:val="lowerLetter"/>
+      <w:lvlText w:val="%1)"/>
+      <w:lvlJc w:val="left"/>
+      <w:pPr>
+        <w:ind w:left="4968" w:hanging="360"/>
+      </w:pPr>
+      <w:rPr>
+        <w:rFonts w:hint="default"/>
+      </w:rPr>
+    </w:lvl>
+    <w:lvl w:ilvl="1" w:tplc="04150019" w:tentative="1">
+      <w:start w:val="1"/>
+      <w:numFmt w:val="lowerLetter"/>
+      <w:lvlText w:val="%2."/>
+      <w:lvlJc w:val="left"/>
+      <w:pPr>
+        <w:ind w:left="3384" w:hanging="360"/>
+      </w:pPr>
+    </w:lvl>
+    <w:lvl w:ilvl="2" w:tplc="0415001B">
+      <w:start w:val="1"/>
+      <w:numFmt w:val="lowerRoman"/>
+      <w:lvlText w:val="%3."/>
+      <w:lvlJc w:val="right"/>
+      <w:pPr>
+        <w:ind w:left="4104" w:hanging="180"/>
+      </w:pPr>
+    </w:lvl>
+    <w:lvl w:ilvl="3" w:tplc="0415000F" w:tentative="1">
+      <w:start w:val="1"/>
+      <w:numFmt w:val="decimal"/>
+      <w:lvlText w:val="%4."/>
+      <w:lvlJc w:val="left"/>
+      <w:pPr>
+        <w:ind w:left="4824" w:hanging="360"/>
+      </w:pPr>
+    </w:lvl>
+    <w:lvl w:ilvl="4" w:tplc="04150019" w:tentative="1">
+      <w:start w:val="1"/>
+      <w:numFmt w:val="lowerLetter"/>
+      <w:lvlText w:val="%5."/>
+      <w:lvlJc w:val="left"/>
+      <w:pPr>
+        <w:ind w:left="5544" w:hanging="360"/>
+      </w:pPr>
+    </w:lvl>
+    <w:lvl w:ilvl="5" w:tplc="0415001B" w:tentative="1">
+      <w:start w:val="1"/>
+      <w:numFmt w:val="lowerRoman"/>
+      <w:lvlText w:val="%6."/>
+      <w:lvlJc w:val="right"/>
+      <w:pPr>
+        <w:ind w:left="6264" w:hanging="180"/>
+      </w:pPr>
+    </w:lvl>
+    <w:lvl w:ilvl="6" w:tplc="0415000F" w:tentative="1">
+      <w:start w:val="1"/>
+      <w:numFmt w:val="decimal"/>
+      <w:lvlText w:val="%7."/>
+      <w:lvlJc w:val="left"/>
+      <w:pPr>
+        <w:ind w:left="6984" w:hanging="360"/>
+      </w:pPr>
+    </w:lvl>
+    <w:lvl w:ilvl="7" w:tplc="04150019" w:tentative="1">
+      <w:start w:val="1"/>
+      <w:numFmt w:val="lowerLetter"/>
+      <w:lvlText w:val="%8."/>
+      <w:lvlJc w:val="left"/>
+      <w:pPr>
+        <w:ind w:left="7704" w:hanging="360"/>
+      </w:pPr>
+    </w:lvl>
+    <w:lvl w:ilvl="8" w:tplc="0415001B" w:tentative="1">
+      <w:start w:val="1"/>
+      <w:numFmt w:val="lowerRoman"/>
+      <w:lvlText w:val="%9."/>
+      <w:lvlJc w:val="right"/>
+      <w:pPr>
+        <w:ind w:left="8424" w:hanging="180"/>
+      </w:pPr>
+    </w:lvl>
+  </w:abstractNum>
+  <w:abstractNum w:abstractNumId="2" w15:restartNumberingAfterBreak="0">
+    <w:nsid w:val="09E953C9"/>
+    <w:multiLevelType w:val="hybridMultilevel"/>
+    <w:tmpl w:val="E65CF00A"/>
+    <w:lvl w:ilvl="0" w:tplc="9DE28D7A">
+      <w:start w:val="1"/>
+      <w:numFmt w:val="lowerLetter"/>
+      <w:lvlText w:val="%1)"/>
+      <w:lvlJc w:val="left"/>
+      <w:pPr>
+        <w:ind w:left="3024" w:hanging="360"/>
+      </w:pPr>
+      <w:rPr>
+        <w:rFonts w:hint="default"/>
+      </w:rPr>
+    </w:lvl>
+    <w:lvl w:ilvl="1" w:tplc="04150019">
+      <w:start w:val="1"/>
+      <w:numFmt w:val="lowerLetter"/>
+      <w:lvlText w:val="%2."/>
+      <w:lvlJc w:val="left"/>
+      <w:pPr>
+        <w:ind w:left="3744" w:hanging="360"/>
+      </w:pPr>
+    </w:lvl>
+    <w:lvl w:ilvl="2" w:tplc="0415001B">
+      <w:start w:val="1"/>
+      <w:numFmt w:val="lowerRoman"/>
+      <w:lvlText w:val="%3."/>
+      <w:lvlJc w:val="right"/>
+      <w:pPr>
+        <w:ind w:left="4464" w:hanging="180"/>
+      </w:pPr>
+    </w:lvl>
+    <w:lvl w:ilvl="3" w:tplc="0415000F">
+      <w:start w:val="1"/>
+      <w:numFmt w:val="decimal"/>
+      <w:lvlText w:val="%4."/>
+      <w:lvlJc w:val="left"/>
+      <w:pPr>
+        <w:ind w:left="5184" w:hanging="360"/>
+      </w:pPr>
+    </w:lvl>
+    <w:lvl w:ilvl="4" w:tplc="04150019" w:tentative="1">
+      <w:start w:val="1"/>
+      <w:numFmt w:val="lowerLetter"/>
+      <w:lvlText w:val="%5."/>
+      <w:lvlJc w:val="left"/>
+      <w:pPr>
+        <w:ind w:left="5904" w:hanging="360"/>
+      </w:pPr>
+    </w:lvl>
+    <w:lvl w:ilvl="5" w:tplc="0415001B" w:tentative="1">
+      <w:start w:val="1"/>
+      <w:numFmt w:val="lowerRoman"/>
+      <w:lvlText w:val="%6."/>
+      <w:lvlJc w:val="right"/>
+      <w:pPr>
+        <w:ind w:left="6624" w:hanging="180"/>
+      </w:pPr>
+    </w:lvl>
+    <w:lvl w:ilvl="6" w:tplc="0415000F" w:tentative="1">
+      <w:start w:val="1"/>
+      <w:numFmt w:val="decimal"/>
+      <w:lvlText w:val="%7."/>
+      <w:lvlJc w:val="left"/>
+      <w:pPr>
+        <w:ind w:left="7344" w:hanging="360"/>
+      </w:pPr>
+    </w:lvl>
+    <w:lvl w:ilvl="7" w:tplc="04150019" w:tentative="1">
+      <w:start w:val="1"/>
+      <w:numFmt w:val="lowerLetter"/>
+      <w:lvlText w:val="%8."/>
+      <w:lvlJc w:val="left"/>
+      <w:pPr>
+        <w:ind w:left="8064" w:hanging="360"/>
+      </w:pPr>
+    </w:lvl>
+    <w:lvl w:ilvl="8" w:tplc="0415001B" w:tentative="1">
+      <w:start w:val="1"/>
+      <w:numFmt w:val="lowerRoman"/>
+      <w:lvlText w:val="%9."/>
+      <w:lvlJc w:val="right"/>
+      <w:pPr>
+        <w:ind w:left="8784" w:hanging="180"/>
+      </w:pPr>
+    </w:lvl>
+  </w:abstractNum>
+  <w:abstractNum w:abstractNumId="3" w15:restartNumberingAfterBreak="0">
+    <w:nsid w:val="19B267C4"/>
+    <w:multiLevelType w:val="hybridMultilevel"/>
+    <w:tmpl w:val="0E8EB960"/>
+    <w:lvl w:ilvl="0" w:tplc="FFFFFFFF">
+      <w:start w:val="1"/>
+      <w:numFmt w:val="decimal"/>
+      <w:lvlText w:val="%1."/>
+      <w:lvlJc w:val="left"/>
+      <w:pPr>
+        <w:ind w:left="4608" w:hanging="360"/>
+      </w:pPr>
+    </w:lvl>
+    <w:lvl w:ilvl="1" w:tplc="04150019" w:tentative="1">
+      <w:start w:val="1"/>
+      <w:numFmt w:val="lowerLetter"/>
+      <w:lvlText w:val="%2."/>
+      <w:lvlJc w:val="left"/>
+      <w:pPr>
+        <w:ind w:left="3384" w:hanging="360"/>
+      </w:pPr>
+    </w:lvl>
+    <w:lvl w:ilvl="2" w:tplc="0415001B">
+      <w:start w:val="1"/>
+      <w:numFmt w:val="lowerRoman"/>
+      <w:lvlText w:val="%3."/>
+      <w:lvlJc w:val="right"/>
+      <w:pPr>
+        <w:ind w:left="4104" w:hanging="180"/>
+      </w:pPr>
+    </w:lvl>
+    <w:lvl w:ilvl="3" w:tplc="0415000F" w:tentative="1">
+      <w:start w:val="1"/>
+      <w:numFmt w:val="decimal"/>
+      <w:lvlText w:val="%4."/>
+      <w:lvlJc w:val="left"/>
+      <w:pPr>
+        <w:ind w:left="4824" w:hanging="360"/>
+      </w:pPr>
+    </w:lvl>
+    <w:lvl w:ilvl="4" w:tplc="04150019" w:tentative="1">
+      <w:start w:val="1"/>
+      <w:numFmt w:val="lowerLetter"/>
+      <w:lvlText w:val="%5."/>
+      <w:lvlJc w:val="left"/>
+      <w:pPr>
+        <w:ind w:left="5544" w:hanging="360"/>
+      </w:pPr>
+    </w:lvl>
+    <w:lvl w:ilvl="5" w:tplc="0415001B" w:tentative="1">
+      <w:start w:val="1"/>
+      <w:numFmt w:val="lowerRoman"/>
+      <w:lvlText w:val="%6."/>
+      <w:lvlJc w:val="right"/>
+      <w:pPr>
+        <w:ind w:left="6264" w:hanging="180"/>
+      </w:pPr>
+    </w:lvl>
+    <w:lvl w:ilvl="6" w:tplc="0415000F" w:tentative="1">
+      <w:start w:val="1"/>
+      <w:numFmt w:val="decimal"/>
+      <w:lvlText w:val="%7."/>
+      <w:lvlJc w:val="left"/>
+      <w:pPr>
+        <w:ind w:left="6984" w:hanging="360"/>
+      </w:pPr>
+    </w:lvl>
+    <w:lvl w:ilvl="7" w:tplc="04150019" w:tentative="1">
+      <w:start w:val="1"/>
+      <w:numFmt w:val="lowerLetter"/>
+      <w:lvlText w:val="%8."/>
+      <w:lvlJc w:val="left"/>
+      <w:pPr>
+        <w:ind w:left="7704" w:hanging="360"/>
+      </w:pPr>
+    </w:lvl>
+    <w:lvl w:ilvl="8" w:tplc="0415001B" w:tentative="1">
+      <w:start w:val="1"/>
+      <w:numFmt w:val="lowerRoman"/>
+      <w:lvlText w:val="%9."/>
+      <w:lvlJc w:val="right"/>
+      <w:pPr>
+        <w:ind w:left="8424" w:hanging="180"/>
+      </w:pPr>
+    </w:lvl>
+  </w:abstractNum>
+  <w:abstractNum w:abstractNumId="4" w15:restartNumberingAfterBreak="0">
+    <w:nsid w:val="20353A50"/>
+    <w:multiLevelType w:val="hybridMultilevel"/>
+    <w:tmpl w:val="A1E2D508"/>
+    <w:lvl w:ilvl="0" w:tplc="FFFFFFFF">
+      <w:start w:val="1"/>
+      <w:numFmt w:val="decimal"/>
+      <w:lvlText w:val="%1."/>
+      <w:lvlJc w:val="left"/>
+      <w:pPr>
+        <w:ind w:left="4788" w:hanging="360"/>
+      </w:pPr>
+    </w:lvl>
+    <w:lvl w:ilvl="1" w:tplc="04150019" w:tentative="1">
+      <w:start w:val="1"/>
+      <w:numFmt w:val="lowerLetter"/>
+      <w:lvlText w:val="%2."/>
+      <w:lvlJc w:val="left"/>
+      <w:pPr>
+        <w:ind w:left="3564" w:hanging="360"/>
+      </w:pPr>
+    </w:lvl>
+    <w:lvl w:ilvl="2" w:tplc="0415001B" w:tentative="1">
+      <w:start w:val="1"/>
+      <w:numFmt w:val="lowerRoman"/>
+      <w:lvlText w:val="%3."/>
+      <w:lvlJc w:val="right"/>
+      <w:pPr>
+        <w:ind w:left="4284" w:hanging="180"/>
+      </w:pPr>
+    </w:lvl>
+    <w:lvl w:ilvl="3" w:tplc="0415000F">
+      <w:start w:val="1"/>
+      <w:numFmt w:val="decimal"/>
+      <w:lvlText w:val="%4."/>
+      <w:lvlJc w:val="left"/>
+      <w:pPr>
+        <w:ind w:left="5004" w:hanging="360"/>
+      </w:pPr>
+    </w:lvl>
+    <w:lvl w:ilvl="4" w:tplc="04150019" w:tentative="1">
+      <w:start w:val="1"/>
+      <w:numFmt w:val="lowerLetter"/>
+      <w:lvlText w:val="%5."/>
+      <w:lvlJc w:val="left"/>
+      <w:pPr>
+        <w:ind w:left="5724" w:hanging="360"/>
+      </w:pPr>
+    </w:lvl>
+    <w:lvl w:ilvl="5" w:tplc="0415001B" w:tentative="1">
+      <w:start w:val="1"/>
+      <w:numFmt w:val="lowerRoman"/>
+      <w:lvlText w:val="%6."/>
+      <w:lvlJc w:val="right"/>
+      <w:pPr>
+        <w:ind w:left="6444" w:hanging="180"/>
+      </w:pPr>
+    </w:lvl>
+    <w:lvl w:ilvl="6" w:tplc="0415000F" w:tentative="1">
+      <w:start w:val="1"/>
+      <w:numFmt w:val="decimal"/>
+      <w:lvlText w:val="%7."/>
+      <w:lvlJc w:val="left"/>
+      <w:pPr>
+        <w:ind w:left="7164" w:hanging="360"/>
+      </w:pPr>
+    </w:lvl>
+    <w:lvl w:ilvl="7" w:tplc="04150019" w:tentative="1">
+      <w:start w:val="1"/>
+      <w:numFmt w:val="lowerLetter"/>
+      <w:lvlText w:val="%8."/>
+      <w:lvlJc w:val="left"/>
+      <w:pPr>
+        <w:ind w:left="7884" w:hanging="360"/>
+      </w:pPr>
+    </w:lvl>
+    <w:lvl w:ilvl="8" w:tplc="0415001B" w:tentative="1">
+      <w:start w:val="1"/>
+      <w:numFmt w:val="lowerRoman"/>
+      <w:lvlText w:val="%9."/>
+      <w:lvlJc w:val="right"/>
+      <w:pPr>
+        <w:ind w:left="8604" w:hanging="180"/>
+      </w:pPr>
+    </w:lvl>
+  </w:abstractNum>
+  <w:abstractNum w:abstractNumId="5" w15:restartNumberingAfterBreak="0">
+    <w:nsid w:val="318624AA"/>
+    <w:multiLevelType w:val="hybridMultilevel"/>
+    <w:tmpl w:val="F2DA3468"/>
+    <w:lvl w:ilvl="0" w:tplc="04150003">
+      <w:start w:val="1"/>
+      <w:numFmt w:val="bullet"/>
+      <w:lvlText w:val="o"/>
+      <w:lvlJc w:val="left"/>
+      <w:pPr>
+        <w:ind w:left="720" w:hanging="360"/>
+      </w:pPr>
+      <w:rPr>
+        <w:rFonts w:ascii="Courier New" w:hAnsi="Courier New" w:cs="Courier New" w:hint="default"/>
+      </w:rPr>
+    </w:lvl>
+    <w:lvl w:ilvl="1" w:tplc="04150003" w:tentative="1">
+      <w:start w:val="1"/>
+      <w:numFmt w:val="bullet"/>
+      <w:lvlText w:val="o"/>
+      <w:lvlJc w:val="left"/>
+      <w:pPr>
+        <w:ind w:left="1440" w:hanging="360"/>
+      </w:pPr>
+      <w:rPr>
+        <w:rFonts w:ascii="Courier New" w:hAnsi="Courier New" w:cs="Courier New" w:hint="default"/>
+      </w:rPr>
+    </w:lvl>
+    <w:lvl w:ilvl="2" w:tplc="04150005" w:tentative="1">
+      <w:start w:val="1"/>
+      <w:numFmt w:val="bullet"/>
+      <w:lvlText w:val=""/>
+      <w:lvlJc w:val="left"/>
+      <w:pPr>
+        <w:ind w:left="2160" w:hanging="360"/>
+      </w:pPr>
+      <w:rPr>
+        <w:rFonts w:ascii="Wingdings" w:hAnsi="Wingdings" w:hint="default"/>
+      </w:rPr>
+    </w:lvl>
+    <w:lvl w:ilvl="3" w:tplc="04150001" w:tentative="1">
+      <w:start w:val="1"/>
+      <w:numFmt w:val="bullet"/>
+      <w:lvlText w:val=""/>
+      <w:lvlJc w:val="left"/>
+      <w:pPr>
+        <w:ind w:left="2880" w:hanging="360"/>
+      </w:pPr>
+      <w:rPr>
+        <w:rFonts w:ascii="Symbol" w:hAnsi="Symbol" w:hint="default"/>
+      </w:rPr>
+    </w:lvl>
+    <w:lvl w:ilvl="4" w:tplc="04150003" w:tentative="1">
+      <w:start w:val="1"/>
+      <w:numFmt w:val="bullet"/>
+      <w:lvlText w:val="o"/>
+      <w:lvlJc w:val="left"/>
+      <w:pPr>
+        <w:ind w:left="3600" w:hanging="360"/>
+      </w:pPr>
+      <w:rPr>
+        <w:rFonts w:ascii="Courier New" w:hAnsi="Courier New" w:cs="Courier New" w:hint="default"/>
+      </w:rPr>
+    </w:lvl>
+    <w:lvl w:ilvl="5" w:tplc="04150005" w:tentative="1">
+      <w:start w:val="1"/>
+      <w:numFmt w:val="bullet"/>
+      <w:lvlText w:val=""/>
+      <w:lvlJc w:val="left"/>
+      <w:pPr>
+        <w:ind w:left="4320" w:hanging="360"/>
+      </w:pPr>
+      <w:rPr>
+        <w:rFonts w:ascii="Wingdings" w:hAnsi="Wingdings" w:hint="default"/>
+      </w:rPr>
+    </w:lvl>
+    <w:lvl w:ilvl="6" w:tplc="04150001" w:tentative="1">
+      <w:start w:val="1"/>
+      <w:numFmt w:val="bullet"/>
+      <w:lvlText w:val=""/>
+      <w:lvlJc w:val="left"/>
+      <w:pPr>
+        <w:ind w:left="5040" w:hanging="360"/>
+      </w:pPr>
+      <w:rPr>
+        <w:rFonts w:ascii="Symbol" w:hAnsi="Symbol" w:hint="default"/>
+      </w:rPr>
+    </w:lvl>
+    <w:lvl w:ilvl="7" w:tplc="04150003" w:tentative="1">
+      <w:start w:val="1"/>
+      <w:numFmt w:val="bullet"/>
+      <w:lvlText w:val="o"/>
+      <w:lvlJc w:val="left"/>
+      <w:pPr>
+        <w:ind w:left="5760" w:hanging="360"/>
+      </w:pPr>
+      <w:rPr>
+        <w:rFonts w:ascii="Courier New" w:hAnsi="Courier New" w:cs="Courier New" w:hint="default"/>
+      </w:rPr>
+    </w:lvl>
+    <w:lvl w:ilvl="8" w:tplc="04150005" w:tentative="1">
+      <w:start w:val="1"/>
+      <w:numFmt w:val="bullet"/>
+      <w:lvlText w:val=""/>
+      <w:lvlJc w:val="left"/>
+      <w:pPr>
+        <w:ind w:left="6480" w:hanging="360"/>
+      </w:pPr>
+      <w:rPr>
+        <w:rFonts w:ascii="Wingdings" w:hAnsi="Wingdings" w:hint="default"/>
+      </w:rPr>
+    </w:lvl>
+  </w:abstractNum>
+  <w:abstractNum w:abstractNumId="6" w15:restartNumberingAfterBreak="0">
     <w:nsid w:val="328B29ED"/>
     <w:multiLevelType w:val="multilevel"/>
     <w:tmpl w:val="F8020514"/>
@@ -2242,7 +4138,299 @@
       </w:rPr>
     </w:lvl>
   </w:abstractNum>
-  <w:abstractNum w:abstractNumId="1" w15:restartNumberingAfterBreak="0">
+  <w:abstractNum w:abstractNumId="7" w15:restartNumberingAfterBreak="0">
+    <w:nsid w:val="35AE032D"/>
+    <w:multiLevelType w:val="hybridMultilevel"/>
+    <w:tmpl w:val="1EF4B896"/>
+    <w:lvl w:ilvl="0" w:tplc="8DE40AA0">
+      <w:start w:val="1"/>
+      <w:numFmt w:val="lowerLetter"/>
+      <w:lvlText w:val="%1)"/>
+      <w:lvlJc w:val="left"/>
+      <w:pPr>
+        <w:ind w:left="2664" w:hanging="360"/>
+      </w:pPr>
+      <w:rPr>
+        <w:rFonts w:hint="default"/>
+      </w:rPr>
+    </w:lvl>
+    <w:lvl w:ilvl="1" w:tplc="04150019" w:tentative="1">
+      <w:start w:val="1"/>
+      <w:numFmt w:val="lowerLetter"/>
+      <w:lvlText w:val="%2."/>
+      <w:lvlJc w:val="left"/>
+      <w:pPr>
+        <w:ind w:left="3384" w:hanging="360"/>
+      </w:pPr>
+    </w:lvl>
+    <w:lvl w:ilvl="2" w:tplc="0415001B" w:tentative="1">
+      <w:start w:val="1"/>
+      <w:numFmt w:val="lowerRoman"/>
+      <w:lvlText w:val="%3."/>
+      <w:lvlJc w:val="right"/>
+      <w:pPr>
+        <w:ind w:left="4104" w:hanging="180"/>
+      </w:pPr>
+    </w:lvl>
+    <w:lvl w:ilvl="3" w:tplc="0415000F" w:tentative="1">
+      <w:start w:val="1"/>
+      <w:numFmt w:val="decimal"/>
+      <w:lvlText w:val="%4."/>
+      <w:lvlJc w:val="left"/>
+      <w:pPr>
+        <w:ind w:left="4824" w:hanging="360"/>
+      </w:pPr>
+    </w:lvl>
+    <w:lvl w:ilvl="4" w:tplc="04150019" w:tentative="1">
+      <w:start w:val="1"/>
+      <w:numFmt w:val="lowerLetter"/>
+      <w:lvlText w:val="%5."/>
+      <w:lvlJc w:val="left"/>
+      <w:pPr>
+        <w:ind w:left="5544" w:hanging="360"/>
+      </w:pPr>
+    </w:lvl>
+    <w:lvl w:ilvl="5" w:tplc="0415001B" w:tentative="1">
+      <w:start w:val="1"/>
+      <w:numFmt w:val="lowerRoman"/>
+      <w:lvlText w:val="%6."/>
+      <w:lvlJc w:val="right"/>
+      <w:pPr>
+        <w:ind w:left="6264" w:hanging="180"/>
+      </w:pPr>
+    </w:lvl>
+    <w:lvl w:ilvl="6" w:tplc="0415000F" w:tentative="1">
+      <w:start w:val="1"/>
+      <w:numFmt w:val="decimal"/>
+      <w:lvlText w:val="%7."/>
+      <w:lvlJc w:val="left"/>
+      <w:pPr>
+        <w:ind w:left="6984" w:hanging="360"/>
+      </w:pPr>
+    </w:lvl>
+    <w:lvl w:ilvl="7" w:tplc="04150019" w:tentative="1">
+      <w:start w:val="1"/>
+      <w:numFmt w:val="lowerLetter"/>
+      <w:lvlText w:val="%8."/>
+      <w:lvlJc w:val="left"/>
+      <w:pPr>
+        <w:ind w:left="7704" w:hanging="360"/>
+      </w:pPr>
+    </w:lvl>
+    <w:lvl w:ilvl="8" w:tplc="0415001B" w:tentative="1">
+      <w:start w:val="1"/>
+      <w:numFmt w:val="lowerRoman"/>
+      <w:lvlText w:val="%9."/>
+      <w:lvlJc w:val="right"/>
+      <w:pPr>
+        <w:ind w:left="8424" w:hanging="180"/>
+      </w:pPr>
+    </w:lvl>
+  </w:abstractNum>
+  <w:abstractNum w:abstractNumId="8" w15:restartNumberingAfterBreak="0">
+    <w:nsid w:val="37B266C6"/>
+    <w:multiLevelType w:val="hybridMultilevel"/>
+    <w:tmpl w:val="1CC29274"/>
+    <w:lvl w:ilvl="0" w:tplc="04150001">
+      <w:start w:val="1"/>
+      <w:numFmt w:val="bullet"/>
+      <w:lvlText w:val=""/>
+      <w:lvlJc w:val="left"/>
+      <w:pPr>
+        <w:ind w:left="1944" w:hanging="360"/>
+      </w:pPr>
+      <w:rPr>
+        <w:rFonts w:ascii="Symbol" w:hAnsi="Symbol" w:hint="default"/>
+      </w:rPr>
+    </w:lvl>
+    <w:lvl w:ilvl="1" w:tplc="04150003" w:tentative="1">
+      <w:start w:val="1"/>
+      <w:numFmt w:val="bullet"/>
+      <w:lvlText w:val="o"/>
+      <w:lvlJc w:val="left"/>
+      <w:pPr>
+        <w:ind w:left="2664" w:hanging="360"/>
+      </w:pPr>
+      <w:rPr>
+        <w:rFonts w:ascii="Courier New" w:hAnsi="Courier New" w:cs="Courier New" w:hint="default"/>
+      </w:rPr>
+    </w:lvl>
+    <w:lvl w:ilvl="2" w:tplc="04150005" w:tentative="1">
+      <w:start w:val="1"/>
+      <w:numFmt w:val="bullet"/>
+      <w:lvlText w:val=""/>
+      <w:lvlJc w:val="left"/>
+      <w:pPr>
+        <w:ind w:left="3384" w:hanging="360"/>
+      </w:pPr>
+      <w:rPr>
+        <w:rFonts w:ascii="Wingdings" w:hAnsi="Wingdings" w:hint="default"/>
+      </w:rPr>
+    </w:lvl>
+    <w:lvl w:ilvl="3" w:tplc="04150001" w:tentative="1">
+      <w:start w:val="1"/>
+      <w:numFmt w:val="bullet"/>
+      <w:lvlText w:val=""/>
+      <w:lvlJc w:val="left"/>
+      <w:pPr>
+        <w:ind w:left="4104" w:hanging="360"/>
+      </w:pPr>
+      <w:rPr>
+        <w:rFonts w:ascii="Symbol" w:hAnsi="Symbol" w:hint="default"/>
+      </w:rPr>
+    </w:lvl>
+    <w:lvl w:ilvl="4" w:tplc="04150003" w:tentative="1">
+      <w:start w:val="1"/>
+      <w:numFmt w:val="bullet"/>
+      <w:lvlText w:val="o"/>
+      <w:lvlJc w:val="left"/>
+      <w:pPr>
+        <w:ind w:left="4824" w:hanging="360"/>
+      </w:pPr>
+      <w:rPr>
+        <w:rFonts w:ascii="Courier New" w:hAnsi="Courier New" w:cs="Courier New" w:hint="default"/>
+      </w:rPr>
+    </w:lvl>
+    <w:lvl w:ilvl="5" w:tplc="04150005" w:tentative="1">
+      <w:start w:val="1"/>
+      <w:numFmt w:val="bullet"/>
+      <w:lvlText w:val=""/>
+      <w:lvlJc w:val="left"/>
+      <w:pPr>
+        <w:ind w:left="5544" w:hanging="360"/>
+      </w:pPr>
+      <w:rPr>
+        <w:rFonts w:ascii="Wingdings" w:hAnsi="Wingdings" w:hint="default"/>
+      </w:rPr>
+    </w:lvl>
+    <w:lvl w:ilvl="6" w:tplc="04150001" w:tentative="1">
+      <w:start w:val="1"/>
+      <w:numFmt w:val="bullet"/>
+      <w:lvlText w:val=""/>
+      <w:lvlJc w:val="left"/>
+      <w:pPr>
+        <w:ind w:left="6264" w:hanging="360"/>
+      </w:pPr>
+      <w:rPr>
+        <w:rFonts w:ascii="Symbol" w:hAnsi="Symbol" w:hint="default"/>
+      </w:rPr>
+    </w:lvl>
+    <w:lvl w:ilvl="7" w:tplc="04150003" w:tentative="1">
+      <w:start w:val="1"/>
+      <w:numFmt w:val="bullet"/>
+      <w:lvlText w:val="o"/>
+      <w:lvlJc w:val="left"/>
+      <w:pPr>
+        <w:ind w:left="6984" w:hanging="360"/>
+      </w:pPr>
+      <w:rPr>
+        <w:rFonts w:ascii="Courier New" w:hAnsi="Courier New" w:cs="Courier New" w:hint="default"/>
+      </w:rPr>
+    </w:lvl>
+    <w:lvl w:ilvl="8" w:tplc="04150005" w:tentative="1">
+      <w:start w:val="1"/>
+      <w:numFmt w:val="bullet"/>
+      <w:lvlText w:val=""/>
+      <w:lvlJc w:val="left"/>
+      <w:pPr>
+        <w:ind w:left="7704" w:hanging="360"/>
+      </w:pPr>
+      <w:rPr>
+        <w:rFonts w:ascii="Wingdings" w:hAnsi="Wingdings" w:hint="default"/>
+      </w:rPr>
+    </w:lvl>
+  </w:abstractNum>
+  <w:abstractNum w:abstractNumId="9" w15:restartNumberingAfterBreak="0">
+    <w:nsid w:val="42D34B62"/>
+    <w:multiLevelType w:val="hybridMultilevel"/>
+    <w:tmpl w:val="17BCE260"/>
+    <w:lvl w:ilvl="0" w:tplc="0F3AA8F0">
+      <w:start w:val="1"/>
+      <w:numFmt w:val="decimal"/>
+      <w:lvlText w:val="%1."/>
+      <w:lvlJc w:val="left"/>
+      <w:pPr>
+        <w:ind w:left="2664" w:hanging="360"/>
+      </w:pPr>
+      <w:rPr>
+        <w:b w:val="0"/>
+        <w:bCs w:val="0"/>
+      </w:rPr>
+    </w:lvl>
+    <w:lvl w:ilvl="1" w:tplc="FFFFFFFF" w:tentative="1">
+      <w:start w:val="1"/>
+      <w:numFmt w:val="lowerLetter"/>
+      <w:lvlText w:val="%2."/>
+      <w:lvlJc w:val="left"/>
+      <w:pPr>
+        <w:ind w:left="3384" w:hanging="360"/>
+      </w:pPr>
+    </w:lvl>
+    <w:lvl w:ilvl="2" w:tplc="FFFFFFFF" w:tentative="1">
+      <w:start w:val="1"/>
+      <w:numFmt w:val="lowerRoman"/>
+      <w:lvlText w:val="%3."/>
+      <w:lvlJc w:val="right"/>
+      <w:pPr>
+        <w:ind w:left="4104" w:hanging="180"/>
+      </w:pPr>
+    </w:lvl>
+    <w:lvl w:ilvl="3" w:tplc="FFFFFFFF" w:tentative="1">
+      <w:start w:val="1"/>
+      <w:numFmt w:val="decimal"/>
+      <w:lvlText w:val="%4."/>
+      <w:lvlJc w:val="left"/>
+      <w:pPr>
+        <w:ind w:left="4824" w:hanging="360"/>
+      </w:pPr>
+    </w:lvl>
+    <w:lvl w:ilvl="4" w:tplc="FFFFFFFF" w:tentative="1">
+      <w:start w:val="1"/>
+      <w:numFmt w:val="lowerLetter"/>
+      <w:lvlText w:val="%5."/>
+      <w:lvlJc w:val="left"/>
+      <w:pPr>
+        <w:ind w:left="5544" w:hanging="360"/>
+      </w:pPr>
+    </w:lvl>
+    <w:lvl w:ilvl="5" w:tplc="FFFFFFFF" w:tentative="1">
+      <w:start w:val="1"/>
+      <w:numFmt w:val="lowerRoman"/>
+      <w:lvlText w:val="%6."/>
+      <w:lvlJc w:val="right"/>
+      <w:pPr>
+        <w:ind w:left="6264" w:hanging="180"/>
+      </w:pPr>
+    </w:lvl>
+    <w:lvl w:ilvl="6" w:tplc="FFFFFFFF" w:tentative="1">
+      <w:start w:val="1"/>
+      <w:numFmt w:val="decimal"/>
+      <w:lvlText w:val="%7."/>
+      <w:lvlJc w:val="left"/>
+      <w:pPr>
+        <w:ind w:left="6984" w:hanging="360"/>
+      </w:pPr>
+    </w:lvl>
+    <w:lvl w:ilvl="7" w:tplc="FFFFFFFF" w:tentative="1">
+      <w:start w:val="1"/>
+      <w:numFmt w:val="lowerLetter"/>
+      <w:lvlText w:val="%8."/>
+      <w:lvlJc w:val="left"/>
+      <w:pPr>
+        <w:ind w:left="7704" w:hanging="360"/>
+      </w:pPr>
+    </w:lvl>
+    <w:lvl w:ilvl="8" w:tplc="FFFFFFFF" w:tentative="1">
+      <w:start w:val="1"/>
+      <w:numFmt w:val="lowerRoman"/>
+      <w:lvlText w:val="%9."/>
+      <w:lvlJc w:val="right"/>
+      <w:pPr>
+        <w:ind w:left="8424" w:hanging="180"/>
+      </w:pPr>
+    </w:lvl>
+  </w:abstractNum>
+  <w:abstractNum w:abstractNumId="10" w15:restartNumberingAfterBreak="0">
     <w:nsid w:val="4E1E08A3"/>
     <w:multiLevelType w:val="hybridMultilevel"/>
     <w:tmpl w:val="C4380A9A"/>
@@ -2355,7 +4543,7 @@
       </w:rPr>
     </w:lvl>
   </w:abstractNum>
-  <w:abstractNum w:abstractNumId="2" w15:restartNumberingAfterBreak="0">
+  <w:abstractNum w:abstractNumId="11" w15:restartNumberingAfterBreak="0">
     <w:nsid w:val="4EDF0740"/>
     <w:multiLevelType w:val="multilevel"/>
     <w:tmpl w:val="F8020514"/>
@@ -2467,7 +4655,7 @@
       </w:rPr>
     </w:lvl>
   </w:abstractNum>
-  <w:abstractNum w:abstractNumId="3" w15:restartNumberingAfterBreak="0">
+  <w:abstractNum w:abstractNumId="12" w15:restartNumberingAfterBreak="0">
     <w:nsid w:val="509A7AB4"/>
     <w:multiLevelType w:val="multilevel"/>
     <w:tmpl w:val="F8020514"/>
@@ -2579,7 +4767,7 @@
       </w:rPr>
     </w:lvl>
   </w:abstractNum>
-  <w:abstractNum w:abstractNumId="4" w15:restartNumberingAfterBreak="0">
+  <w:abstractNum w:abstractNumId="13" w15:restartNumberingAfterBreak="0">
     <w:nsid w:val="533F713D"/>
     <w:multiLevelType w:val="multilevel"/>
     <w:tmpl w:val="F8020514"/>
@@ -2691,7 +4879,98 @@
       </w:rPr>
     </w:lvl>
   </w:abstractNum>
-  <w:abstractNum w:abstractNumId="5" w15:restartNumberingAfterBreak="0">
+  <w:abstractNum w:abstractNumId="14" w15:restartNumberingAfterBreak="0">
+    <w:nsid w:val="56181077"/>
+    <w:multiLevelType w:val="hybridMultilevel"/>
+    <w:tmpl w:val="256AAF00"/>
+    <w:lvl w:ilvl="0" w:tplc="0B04095A">
+      <w:start w:val="1"/>
+      <w:numFmt w:val="decimal"/>
+      <w:lvlText w:val="%1."/>
+      <w:lvlJc w:val="left"/>
+      <w:pPr>
+        <w:ind w:left="2484" w:hanging="360"/>
+      </w:pPr>
+      <w:rPr>
+        <w:rFonts w:hint="default"/>
+        <w:b w:val="0"/>
+        <w:bCs w:val="0"/>
+      </w:rPr>
+    </w:lvl>
+    <w:lvl w:ilvl="1" w:tplc="04150019" w:tentative="1">
+      <w:start w:val="1"/>
+      <w:numFmt w:val="lowerLetter"/>
+      <w:lvlText w:val="%2."/>
+      <w:lvlJc w:val="left"/>
+      <w:pPr>
+        <w:ind w:left="3204" w:hanging="360"/>
+      </w:pPr>
+    </w:lvl>
+    <w:lvl w:ilvl="2" w:tplc="0415001B" w:tentative="1">
+      <w:start w:val="1"/>
+      <w:numFmt w:val="lowerRoman"/>
+      <w:lvlText w:val="%3."/>
+      <w:lvlJc w:val="right"/>
+      <w:pPr>
+        <w:ind w:left="3924" w:hanging="180"/>
+      </w:pPr>
+    </w:lvl>
+    <w:lvl w:ilvl="3" w:tplc="0415000F" w:tentative="1">
+      <w:start w:val="1"/>
+      <w:numFmt w:val="decimal"/>
+      <w:lvlText w:val="%4."/>
+      <w:lvlJc w:val="left"/>
+      <w:pPr>
+        <w:ind w:left="4644" w:hanging="360"/>
+      </w:pPr>
+    </w:lvl>
+    <w:lvl w:ilvl="4" w:tplc="04150019" w:tentative="1">
+      <w:start w:val="1"/>
+      <w:numFmt w:val="lowerLetter"/>
+      <w:lvlText w:val="%5."/>
+      <w:lvlJc w:val="left"/>
+      <w:pPr>
+        <w:ind w:left="5364" w:hanging="360"/>
+      </w:pPr>
+    </w:lvl>
+    <w:lvl w:ilvl="5" w:tplc="0415001B" w:tentative="1">
+      <w:start w:val="1"/>
+      <w:numFmt w:val="lowerRoman"/>
+      <w:lvlText w:val="%6."/>
+      <w:lvlJc w:val="right"/>
+      <w:pPr>
+        <w:ind w:left="6084" w:hanging="180"/>
+      </w:pPr>
+    </w:lvl>
+    <w:lvl w:ilvl="6" w:tplc="0415000F" w:tentative="1">
+      <w:start w:val="1"/>
+      <w:numFmt w:val="decimal"/>
+      <w:lvlText w:val="%7."/>
+      <w:lvlJc w:val="left"/>
+      <w:pPr>
+        <w:ind w:left="6804" w:hanging="360"/>
+      </w:pPr>
+    </w:lvl>
+    <w:lvl w:ilvl="7" w:tplc="04150019" w:tentative="1">
+      <w:start w:val="1"/>
+      <w:numFmt w:val="lowerLetter"/>
+      <w:lvlText w:val="%8."/>
+      <w:lvlJc w:val="left"/>
+      <w:pPr>
+        <w:ind w:left="7524" w:hanging="360"/>
+      </w:pPr>
+    </w:lvl>
+    <w:lvl w:ilvl="8" w:tplc="0415001B" w:tentative="1">
+      <w:start w:val="1"/>
+      <w:numFmt w:val="lowerRoman"/>
+      <w:lvlText w:val="%9."/>
+      <w:lvlJc w:val="right"/>
+      <w:pPr>
+        <w:ind w:left="8244" w:hanging="180"/>
+      </w:pPr>
+    </w:lvl>
+  </w:abstractNum>
+  <w:abstractNum w:abstractNumId="15" w15:restartNumberingAfterBreak="0">
     <w:nsid w:val="5AA70593"/>
     <w:multiLevelType w:val="hybridMultilevel"/>
     <w:tmpl w:val="F3A83F8E"/>
@@ -2777,29 +5056,1000 @@
       </w:pPr>
     </w:lvl>
   </w:abstractNum>
+  <w:abstractNum w:abstractNumId="16" w15:restartNumberingAfterBreak="0">
+    <w:nsid w:val="6029506A"/>
+    <w:multiLevelType w:val="hybridMultilevel"/>
+    <w:tmpl w:val="49B04E5A"/>
+    <w:lvl w:ilvl="0" w:tplc="9DE28D7A">
+      <w:start w:val="1"/>
+      <w:numFmt w:val="lowerLetter"/>
+      <w:lvlText w:val="%1)"/>
+      <w:lvlJc w:val="left"/>
+      <w:pPr>
+        <w:ind w:left="3024" w:hanging="360"/>
+      </w:pPr>
+      <w:rPr>
+        <w:rFonts w:hint="default"/>
+      </w:rPr>
+    </w:lvl>
+    <w:lvl w:ilvl="1" w:tplc="04150019">
+      <w:start w:val="1"/>
+      <w:numFmt w:val="lowerLetter"/>
+      <w:lvlText w:val="%2."/>
+      <w:lvlJc w:val="left"/>
+      <w:pPr>
+        <w:ind w:left="3744" w:hanging="360"/>
+      </w:pPr>
+    </w:lvl>
+    <w:lvl w:ilvl="2" w:tplc="0415001B">
+      <w:start w:val="1"/>
+      <w:numFmt w:val="lowerRoman"/>
+      <w:lvlText w:val="%3."/>
+      <w:lvlJc w:val="right"/>
+      <w:pPr>
+        <w:ind w:left="4464" w:hanging="180"/>
+      </w:pPr>
+    </w:lvl>
+    <w:lvl w:ilvl="3" w:tplc="0415000F">
+      <w:start w:val="1"/>
+      <w:numFmt w:val="decimal"/>
+      <w:lvlText w:val="%4."/>
+      <w:lvlJc w:val="left"/>
+      <w:pPr>
+        <w:ind w:left="5184" w:hanging="360"/>
+      </w:pPr>
+    </w:lvl>
+    <w:lvl w:ilvl="4" w:tplc="04150019">
+      <w:start w:val="1"/>
+      <w:numFmt w:val="lowerLetter"/>
+      <w:lvlText w:val="%5."/>
+      <w:lvlJc w:val="left"/>
+      <w:pPr>
+        <w:ind w:left="5904" w:hanging="360"/>
+      </w:pPr>
+    </w:lvl>
+    <w:lvl w:ilvl="5" w:tplc="0415001B">
+      <w:start w:val="1"/>
+      <w:numFmt w:val="lowerRoman"/>
+      <w:lvlText w:val="%6."/>
+      <w:lvlJc w:val="right"/>
+      <w:pPr>
+        <w:ind w:left="6624" w:hanging="180"/>
+      </w:pPr>
+    </w:lvl>
+    <w:lvl w:ilvl="6" w:tplc="0415000F" w:tentative="1">
+      <w:start w:val="1"/>
+      <w:numFmt w:val="decimal"/>
+      <w:lvlText w:val="%7."/>
+      <w:lvlJc w:val="left"/>
+      <w:pPr>
+        <w:ind w:left="7344" w:hanging="360"/>
+      </w:pPr>
+    </w:lvl>
+    <w:lvl w:ilvl="7" w:tplc="04150019" w:tentative="1">
+      <w:start w:val="1"/>
+      <w:numFmt w:val="lowerLetter"/>
+      <w:lvlText w:val="%8."/>
+      <w:lvlJc w:val="left"/>
+      <w:pPr>
+        <w:ind w:left="8064" w:hanging="360"/>
+      </w:pPr>
+    </w:lvl>
+    <w:lvl w:ilvl="8" w:tplc="0415001B" w:tentative="1">
+      <w:start w:val="1"/>
+      <w:numFmt w:val="lowerRoman"/>
+      <w:lvlText w:val="%9."/>
+      <w:lvlJc w:val="right"/>
+      <w:pPr>
+        <w:ind w:left="8784" w:hanging="180"/>
+      </w:pPr>
+    </w:lvl>
+  </w:abstractNum>
+  <w:abstractNum w:abstractNumId="17" w15:restartNumberingAfterBreak="0">
+    <w:nsid w:val="63044E1E"/>
+    <w:multiLevelType w:val="hybridMultilevel"/>
+    <w:tmpl w:val="0262DDF8"/>
+    <w:lvl w:ilvl="0" w:tplc="AB92B5FC">
+      <w:start w:val="1"/>
+      <w:numFmt w:val="decimal"/>
+      <w:lvlText w:val="%1."/>
+      <w:lvlJc w:val="left"/>
+      <w:pPr>
+        <w:ind w:left="2304" w:hanging="360"/>
+      </w:pPr>
+      <w:rPr>
+        <w:rFonts w:hint="default"/>
+      </w:rPr>
+    </w:lvl>
+    <w:lvl w:ilvl="1" w:tplc="04150019" w:tentative="1">
+      <w:start w:val="1"/>
+      <w:numFmt w:val="lowerLetter"/>
+      <w:lvlText w:val="%2."/>
+      <w:lvlJc w:val="left"/>
+      <w:pPr>
+        <w:ind w:left="3024" w:hanging="360"/>
+      </w:pPr>
+    </w:lvl>
+    <w:lvl w:ilvl="2" w:tplc="0415001B" w:tentative="1">
+      <w:start w:val="1"/>
+      <w:numFmt w:val="lowerRoman"/>
+      <w:lvlText w:val="%3."/>
+      <w:lvlJc w:val="right"/>
+      <w:pPr>
+        <w:ind w:left="3744" w:hanging="180"/>
+      </w:pPr>
+    </w:lvl>
+    <w:lvl w:ilvl="3" w:tplc="0415000F" w:tentative="1">
+      <w:start w:val="1"/>
+      <w:numFmt w:val="decimal"/>
+      <w:lvlText w:val="%4."/>
+      <w:lvlJc w:val="left"/>
+      <w:pPr>
+        <w:ind w:left="4464" w:hanging="360"/>
+      </w:pPr>
+    </w:lvl>
+    <w:lvl w:ilvl="4" w:tplc="04150019" w:tentative="1">
+      <w:start w:val="1"/>
+      <w:numFmt w:val="lowerLetter"/>
+      <w:lvlText w:val="%5."/>
+      <w:lvlJc w:val="left"/>
+      <w:pPr>
+        <w:ind w:left="5184" w:hanging="360"/>
+      </w:pPr>
+    </w:lvl>
+    <w:lvl w:ilvl="5" w:tplc="0415001B" w:tentative="1">
+      <w:start w:val="1"/>
+      <w:numFmt w:val="lowerRoman"/>
+      <w:lvlText w:val="%6."/>
+      <w:lvlJc w:val="right"/>
+      <w:pPr>
+        <w:ind w:left="5904" w:hanging="180"/>
+      </w:pPr>
+    </w:lvl>
+    <w:lvl w:ilvl="6" w:tplc="0415000F" w:tentative="1">
+      <w:start w:val="1"/>
+      <w:numFmt w:val="decimal"/>
+      <w:lvlText w:val="%7."/>
+      <w:lvlJc w:val="left"/>
+      <w:pPr>
+        <w:ind w:left="6624" w:hanging="360"/>
+      </w:pPr>
+    </w:lvl>
+    <w:lvl w:ilvl="7" w:tplc="04150019" w:tentative="1">
+      <w:start w:val="1"/>
+      <w:numFmt w:val="lowerLetter"/>
+      <w:lvlText w:val="%8."/>
+      <w:lvlJc w:val="left"/>
+      <w:pPr>
+        <w:ind w:left="7344" w:hanging="360"/>
+      </w:pPr>
+    </w:lvl>
+    <w:lvl w:ilvl="8" w:tplc="0415001B" w:tentative="1">
+      <w:start w:val="1"/>
+      <w:numFmt w:val="lowerRoman"/>
+      <w:lvlText w:val="%9."/>
+      <w:lvlJc w:val="right"/>
+      <w:pPr>
+        <w:ind w:left="8064" w:hanging="180"/>
+      </w:pPr>
+    </w:lvl>
+  </w:abstractNum>
+  <w:abstractNum w:abstractNumId="18" w15:restartNumberingAfterBreak="0">
+    <w:nsid w:val="6B7407C1"/>
+    <w:multiLevelType w:val="hybridMultilevel"/>
+    <w:tmpl w:val="3150581E"/>
+    <w:lvl w:ilvl="0" w:tplc="04150001">
+      <w:start w:val="1"/>
+      <w:numFmt w:val="bullet"/>
+      <w:lvlText w:val=""/>
+      <w:lvlJc w:val="left"/>
+      <w:pPr>
+        <w:ind w:left="1944" w:hanging="360"/>
+      </w:pPr>
+      <w:rPr>
+        <w:rFonts w:ascii="Symbol" w:hAnsi="Symbol" w:hint="default"/>
+      </w:rPr>
+    </w:lvl>
+    <w:lvl w:ilvl="1" w:tplc="04150003" w:tentative="1">
+      <w:start w:val="1"/>
+      <w:numFmt w:val="bullet"/>
+      <w:lvlText w:val="o"/>
+      <w:lvlJc w:val="left"/>
+      <w:pPr>
+        <w:ind w:left="2664" w:hanging="360"/>
+      </w:pPr>
+      <w:rPr>
+        <w:rFonts w:ascii="Courier New" w:hAnsi="Courier New" w:cs="Courier New" w:hint="default"/>
+      </w:rPr>
+    </w:lvl>
+    <w:lvl w:ilvl="2" w:tplc="04150005" w:tentative="1">
+      <w:start w:val="1"/>
+      <w:numFmt w:val="bullet"/>
+      <w:lvlText w:val=""/>
+      <w:lvlJc w:val="left"/>
+      <w:pPr>
+        <w:ind w:left="3384" w:hanging="360"/>
+      </w:pPr>
+      <w:rPr>
+        <w:rFonts w:ascii="Wingdings" w:hAnsi="Wingdings" w:hint="default"/>
+      </w:rPr>
+    </w:lvl>
+    <w:lvl w:ilvl="3" w:tplc="04150001" w:tentative="1">
+      <w:start w:val="1"/>
+      <w:numFmt w:val="bullet"/>
+      <w:lvlText w:val=""/>
+      <w:lvlJc w:val="left"/>
+      <w:pPr>
+        <w:ind w:left="4104" w:hanging="360"/>
+      </w:pPr>
+      <w:rPr>
+        <w:rFonts w:ascii="Symbol" w:hAnsi="Symbol" w:hint="default"/>
+      </w:rPr>
+    </w:lvl>
+    <w:lvl w:ilvl="4" w:tplc="04150003" w:tentative="1">
+      <w:start w:val="1"/>
+      <w:numFmt w:val="bullet"/>
+      <w:lvlText w:val="o"/>
+      <w:lvlJc w:val="left"/>
+      <w:pPr>
+        <w:ind w:left="4824" w:hanging="360"/>
+      </w:pPr>
+      <w:rPr>
+        <w:rFonts w:ascii="Courier New" w:hAnsi="Courier New" w:cs="Courier New" w:hint="default"/>
+      </w:rPr>
+    </w:lvl>
+    <w:lvl w:ilvl="5" w:tplc="04150005" w:tentative="1">
+      <w:start w:val="1"/>
+      <w:numFmt w:val="bullet"/>
+      <w:lvlText w:val=""/>
+      <w:lvlJc w:val="left"/>
+      <w:pPr>
+        <w:ind w:left="5544" w:hanging="360"/>
+      </w:pPr>
+      <w:rPr>
+        <w:rFonts w:ascii="Wingdings" w:hAnsi="Wingdings" w:hint="default"/>
+      </w:rPr>
+    </w:lvl>
+    <w:lvl w:ilvl="6" w:tplc="04150001" w:tentative="1">
+      <w:start w:val="1"/>
+      <w:numFmt w:val="bullet"/>
+      <w:lvlText w:val=""/>
+      <w:lvlJc w:val="left"/>
+      <w:pPr>
+        <w:ind w:left="6264" w:hanging="360"/>
+      </w:pPr>
+      <w:rPr>
+        <w:rFonts w:ascii="Symbol" w:hAnsi="Symbol" w:hint="default"/>
+      </w:rPr>
+    </w:lvl>
+    <w:lvl w:ilvl="7" w:tplc="04150003" w:tentative="1">
+      <w:start w:val="1"/>
+      <w:numFmt w:val="bullet"/>
+      <w:lvlText w:val="o"/>
+      <w:lvlJc w:val="left"/>
+      <w:pPr>
+        <w:ind w:left="6984" w:hanging="360"/>
+      </w:pPr>
+      <w:rPr>
+        <w:rFonts w:ascii="Courier New" w:hAnsi="Courier New" w:cs="Courier New" w:hint="default"/>
+      </w:rPr>
+    </w:lvl>
+    <w:lvl w:ilvl="8" w:tplc="04150005" w:tentative="1">
+      <w:start w:val="1"/>
+      <w:numFmt w:val="bullet"/>
+      <w:lvlText w:val=""/>
+      <w:lvlJc w:val="left"/>
+      <w:pPr>
+        <w:ind w:left="7704" w:hanging="360"/>
+      </w:pPr>
+      <w:rPr>
+        <w:rFonts w:ascii="Wingdings" w:hAnsi="Wingdings" w:hint="default"/>
+      </w:rPr>
+    </w:lvl>
+  </w:abstractNum>
+  <w:abstractNum w:abstractNumId="19" w15:restartNumberingAfterBreak="0">
+    <w:nsid w:val="6E5629AA"/>
+    <w:multiLevelType w:val="hybridMultilevel"/>
+    <w:tmpl w:val="951270D0"/>
+    <w:lvl w:ilvl="0" w:tplc="E6B40406">
+      <w:start w:val="1"/>
+      <w:numFmt w:val="lowerLetter"/>
+      <w:lvlText w:val="%1)"/>
+      <w:lvlJc w:val="left"/>
+      <w:pPr>
+        <w:ind w:left="3024" w:hanging="360"/>
+      </w:pPr>
+      <w:rPr>
+        <w:rFonts w:hint="default"/>
+      </w:rPr>
+    </w:lvl>
+    <w:lvl w:ilvl="1" w:tplc="04150019" w:tentative="1">
+      <w:start w:val="1"/>
+      <w:numFmt w:val="lowerLetter"/>
+      <w:lvlText w:val="%2."/>
+      <w:lvlJc w:val="left"/>
+      <w:pPr>
+        <w:ind w:left="3744" w:hanging="360"/>
+      </w:pPr>
+    </w:lvl>
+    <w:lvl w:ilvl="2" w:tplc="0415001B" w:tentative="1">
+      <w:start w:val="1"/>
+      <w:numFmt w:val="lowerRoman"/>
+      <w:lvlText w:val="%3."/>
+      <w:lvlJc w:val="right"/>
+      <w:pPr>
+        <w:ind w:left="4464" w:hanging="180"/>
+      </w:pPr>
+    </w:lvl>
+    <w:lvl w:ilvl="3" w:tplc="0415000F" w:tentative="1">
+      <w:start w:val="1"/>
+      <w:numFmt w:val="decimal"/>
+      <w:lvlText w:val="%4."/>
+      <w:lvlJc w:val="left"/>
+      <w:pPr>
+        <w:ind w:left="5184" w:hanging="360"/>
+      </w:pPr>
+    </w:lvl>
+    <w:lvl w:ilvl="4" w:tplc="04150019" w:tentative="1">
+      <w:start w:val="1"/>
+      <w:numFmt w:val="lowerLetter"/>
+      <w:lvlText w:val="%5."/>
+      <w:lvlJc w:val="left"/>
+      <w:pPr>
+        <w:ind w:left="5904" w:hanging="360"/>
+      </w:pPr>
+    </w:lvl>
+    <w:lvl w:ilvl="5" w:tplc="0415001B" w:tentative="1">
+      <w:start w:val="1"/>
+      <w:numFmt w:val="lowerRoman"/>
+      <w:lvlText w:val="%6."/>
+      <w:lvlJc w:val="right"/>
+      <w:pPr>
+        <w:ind w:left="6624" w:hanging="180"/>
+      </w:pPr>
+    </w:lvl>
+    <w:lvl w:ilvl="6" w:tplc="0415000F" w:tentative="1">
+      <w:start w:val="1"/>
+      <w:numFmt w:val="decimal"/>
+      <w:lvlText w:val="%7."/>
+      <w:lvlJc w:val="left"/>
+      <w:pPr>
+        <w:ind w:left="7344" w:hanging="360"/>
+      </w:pPr>
+    </w:lvl>
+    <w:lvl w:ilvl="7" w:tplc="04150019" w:tentative="1">
+      <w:start w:val="1"/>
+      <w:numFmt w:val="lowerLetter"/>
+      <w:lvlText w:val="%8."/>
+      <w:lvlJc w:val="left"/>
+      <w:pPr>
+        <w:ind w:left="8064" w:hanging="360"/>
+      </w:pPr>
+    </w:lvl>
+    <w:lvl w:ilvl="8" w:tplc="0415001B" w:tentative="1">
+      <w:start w:val="1"/>
+      <w:numFmt w:val="lowerRoman"/>
+      <w:lvlText w:val="%9."/>
+      <w:lvlJc w:val="right"/>
+      <w:pPr>
+        <w:ind w:left="8784" w:hanging="180"/>
+      </w:pPr>
+    </w:lvl>
+  </w:abstractNum>
+  <w:abstractNum w:abstractNumId="20" w15:restartNumberingAfterBreak="0">
+    <w:nsid w:val="6E6B4D21"/>
+    <w:multiLevelType w:val="hybridMultilevel"/>
+    <w:tmpl w:val="20E8C25A"/>
+    <w:lvl w:ilvl="0" w:tplc="6AAA84E8">
+      <w:start w:val="1"/>
+      <w:numFmt w:val="decimal"/>
+      <w:lvlText w:val="%1."/>
+      <w:lvlJc w:val="left"/>
+      <w:pPr>
+        <w:ind w:left="1944" w:hanging="360"/>
+      </w:pPr>
+      <w:rPr>
+        <w:rFonts w:hint="default"/>
+      </w:rPr>
+    </w:lvl>
+    <w:lvl w:ilvl="1" w:tplc="04150019" w:tentative="1">
+      <w:start w:val="1"/>
+      <w:numFmt w:val="lowerLetter"/>
+      <w:lvlText w:val="%2."/>
+      <w:lvlJc w:val="left"/>
+      <w:pPr>
+        <w:ind w:left="2664" w:hanging="360"/>
+      </w:pPr>
+    </w:lvl>
+    <w:lvl w:ilvl="2" w:tplc="0415001B" w:tentative="1">
+      <w:start w:val="1"/>
+      <w:numFmt w:val="lowerRoman"/>
+      <w:lvlText w:val="%3."/>
+      <w:lvlJc w:val="right"/>
+      <w:pPr>
+        <w:ind w:left="3384" w:hanging="180"/>
+      </w:pPr>
+    </w:lvl>
+    <w:lvl w:ilvl="3" w:tplc="0415000F" w:tentative="1">
+      <w:start w:val="1"/>
+      <w:numFmt w:val="decimal"/>
+      <w:lvlText w:val="%4."/>
+      <w:lvlJc w:val="left"/>
+      <w:pPr>
+        <w:ind w:left="4104" w:hanging="360"/>
+      </w:pPr>
+    </w:lvl>
+    <w:lvl w:ilvl="4" w:tplc="04150019" w:tentative="1">
+      <w:start w:val="1"/>
+      <w:numFmt w:val="lowerLetter"/>
+      <w:lvlText w:val="%5."/>
+      <w:lvlJc w:val="left"/>
+      <w:pPr>
+        <w:ind w:left="4824" w:hanging="360"/>
+      </w:pPr>
+    </w:lvl>
+    <w:lvl w:ilvl="5" w:tplc="0415001B" w:tentative="1">
+      <w:start w:val="1"/>
+      <w:numFmt w:val="lowerRoman"/>
+      <w:lvlText w:val="%6."/>
+      <w:lvlJc w:val="right"/>
+      <w:pPr>
+        <w:ind w:left="5544" w:hanging="180"/>
+      </w:pPr>
+    </w:lvl>
+    <w:lvl w:ilvl="6" w:tplc="0415000F" w:tentative="1">
+      <w:start w:val="1"/>
+      <w:numFmt w:val="decimal"/>
+      <w:lvlText w:val="%7."/>
+      <w:lvlJc w:val="left"/>
+      <w:pPr>
+        <w:ind w:left="6264" w:hanging="360"/>
+      </w:pPr>
+    </w:lvl>
+    <w:lvl w:ilvl="7" w:tplc="04150019" w:tentative="1">
+      <w:start w:val="1"/>
+      <w:numFmt w:val="lowerLetter"/>
+      <w:lvlText w:val="%8."/>
+      <w:lvlJc w:val="left"/>
+      <w:pPr>
+        <w:ind w:left="6984" w:hanging="360"/>
+      </w:pPr>
+    </w:lvl>
+    <w:lvl w:ilvl="8" w:tplc="0415001B" w:tentative="1">
+      <w:start w:val="1"/>
+      <w:numFmt w:val="lowerRoman"/>
+      <w:lvlText w:val="%9."/>
+      <w:lvlJc w:val="right"/>
+      <w:pPr>
+        <w:ind w:left="7704" w:hanging="180"/>
+      </w:pPr>
+    </w:lvl>
+  </w:abstractNum>
+  <w:abstractNum w:abstractNumId="21" w15:restartNumberingAfterBreak="0">
+    <w:nsid w:val="6F880655"/>
+    <w:multiLevelType w:val="hybridMultilevel"/>
+    <w:tmpl w:val="7DC8FBA0"/>
+    <w:lvl w:ilvl="0" w:tplc="9DE28D7A">
+      <w:start w:val="1"/>
+      <w:numFmt w:val="lowerLetter"/>
+      <w:lvlText w:val="%1)"/>
+      <w:lvlJc w:val="left"/>
+      <w:pPr>
+        <w:ind w:left="3024" w:hanging="360"/>
+      </w:pPr>
+      <w:rPr>
+        <w:rFonts w:hint="default"/>
+      </w:rPr>
+    </w:lvl>
+    <w:lvl w:ilvl="1" w:tplc="04150019" w:tentative="1">
+      <w:start w:val="1"/>
+      <w:numFmt w:val="lowerLetter"/>
+      <w:lvlText w:val="%2."/>
+      <w:lvlJc w:val="left"/>
+      <w:pPr>
+        <w:ind w:left="3744" w:hanging="360"/>
+      </w:pPr>
+    </w:lvl>
+    <w:lvl w:ilvl="2" w:tplc="0415001B" w:tentative="1">
+      <w:start w:val="1"/>
+      <w:numFmt w:val="lowerRoman"/>
+      <w:lvlText w:val="%3."/>
+      <w:lvlJc w:val="right"/>
+      <w:pPr>
+        <w:ind w:left="4464" w:hanging="180"/>
+      </w:pPr>
+    </w:lvl>
+    <w:lvl w:ilvl="3" w:tplc="0415000F" w:tentative="1">
+      <w:start w:val="1"/>
+      <w:numFmt w:val="decimal"/>
+      <w:lvlText w:val="%4."/>
+      <w:lvlJc w:val="left"/>
+      <w:pPr>
+        <w:ind w:left="5184" w:hanging="360"/>
+      </w:pPr>
+    </w:lvl>
+    <w:lvl w:ilvl="4" w:tplc="04150019" w:tentative="1">
+      <w:start w:val="1"/>
+      <w:numFmt w:val="lowerLetter"/>
+      <w:lvlText w:val="%5."/>
+      <w:lvlJc w:val="left"/>
+      <w:pPr>
+        <w:ind w:left="5904" w:hanging="360"/>
+      </w:pPr>
+    </w:lvl>
+    <w:lvl w:ilvl="5" w:tplc="0415001B" w:tentative="1">
+      <w:start w:val="1"/>
+      <w:numFmt w:val="lowerRoman"/>
+      <w:lvlText w:val="%6."/>
+      <w:lvlJc w:val="right"/>
+      <w:pPr>
+        <w:ind w:left="6624" w:hanging="180"/>
+      </w:pPr>
+    </w:lvl>
+    <w:lvl w:ilvl="6" w:tplc="0415000F" w:tentative="1">
+      <w:start w:val="1"/>
+      <w:numFmt w:val="decimal"/>
+      <w:lvlText w:val="%7."/>
+      <w:lvlJc w:val="left"/>
+      <w:pPr>
+        <w:ind w:left="7344" w:hanging="360"/>
+      </w:pPr>
+    </w:lvl>
+    <w:lvl w:ilvl="7" w:tplc="04150019" w:tentative="1">
+      <w:start w:val="1"/>
+      <w:numFmt w:val="lowerLetter"/>
+      <w:lvlText w:val="%8."/>
+      <w:lvlJc w:val="left"/>
+      <w:pPr>
+        <w:ind w:left="8064" w:hanging="360"/>
+      </w:pPr>
+    </w:lvl>
+    <w:lvl w:ilvl="8" w:tplc="0415001B" w:tentative="1">
+      <w:start w:val="1"/>
+      <w:numFmt w:val="lowerRoman"/>
+      <w:lvlText w:val="%9."/>
+      <w:lvlJc w:val="right"/>
+      <w:pPr>
+        <w:ind w:left="8784" w:hanging="180"/>
+      </w:pPr>
+    </w:lvl>
+  </w:abstractNum>
+  <w:abstractNum w:abstractNumId="22" w15:restartNumberingAfterBreak="0">
+    <w:nsid w:val="71F51B3C"/>
+    <w:multiLevelType w:val="hybridMultilevel"/>
+    <w:tmpl w:val="D7E28942"/>
+    <w:lvl w:ilvl="0" w:tplc="0415000F">
+      <w:start w:val="1"/>
+      <w:numFmt w:val="decimal"/>
+      <w:lvlText w:val="%1."/>
+      <w:lvlJc w:val="left"/>
+      <w:pPr>
+        <w:ind w:left="2664" w:hanging="360"/>
+      </w:pPr>
+    </w:lvl>
+    <w:lvl w:ilvl="1" w:tplc="04150019" w:tentative="1">
+      <w:start w:val="1"/>
+      <w:numFmt w:val="lowerLetter"/>
+      <w:lvlText w:val="%2."/>
+      <w:lvlJc w:val="left"/>
+      <w:pPr>
+        <w:ind w:left="3384" w:hanging="360"/>
+      </w:pPr>
+    </w:lvl>
+    <w:lvl w:ilvl="2" w:tplc="0415001B" w:tentative="1">
+      <w:start w:val="1"/>
+      <w:numFmt w:val="lowerRoman"/>
+      <w:lvlText w:val="%3."/>
+      <w:lvlJc w:val="right"/>
+      <w:pPr>
+        <w:ind w:left="4104" w:hanging="180"/>
+      </w:pPr>
+    </w:lvl>
+    <w:lvl w:ilvl="3" w:tplc="0415000F" w:tentative="1">
+      <w:start w:val="1"/>
+      <w:numFmt w:val="decimal"/>
+      <w:lvlText w:val="%4."/>
+      <w:lvlJc w:val="left"/>
+      <w:pPr>
+        <w:ind w:left="4824" w:hanging="360"/>
+      </w:pPr>
+    </w:lvl>
+    <w:lvl w:ilvl="4" w:tplc="04150019" w:tentative="1">
+      <w:start w:val="1"/>
+      <w:numFmt w:val="lowerLetter"/>
+      <w:lvlText w:val="%5."/>
+      <w:lvlJc w:val="left"/>
+      <w:pPr>
+        <w:ind w:left="5544" w:hanging="360"/>
+      </w:pPr>
+    </w:lvl>
+    <w:lvl w:ilvl="5" w:tplc="0415001B" w:tentative="1">
+      <w:start w:val="1"/>
+      <w:numFmt w:val="lowerRoman"/>
+      <w:lvlText w:val="%6."/>
+      <w:lvlJc w:val="right"/>
+      <w:pPr>
+        <w:ind w:left="6264" w:hanging="180"/>
+      </w:pPr>
+    </w:lvl>
+    <w:lvl w:ilvl="6" w:tplc="0415000F" w:tentative="1">
+      <w:start w:val="1"/>
+      <w:numFmt w:val="decimal"/>
+      <w:lvlText w:val="%7."/>
+      <w:lvlJc w:val="left"/>
+      <w:pPr>
+        <w:ind w:left="6984" w:hanging="360"/>
+      </w:pPr>
+    </w:lvl>
+    <w:lvl w:ilvl="7" w:tplc="04150019" w:tentative="1">
+      <w:start w:val="1"/>
+      <w:numFmt w:val="lowerLetter"/>
+      <w:lvlText w:val="%8."/>
+      <w:lvlJc w:val="left"/>
+      <w:pPr>
+        <w:ind w:left="7704" w:hanging="360"/>
+      </w:pPr>
+    </w:lvl>
+    <w:lvl w:ilvl="8" w:tplc="0415001B" w:tentative="1">
+      <w:start w:val="1"/>
+      <w:numFmt w:val="lowerRoman"/>
+      <w:lvlText w:val="%9."/>
+      <w:lvlJc w:val="right"/>
+      <w:pPr>
+        <w:ind w:left="8424" w:hanging="180"/>
+      </w:pPr>
+    </w:lvl>
+  </w:abstractNum>
+  <w:abstractNum w:abstractNumId="23" w15:restartNumberingAfterBreak="0">
+    <w:nsid w:val="73A54214"/>
+    <w:multiLevelType w:val="hybridMultilevel"/>
+    <w:tmpl w:val="85406FE6"/>
+    <w:lvl w:ilvl="0" w:tplc="ECEA760E">
+      <w:start w:val="1"/>
+      <w:numFmt w:val="lowerLetter"/>
+      <w:lvlText w:val="%1)"/>
+      <w:lvlJc w:val="left"/>
+      <w:pPr>
+        <w:ind w:left="3384" w:hanging="360"/>
+      </w:pPr>
+      <w:rPr>
+        <w:rFonts w:hint="default"/>
+      </w:rPr>
+    </w:lvl>
+    <w:lvl w:ilvl="1" w:tplc="04150019" w:tentative="1">
+      <w:start w:val="1"/>
+      <w:numFmt w:val="lowerLetter"/>
+      <w:lvlText w:val="%2."/>
+      <w:lvlJc w:val="left"/>
+      <w:pPr>
+        <w:ind w:left="4104" w:hanging="360"/>
+      </w:pPr>
+    </w:lvl>
+    <w:lvl w:ilvl="2" w:tplc="0415001B" w:tentative="1">
+      <w:start w:val="1"/>
+      <w:numFmt w:val="lowerRoman"/>
+      <w:lvlText w:val="%3."/>
+      <w:lvlJc w:val="right"/>
+      <w:pPr>
+        <w:ind w:left="4824" w:hanging="180"/>
+      </w:pPr>
+    </w:lvl>
+    <w:lvl w:ilvl="3" w:tplc="0415000F" w:tentative="1">
+      <w:start w:val="1"/>
+      <w:numFmt w:val="decimal"/>
+      <w:lvlText w:val="%4."/>
+      <w:lvlJc w:val="left"/>
+      <w:pPr>
+        <w:ind w:left="5544" w:hanging="360"/>
+      </w:pPr>
+    </w:lvl>
+    <w:lvl w:ilvl="4" w:tplc="04150019" w:tentative="1">
+      <w:start w:val="1"/>
+      <w:numFmt w:val="lowerLetter"/>
+      <w:lvlText w:val="%5."/>
+      <w:lvlJc w:val="left"/>
+      <w:pPr>
+        <w:ind w:left="6264" w:hanging="360"/>
+      </w:pPr>
+    </w:lvl>
+    <w:lvl w:ilvl="5" w:tplc="0415001B" w:tentative="1">
+      <w:start w:val="1"/>
+      <w:numFmt w:val="lowerRoman"/>
+      <w:lvlText w:val="%6."/>
+      <w:lvlJc w:val="right"/>
+      <w:pPr>
+        <w:ind w:left="6984" w:hanging="180"/>
+      </w:pPr>
+    </w:lvl>
+    <w:lvl w:ilvl="6" w:tplc="0415000F" w:tentative="1">
+      <w:start w:val="1"/>
+      <w:numFmt w:val="decimal"/>
+      <w:lvlText w:val="%7."/>
+      <w:lvlJc w:val="left"/>
+      <w:pPr>
+        <w:ind w:left="7704" w:hanging="360"/>
+      </w:pPr>
+    </w:lvl>
+    <w:lvl w:ilvl="7" w:tplc="04150019" w:tentative="1">
+      <w:start w:val="1"/>
+      <w:numFmt w:val="lowerLetter"/>
+      <w:lvlText w:val="%8."/>
+      <w:lvlJc w:val="left"/>
+      <w:pPr>
+        <w:ind w:left="8424" w:hanging="360"/>
+      </w:pPr>
+    </w:lvl>
+    <w:lvl w:ilvl="8" w:tplc="0415001B" w:tentative="1">
+      <w:start w:val="1"/>
+      <w:numFmt w:val="lowerRoman"/>
+      <w:lvlText w:val="%9."/>
+      <w:lvlJc w:val="right"/>
+      <w:pPr>
+        <w:ind w:left="9144" w:hanging="180"/>
+      </w:pPr>
+    </w:lvl>
+  </w:abstractNum>
+  <w:abstractNum w:abstractNumId="24" w15:restartNumberingAfterBreak="0">
+    <w:nsid w:val="7688137B"/>
+    <w:multiLevelType w:val="hybridMultilevel"/>
+    <w:tmpl w:val="20F6D65A"/>
+    <w:lvl w:ilvl="0" w:tplc="28883E3E">
+      <w:start w:val="1"/>
+      <w:numFmt w:val="decimal"/>
+      <w:lvlText w:val="%1."/>
+      <w:lvlJc w:val="left"/>
+      <w:pPr>
+        <w:ind w:left="3024" w:hanging="360"/>
+      </w:pPr>
+      <w:rPr>
+        <w:rFonts w:hint="default"/>
+      </w:rPr>
+    </w:lvl>
+    <w:lvl w:ilvl="1" w:tplc="04150019" w:tentative="1">
+      <w:start w:val="1"/>
+      <w:numFmt w:val="lowerLetter"/>
+      <w:lvlText w:val="%2."/>
+      <w:lvlJc w:val="left"/>
+      <w:pPr>
+        <w:ind w:left="3744" w:hanging="360"/>
+      </w:pPr>
+    </w:lvl>
+    <w:lvl w:ilvl="2" w:tplc="0415001B" w:tentative="1">
+      <w:start w:val="1"/>
+      <w:numFmt w:val="lowerRoman"/>
+      <w:lvlText w:val="%3."/>
+      <w:lvlJc w:val="right"/>
+      <w:pPr>
+        <w:ind w:left="4464" w:hanging="180"/>
+      </w:pPr>
+    </w:lvl>
+    <w:lvl w:ilvl="3" w:tplc="0415000F" w:tentative="1">
+      <w:start w:val="1"/>
+      <w:numFmt w:val="decimal"/>
+      <w:lvlText w:val="%4."/>
+      <w:lvlJc w:val="left"/>
+      <w:pPr>
+        <w:ind w:left="5184" w:hanging="360"/>
+      </w:pPr>
+    </w:lvl>
+    <w:lvl w:ilvl="4" w:tplc="04150019" w:tentative="1">
+      <w:start w:val="1"/>
+      <w:numFmt w:val="lowerLetter"/>
+      <w:lvlText w:val="%5."/>
+      <w:lvlJc w:val="left"/>
+      <w:pPr>
+        <w:ind w:left="5904" w:hanging="360"/>
+      </w:pPr>
+    </w:lvl>
+    <w:lvl w:ilvl="5" w:tplc="0415001B" w:tentative="1">
+      <w:start w:val="1"/>
+      <w:numFmt w:val="lowerRoman"/>
+      <w:lvlText w:val="%6."/>
+      <w:lvlJc w:val="right"/>
+      <w:pPr>
+        <w:ind w:left="6624" w:hanging="180"/>
+      </w:pPr>
+    </w:lvl>
+    <w:lvl w:ilvl="6" w:tplc="0415000F" w:tentative="1">
+      <w:start w:val="1"/>
+      <w:numFmt w:val="decimal"/>
+      <w:lvlText w:val="%7."/>
+      <w:lvlJc w:val="left"/>
+      <w:pPr>
+        <w:ind w:left="7344" w:hanging="360"/>
+      </w:pPr>
+    </w:lvl>
+    <w:lvl w:ilvl="7" w:tplc="04150019" w:tentative="1">
+      <w:start w:val="1"/>
+      <w:numFmt w:val="lowerLetter"/>
+      <w:lvlText w:val="%8."/>
+      <w:lvlJc w:val="left"/>
+      <w:pPr>
+        <w:ind w:left="8064" w:hanging="360"/>
+      </w:pPr>
+    </w:lvl>
+    <w:lvl w:ilvl="8" w:tplc="0415001B" w:tentative="1">
+      <w:start w:val="1"/>
+      <w:numFmt w:val="lowerRoman"/>
+      <w:lvlText w:val="%9."/>
+      <w:lvlJc w:val="right"/>
+      <w:pPr>
+        <w:ind w:left="8784" w:hanging="180"/>
+      </w:pPr>
+    </w:lvl>
+  </w:abstractNum>
+  <w:abstractNum w:abstractNumId="25" w15:restartNumberingAfterBreak="0">
+    <w:nsid w:val="773C02C5"/>
+    <w:multiLevelType w:val="hybridMultilevel"/>
+    <w:tmpl w:val="BBD0CC9C"/>
+    <w:lvl w:ilvl="0" w:tplc="5B2E73EE">
+      <w:start w:val="1"/>
+      <w:numFmt w:val="lowerLetter"/>
+      <w:lvlText w:val="%1)"/>
+      <w:lvlJc w:val="left"/>
+      <w:pPr>
+        <w:ind w:left="3024" w:hanging="360"/>
+      </w:pPr>
+      <w:rPr>
+        <w:rFonts w:hint="default"/>
+      </w:rPr>
+    </w:lvl>
+    <w:lvl w:ilvl="1" w:tplc="04150019" w:tentative="1">
+      <w:start w:val="1"/>
+      <w:numFmt w:val="lowerLetter"/>
+      <w:lvlText w:val="%2."/>
+      <w:lvlJc w:val="left"/>
+      <w:pPr>
+        <w:ind w:left="3744" w:hanging="360"/>
+      </w:pPr>
+    </w:lvl>
+    <w:lvl w:ilvl="2" w:tplc="0415001B" w:tentative="1">
+      <w:start w:val="1"/>
+      <w:numFmt w:val="lowerRoman"/>
+      <w:lvlText w:val="%3."/>
+      <w:lvlJc w:val="right"/>
+      <w:pPr>
+        <w:ind w:left="4464" w:hanging="180"/>
+      </w:pPr>
+    </w:lvl>
+    <w:lvl w:ilvl="3" w:tplc="0415000F" w:tentative="1">
+      <w:start w:val="1"/>
+      <w:numFmt w:val="decimal"/>
+      <w:lvlText w:val="%4."/>
+      <w:lvlJc w:val="left"/>
+      <w:pPr>
+        <w:ind w:left="5184" w:hanging="360"/>
+      </w:pPr>
+    </w:lvl>
+    <w:lvl w:ilvl="4" w:tplc="04150019" w:tentative="1">
+      <w:start w:val="1"/>
+      <w:numFmt w:val="lowerLetter"/>
+      <w:lvlText w:val="%5."/>
+      <w:lvlJc w:val="left"/>
+      <w:pPr>
+        <w:ind w:left="5904" w:hanging="360"/>
+      </w:pPr>
+    </w:lvl>
+    <w:lvl w:ilvl="5" w:tplc="0415001B" w:tentative="1">
+      <w:start w:val="1"/>
+      <w:numFmt w:val="lowerRoman"/>
+      <w:lvlText w:val="%6."/>
+      <w:lvlJc w:val="right"/>
+      <w:pPr>
+        <w:ind w:left="6624" w:hanging="180"/>
+      </w:pPr>
+    </w:lvl>
+    <w:lvl w:ilvl="6" w:tplc="0415000F" w:tentative="1">
+      <w:start w:val="1"/>
+      <w:numFmt w:val="decimal"/>
+      <w:lvlText w:val="%7."/>
+      <w:lvlJc w:val="left"/>
+      <w:pPr>
+        <w:ind w:left="7344" w:hanging="360"/>
+      </w:pPr>
+    </w:lvl>
+    <w:lvl w:ilvl="7" w:tplc="04150019" w:tentative="1">
+      <w:start w:val="1"/>
+      <w:numFmt w:val="lowerLetter"/>
+      <w:lvlText w:val="%8."/>
+      <w:lvlJc w:val="left"/>
+      <w:pPr>
+        <w:ind w:left="8064" w:hanging="360"/>
+      </w:pPr>
+    </w:lvl>
+    <w:lvl w:ilvl="8" w:tplc="0415001B" w:tentative="1">
+      <w:start w:val="1"/>
+      <w:numFmt w:val="lowerRoman"/>
+      <w:lvlText w:val="%9."/>
+      <w:lvlJc w:val="right"/>
+      <w:pPr>
+        <w:ind w:left="8784" w:hanging="180"/>
+      </w:pPr>
+    </w:lvl>
+  </w:abstractNum>
   <w:num w:numId="1" w16cid:durableId="1149588467">
-    <w:abstractNumId w:val="5"/>
+    <w:abstractNumId w:val="15"/>
   </w:num>
   <w:num w:numId="2" w16cid:durableId="1999380860">
+    <w:abstractNumId w:val="12"/>
+  </w:num>
+  <w:num w:numId="3" w16cid:durableId="1687710849">
+    <w:abstractNumId w:val="13"/>
+  </w:num>
+  <w:num w:numId="4" w16cid:durableId="359287491">
+    <w:abstractNumId w:val="11"/>
+  </w:num>
+  <w:num w:numId="5" w16cid:durableId="479658198">
+    <w:abstractNumId w:val="6"/>
+  </w:num>
+  <w:num w:numId="6" w16cid:durableId="515390669">
+    <w:abstractNumId w:val="10"/>
+  </w:num>
+  <w:num w:numId="7" w16cid:durableId="689649076">
+    <w:abstractNumId w:val="18"/>
+  </w:num>
+  <w:num w:numId="8" w16cid:durableId="1333950069">
+    <w:abstractNumId w:val="8"/>
+  </w:num>
+  <w:num w:numId="9" w16cid:durableId="730620516">
+    <w:abstractNumId w:val="22"/>
+  </w:num>
+  <w:num w:numId="10" w16cid:durableId="1919829628">
+    <w:abstractNumId w:val="21"/>
+  </w:num>
+  <w:num w:numId="11" w16cid:durableId="1842156077">
+    <w:abstractNumId w:val="2"/>
+  </w:num>
+  <w:num w:numId="12" w16cid:durableId="2011986595">
+    <w:abstractNumId w:val="24"/>
+  </w:num>
+  <w:num w:numId="13" w16cid:durableId="758986005">
+    <w:abstractNumId w:val="20"/>
+  </w:num>
+  <w:num w:numId="14" w16cid:durableId="390202726">
+    <w:abstractNumId w:val="17"/>
+  </w:num>
+  <w:num w:numId="15" w16cid:durableId="1982344931">
+    <w:abstractNumId w:val="14"/>
+  </w:num>
+  <w:num w:numId="16" w16cid:durableId="1080249533">
+    <w:abstractNumId w:val="7"/>
+  </w:num>
+  <w:num w:numId="17" w16cid:durableId="758913486">
+    <w:abstractNumId w:val="16"/>
+  </w:num>
+  <w:num w:numId="18" w16cid:durableId="1506045775">
+    <w:abstractNumId w:val="1"/>
+  </w:num>
+  <w:num w:numId="19" w16cid:durableId="1180193254">
+    <w:abstractNumId w:val="9"/>
+  </w:num>
+  <w:num w:numId="20" w16cid:durableId="895429425">
+    <w:abstractNumId w:val="4"/>
+  </w:num>
+  <w:num w:numId="21" w16cid:durableId="1031344139">
     <w:abstractNumId w:val="3"/>
   </w:num>
-  <w:num w:numId="3" w16cid:durableId="1687710849">
-    <w:abstractNumId w:val="4"/>
-  </w:num>
-  <w:num w:numId="4" w16cid:durableId="359287491">
-    <w:abstractNumId w:val="2"/>
-  </w:num>
-  <w:num w:numId="5" w16cid:durableId="479658198">
+  <w:num w:numId="22" w16cid:durableId="1459107162">
     <w:abstractNumId w:val="0"/>
   </w:num>
-  <w:num w:numId="6" w16cid:durableId="515390669">
-    <w:abstractNumId w:val="1"/>
+  <w:num w:numId="23" w16cid:durableId="1831368154">
+    <w:abstractNumId w:val="23"/>
+  </w:num>
+  <w:num w:numId="24" w16cid:durableId="322785514">
+    <w:abstractNumId w:val="19"/>
+  </w:num>
+  <w:num w:numId="25" w16cid:durableId="609556158">
+    <w:abstractNumId w:val="25"/>
+  </w:num>
+  <w:num w:numId="26" w16cid:durableId="1629506982">
+    <w:abstractNumId w:val="5"/>
   </w:num>
 </w:numbering>
 </file>
 
 <file path=word/styles.xml><?xml version="1.0" encoding="utf-8"?>
-<w:styles xmlns:mc="http://schemas.openxmlformats.org/markup-compatibility/2006" xmlns:r="http://schemas.openxmlformats.org/officeDocument/2006/relationships" xmlns:w="http://schemas.openxmlformats.org/wordprocessingml/2006/main" xmlns:w14="http://schemas.microsoft.com/office/word/2010/wordml" xmlns:w15="http://schemas.microsoft.com/office/word/2012/wordml" xmlns:w16cex="http://schemas.microsoft.com/office/word/2018/wordml/cex" xmlns:w16cid="http://schemas.microsoft.com/office/word/2016/wordml/cid" xmlns:w16="http://schemas.microsoft.com/office/word/2018/wordml" xmlns:w16sdtdh="http://schemas.microsoft.com/office/word/2020/wordml/sdtdatahash" xmlns:w16se="http://schemas.microsoft.com/office/word/2015/wordml/symex" mc:Ignorable="w14 w15 w16se w16cid w16 w16cex w16sdtdh">
+<w:styles xmlns:mc="http://schemas.openxmlformats.org/markup-compatibility/2006" xmlns:r="http://schemas.openxmlformats.org/officeDocument/2006/relationships" xmlns:w="http://schemas.openxmlformats.org/wordprocessingml/2006/main" xmlns:w14="http://schemas.microsoft.com/office/word/2010/wordml" xmlns:w15="http://schemas.microsoft.com/office/word/2012/wordml" xmlns:w16cex="http://schemas.microsoft.com/office/word/2018/wordml/cex" xmlns:w16cid="http://schemas.microsoft.com/office/word/2016/wordml/cid" xmlns:w16="http://schemas.microsoft.com/office/word/2018/wordml" xmlns:w16du="http://schemas.microsoft.com/office/word/2023/wordml/word16du" xmlns:w16sdtdh="http://schemas.microsoft.com/office/word/2020/wordml/sdtdatahash" xmlns:w16sdtfl="http://schemas.microsoft.com/office/word/2024/wordml/sdtformatlock" xmlns:w16se="http://schemas.microsoft.com/office/word/2015/wordml/symex" mc:Ignorable="w14 w15 w16se w16cid w16 w16cex w16sdtdh w16sdtfl w16du">
   <w:docDefaults>
     <w:rPrDefault>
       <w:rPr>
@@ -3791,7 +7041,7 @@
 </file>
 
 <file path=word/glossary/document.xml><?xml version="1.0" encoding="utf-8"?>
-<w:glossaryDocument xmlns:wpc="http://schemas.microsoft.com/office/word/2010/wordprocessingCanvas" xmlns:cx="http://schemas.microsoft.com/office/drawing/2014/chartex" xmlns:cx1="http://schemas.microsoft.com/office/drawing/2015/9/8/chartex" xmlns:cx2="http://schemas.microsoft.com/office/drawing/2015/10/21/chartex" xmlns:cx3="http://schemas.microsoft.com/office/drawing/2016/5/9/chartex" xmlns:cx4="http://schemas.microsoft.com/office/drawing/2016/5/10/chartex" xmlns:cx5="http://schemas.microsoft.com/office/drawing/2016/5/11/chartex" xmlns:cx6="http://schemas.microsoft.com/office/drawing/2016/5/12/chartex" xmlns:cx7="http://schemas.microsoft.com/office/drawing/2016/5/13/chartex" xmlns:cx8="http://schemas.microsoft.com/office/drawing/2016/5/14/chartex" xmlns:mc="http://schemas.openxmlformats.org/markup-compatibility/2006" xmlns:aink="http://schemas.microsoft.com/office/drawing/2016/ink" xmlns:am3d="http://schemas.microsoft.com/office/drawing/2017/model3d" xmlns:o="urn:schemas-microsoft-com:office:office" xmlns:oel="http://schemas.microsoft.com/office/2019/extlst" xmlns:r="http://schemas.openxmlformats.org/officeDocument/2006/relationships" xmlns:m="http://schemas.openxmlformats.org/officeDocument/2006/math" xmlns:v="urn:schemas-microsoft-com:vml" xmlns:wp14="http://schemas.microsoft.com/office/word/2010/wordprocessingDrawing" xmlns:wp="http://schemas.openxmlformats.org/drawingml/2006/wordprocessingDrawing" xmlns:w10="urn:schemas-microsoft-com:office:word" xmlns:w="http://schemas.openxmlformats.org/wordprocessingml/2006/main" xmlns:w14="http://schemas.microsoft.com/office/word/2010/wordml" xmlns:w15="http://schemas.microsoft.com/office/word/2012/wordml" xmlns:w16cex="http://schemas.microsoft.com/office/word/2018/wordml/cex" xmlns:w16cid="http://schemas.microsoft.com/office/word/2016/wordml/cid" xmlns:w16="http://schemas.microsoft.com/office/word/2018/wordml" xmlns:w16sdtdh="http://schemas.microsoft.com/office/word/2020/wordml/sdtdatahash" xmlns:w16se="http://schemas.microsoft.com/office/word/2015/wordml/symex" xmlns:wpg="http://schemas.microsoft.com/office/word/2010/wordprocessingGroup" xmlns:wpi="http://schemas.microsoft.com/office/word/2010/wordprocessingInk" xmlns:wne="http://schemas.microsoft.com/office/word/2006/wordml" xmlns:wps="http://schemas.microsoft.com/office/word/2010/wordprocessingShape" mc:Ignorable="w14 w15 w16se w16cid w16 w16cex w16sdtdh wp14">
+<w:glossaryDocument xmlns:wpc="http://schemas.microsoft.com/office/word/2010/wordprocessingCanvas" xmlns:cx="http://schemas.microsoft.com/office/drawing/2014/chartex" xmlns:cx1="http://schemas.microsoft.com/office/drawing/2015/9/8/chartex" xmlns:cx2="http://schemas.microsoft.com/office/drawing/2015/10/21/chartex" xmlns:cx3="http://schemas.microsoft.com/office/drawing/2016/5/9/chartex" xmlns:cx4="http://schemas.microsoft.com/office/drawing/2016/5/10/chartex" xmlns:cx5="http://schemas.microsoft.com/office/drawing/2016/5/11/chartex" xmlns:cx6="http://schemas.microsoft.com/office/drawing/2016/5/12/chartex" xmlns:cx7="http://schemas.microsoft.com/office/drawing/2016/5/13/chartex" xmlns:cx8="http://schemas.microsoft.com/office/drawing/2016/5/14/chartex" xmlns:mc="http://schemas.openxmlformats.org/markup-compatibility/2006" xmlns:aink="http://schemas.microsoft.com/office/drawing/2016/ink" xmlns:am3d="http://schemas.microsoft.com/office/drawing/2017/model3d" xmlns:o="urn:schemas-microsoft-com:office:office" xmlns:oel="http://schemas.microsoft.com/office/2019/extlst" xmlns:r="http://schemas.openxmlformats.org/officeDocument/2006/relationships" xmlns:m="http://schemas.openxmlformats.org/officeDocument/2006/math" xmlns:v="urn:schemas-microsoft-com:vml" xmlns:wp14="http://schemas.microsoft.com/office/word/2010/wordprocessingDrawing" xmlns:wp="http://schemas.openxmlformats.org/drawingml/2006/wordprocessingDrawing" xmlns:w10="urn:schemas-microsoft-com:office:word" xmlns:w="http://schemas.openxmlformats.org/wordprocessingml/2006/main" xmlns:w14="http://schemas.microsoft.com/office/word/2010/wordml" xmlns:w15="http://schemas.microsoft.com/office/word/2012/wordml" xmlns:w16cex="http://schemas.microsoft.com/office/word/2018/wordml/cex" xmlns:w16cid="http://schemas.microsoft.com/office/word/2016/wordml/cid" xmlns:w16="http://schemas.microsoft.com/office/word/2018/wordml" xmlns:w16du="http://schemas.microsoft.com/office/word/2023/wordml/word16du" xmlns:w16sdtdh="http://schemas.microsoft.com/office/word/2020/wordml/sdtdatahash" xmlns:w16sdtfl="http://schemas.microsoft.com/office/word/2024/wordml/sdtformatlock" xmlns:w16se="http://schemas.microsoft.com/office/word/2015/wordml/symex" xmlns:wpg="http://schemas.microsoft.com/office/word/2010/wordprocessingGroup" xmlns:wpi="http://schemas.microsoft.com/office/word/2010/wordprocessingInk" xmlns:wne="http://schemas.microsoft.com/office/word/2006/wordml" xmlns:wps="http://schemas.microsoft.com/office/word/2010/wordprocessingShape" mc:Ignorable="w14 w15 w16se w16cid w16 w16cex w16sdtdh w16sdtfl w16du wp14">
   <w:docParts>
     <w:docPart>
       <w:docPartPr>
@@ -3828,20 +7078,13 @@
 </file>
 
 <file path=word/glossary/fontTable.xml><?xml version="1.0" encoding="utf-8"?>
-<w:fonts xmlns:mc="http://schemas.openxmlformats.org/markup-compatibility/2006" xmlns:r="http://schemas.openxmlformats.org/officeDocument/2006/relationships" xmlns:w="http://schemas.openxmlformats.org/wordprocessingml/2006/main" xmlns:w14="http://schemas.microsoft.com/office/word/2010/wordml" xmlns:w15="http://schemas.microsoft.com/office/word/2012/wordml" xmlns:w16cex="http://schemas.microsoft.com/office/word/2018/wordml/cex" xmlns:w16cid="http://schemas.microsoft.com/office/word/2016/wordml/cid" xmlns:w16="http://schemas.microsoft.com/office/word/2018/wordml" xmlns:w16sdtdh="http://schemas.microsoft.com/office/word/2020/wordml/sdtdatahash" xmlns:w16se="http://schemas.microsoft.com/office/word/2015/wordml/symex" mc:Ignorable="w14 w15 w16se w16cid w16 w16cex w16sdtdh">
+<w:fonts xmlns:mc="http://schemas.openxmlformats.org/markup-compatibility/2006" xmlns:r="http://schemas.openxmlformats.org/officeDocument/2006/relationships" xmlns:w="http://schemas.openxmlformats.org/wordprocessingml/2006/main" xmlns:w14="http://schemas.microsoft.com/office/word/2010/wordml" xmlns:w15="http://schemas.microsoft.com/office/word/2012/wordml" xmlns:w16cex="http://schemas.microsoft.com/office/word/2018/wordml/cex" xmlns:w16cid="http://schemas.microsoft.com/office/word/2016/wordml/cid" xmlns:w16="http://schemas.microsoft.com/office/word/2018/wordml" xmlns:w16du="http://schemas.microsoft.com/office/word/2023/wordml/word16du" xmlns:w16sdtdh="http://schemas.microsoft.com/office/word/2020/wordml/sdtdatahash" xmlns:w16sdtfl="http://schemas.microsoft.com/office/word/2024/wordml/sdtformatlock" xmlns:w16se="http://schemas.microsoft.com/office/word/2015/wordml/symex" mc:Ignorable="w14 w15 w16se w16cid w16 w16cex w16sdtdh w16sdtfl w16du">
   <w:font w:name="Times New Roman">
     <w:panose1 w:val="02020603050405020304"/>
-    <w:charset w:val="00"/>
+    <w:charset w:val="EE"/>
     <w:family w:val="roman"/>
     <w:pitch w:val="variable"/>
     <w:sig w:usb0="E0002EFF" w:usb1="C000785B" w:usb2="00000009" w:usb3="00000000" w:csb0="000001FF" w:csb1="00000000"/>
-  </w:font>
-  <w:font w:name="Symbol">
-    <w:panose1 w:val="05050102010706020507"/>
-    <w:charset w:val="02"/>
-    <w:family w:val="roman"/>
-    <w:pitch w:val="variable"/>
-    <w:sig w:usb0="00000000" w:usb1="10000000" w:usb2="00000000" w:usb3="00000000" w:csb0="80000000" w:csb1="00000000"/>
   </w:font>
   <w:font w:name="Courier New">
     <w:panose1 w:val="02070309020205020404"/>
@@ -3857,19 +7100,26 @@
     <w:pitch w:val="variable"/>
     <w:sig w:usb0="00000000" w:usb1="10000000" w:usb2="00000000" w:usb3="00000000" w:csb0="80000000" w:csb1="00000000"/>
   </w:font>
+  <w:font w:name="Symbol">
+    <w:panose1 w:val="05050102010706020507"/>
+    <w:charset w:val="02"/>
+    <w:family w:val="roman"/>
+    <w:pitch w:val="variable"/>
+    <w:sig w:usb0="00000000" w:usb1="10000000" w:usb2="00000000" w:usb3="00000000" w:csb0="80000000" w:csb1="00000000"/>
+  </w:font>
   <w:font w:name="Calibri">
     <w:panose1 w:val="020F0502020204030204"/>
     <w:charset w:val="EE"/>
     <w:family w:val="swiss"/>
     <w:pitch w:val="variable"/>
-    <w:sig w:usb0="E4002EFF" w:usb1="C200247B" w:usb2="00000009" w:usb3="00000000" w:csb0="000001FF" w:csb1="00000000"/>
+    <w:sig w:usb0="E4002EFF" w:usb1="C000247B" w:usb2="00000009" w:usb3="00000000" w:csb0="000001FF" w:csb1="00000000"/>
   </w:font>
   <w:font w:name="Calibri Light">
     <w:panose1 w:val="020F0302020204030204"/>
     <w:charset w:val="EE"/>
     <w:family w:val="swiss"/>
     <w:pitch w:val="variable"/>
-    <w:sig w:usb0="E4002EFF" w:usb1="C200247B" w:usb2="00000009" w:usb3="00000000" w:csb0="000001FF" w:csb1="00000000"/>
+    <w:sig w:usb0="E4002EFF" w:usb1="C000247B" w:usb2="00000009" w:usb3="00000000" w:csb0="000001FF" w:csb1="00000000"/>
   </w:font>
   <w:font w:name="Andale Sans UI">
     <w:charset w:val="00"/>
@@ -3883,23 +7133,11 @@
     <w:pitch w:val="variable"/>
     <w:sig w:usb0="E1002EFF" w:usb1="C000605B" w:usb2="00000029" w:usb3="00000000" w:csb0="000101FF" w:csb1="00000000"/>
   </w:font>
-  <w:font w:name="Aptos">
-    <w:charset w:val="00"/>
-    <w:family w:val="swiss"/>
-    <w:pitch w:val="variable"/>
-    <w:sig w:usb0="20000287" w:usb1="00000003" w:usb2="00000000" w:usb3="00000000" w:csb0="0000019F" w:csb1="00000000"/>
-  </w:font>
-  <w:font w:name="Aptos Display">
-    <w:charset w:val="00"/>
-    <w:family w:val="swiss"/>
-    <w:pitch w:val="variable"/>
-    <w:sig w:usb0="20000287" w:usb1="00000003" w:usb2="00000000" w:usb3="00000000" w:csb0="0000019F" w:csb1="00000000"/>
-  </w:font>
 </w:fonts>
 </file>
 
 <file path=word/glossary/settings.xml><?xml version="1.0" encoding="utf-8"?>
-<w:settings xmlns:mc="http://schemas.openxmlformats.org/markup-compatibility/2006" xmlns:o="urn:schemas-microsoft-com:office:office" xmlns:r="http://schemas.openxmlformats.org/officeDocument/2006/relationships" xmlns:m="http://schemas.openxmlformats.org/officeDocument/2006/math" xmlns:v="urn:schemas-microsoft-com:vml" xmlns:w10="urn:schemas-microsoft-com:office:word" xmlns:w="http://schemas.openxmlformats.org/wordprocessingml/2006/main" xmlns:w14="http://schemas.microsoft.com/office/word/2010/wordml" xmlns:w15="http://schemas.microsoft.com/office/word/2012/wordml" xmlns:w16cex="http://schemas.microsoft.com/office/word/2018/wordml/cex" xmlns:w16cid="http://schemas.microsoft.com/office/word/2016/wordml/cid" xmlns:w16="http://schemas.microsoft.com/office/word/2018/wordml" xmlns:w16sdtdh="http://schemas.microsoft.com/office/word/2020/wordml/sdtdatahash" xmlns:w16se="http://schemas.microsoft.com/office/word/2015/wordml/symex" xmlns:sl="http://schemas.openxmlformats.org/schemaLibrary/2006/main" mc:Ignorable="w14 w15 w16se w16cid w16 w16cex w16sdtdh">
+<w:settings xmlns:mc="http://schemas.openxmlformats.org/markup-compatibility/2006" xmlns:o="urn:schemas-microsoft-com:office:office" xmlns:r="http://schemas.openxmlformats.org/officeDocument/2006/relationships" xmlns:m="http://schemas.openxmlformats.org/officeDocument/2006/math" xmlns:v="urn:schemas-microsoft-com:vml" xmlns:w10="urn:schemas-microsoft-com:office:word" xmlns:w="http://schemas.openxmlformats.org/wordprocessingml/2006/main" xmlns:w14="http://schemas.microsoft.com/office/word/2010/wordml" xmlns:w15="http://schemas.microsoft.com/office/word/2012/wordml" xmlns:w16cex="http://schemas.microsoft.com/office/word/2018/wordml/cex" xmlns:w16cid="http://schemas.microsoft.com/office/word/2016/wordml/cid" xmlns:w16="http://schemas.microsoft.com/office/word/2018/wordml" xmlns:w16du="http://schemas.microsoft.com/office/word/2023/wordml/word16du" xmlns:w16sdtdh="http://schemas.microsoft.com/office/word/2020/wordml/sdtdatahash" xmlns:w16sdtfl="http://schemas.microsoft.com/office/word/2024/wordml/sdtformatlock" xmlns:w16se="http://schemas.microsoft.com/office/word/2015/wordml/symex" xmlns:sl="http://schemas.openxmlformats.org/schemaLibrary/2006/main" mc:Ignorable="w14 w15 w16se w16cid w16 w16cex w16sdtdh w16sdtfl w16du">
   <w:view w:val="normal"/>
   <w:defaultTabStop w:val="708"/>
   <w:hyphenationZone w:val="425"/>
@@ -3916,13 +7154,19 @@
   <w:rsids>
     <w:rsidRoot w:val="009E6CE2"/>
     <w:rsid w:val="001851E0"/>
+    <w:rsid w:val="00393C64"/>
     <w:rsid w:val="004F7F7B"/>
+    <w:rsid w:val="00507E3D"/>
+    <w:rsid w:val="0055755C"/>
+    <w:rsid w:val="006A1D68"/>
     <w:rsid w:val="006C7C53"/>
-    <w:rsid w:val="00753D6F"/>
     <w:rsid w:val="009D42DE"/>
     <w:rsid w:val="009E6CE2"/>
+    <w:rsid w:val="009F1429"/>
     <w:rsid w:val="00A111A2"/>
-    <w:rsid w:val="00B131B8"/>
+    <w:rsid w:val="00AE29F6"/>
+    <w:rsid w:val="00F53BF6"/>
+    <w:rsid w:val="00F87BDA"/>
   </w:rsids>
   <m:mathPr>
     <m:mathFont m:val="Cambria Math"/>
@@ -3946,7 +7190,7 @@
 </file>
 
 <file path=word/glossary/styles.xml><?xml version="1.0" encoding="utf-8"?>
-<w:styles xmlns:mc="http://schemas.openxmlformats.org/markup-compatibility/2006" xmlns:r="http://schemas.openxmlformats.org/officeDocument/2006/relationships" xmlns:w="http://schemas.openxmlformats.org/wordprocessingml/2006/main" xmlns:w14="http://schemas.microsoft.com/office/word/2010/wordml" xmlns:w15="http://schemas.microsoft.com/office/word/2012/wordml" xmlns:w16cex="http://schemas.microsoft.com/office/word/2018/wordml/cex" xmlns:w16cid="http://schemas.microsoft.com/office/word/2016/wordml/cid" xmlns:w16="http://schemas.microsoft.com/office/word/2018/wordml" xmlns:w16sdtdh="http://schemas.microsoft.com/office/word/2020/wordml/sdtdatahash" xmlns:w16se="http://schemas.microsoft.com/office/word/2015/wordml/symex" mc:Ignorable="w14 w15 w16se w16cid w16 w16cex w16sdtdh">
+<w:styles xmlns:mc="http://schemas.openxmlformats.org/markup-compatibility/2006" xmlns:r="http://schemas.openxmlformats.org/officeDocument/2006/relationships" xmlns:w="http://schemas.openxmlformats.org/wordprocessingml/2006/main" xmlns:w14="http://schemas.microsoft.com/office/word/2010/wordml" xmlns:w15="http://schemas.microsoft.com/office/word/2012/wordml" xmlns:w16cex="http://schemas.microsoft.com/office/word/2018/wordml/cex" xmlns:w16cid="http://schemas.microsoft.com/office/word/2016/wordml/cid" xmlns:w16="http://schemas.microsoft.com/office/word/2018/wordml" xmlns:w16du="http://schemas.microsoft.com/office/word/2023/wordml/word16du" xmlns:w16sdtdh="http://schemas.microsoft.com/office/word/2020/wordml/sdtdatahash" xmlns:w16sdtfl="http://schemas.microsoft.com/office/word/2024/wordml/sdtformatlock" xmlns:w16se="http://schemas.microsoft.com/office/word/2015/wordml/symex" mc:Ignorable="w14 w15 w16se w16cid w16 w16cex w16sdtdh w16sdtfl w16du">
   <w:docDefaults>
     <w:rPrDefault>
       <w:rPr>
@@ -4391,7 +7635,7 @@
 </file>
 
 <file path=word/glossary/webSettings.xml><?xml version="1.0" encoding="utf-8"?>
-<w:webSettings xmlns:mc="http://schemas.openxmlformats.org/markup-compatibility/2006" xmlns:r="http://schemas.openxmlformats.org/officeDocument/2006/relationships" xmlns:w="http://schemas.openxmlformats.org/wordprocessingml/2006/main" xmlns:w14="http://schemas.microsoft.com/office/word/2010/wordml" xmlns:w15="http://schemas.microsoft.com/office/word/2012/wordml" xmlns:w16cex="http://schemas.microsoft.com/office/word/2018/wordml/cex" xmlns:w16cid="http://schemas.microsoft.com/office/word/2016/wordml/cid" xmlns:w16="http://schemas.microsoft.com/office/word/2018/wordml" xmlns:w16sdtdh="http://schemas.microsoft.com/office/word/2020/wordml/sdtdatahash" xmlns:w16se="http://schemas.microsoft.com/office/word/2015/wordml/symex" mc:Ignorable="w14 w15 w16se w16cid w16 w16cex w16sdtdh">
+<w:webSettings xmlns:mc="http://schemas.openxmlformats.org/markup-compatibility/2006" xmlns:r="http://schemas.openxmlformats.org/officeDocument/2006/relationships" xmlns:w="http://schemas.openxmlformats.org/wordprocessingml/2006/main" xmlns:w14="http://schemas.microsoft.com/office/word/2010/wordml" xmlns:w15="http://schemas.microsoft.com/office/word/2012/wordml" xmlns:w16cex="http://schemas.microsoft.com/office/word/2018/wordml/cex" xmlns:w16cid="http://schemas.microsoft.com/office/word/2016/wordml/cid" xmlns:w16="http://schemas.microsoft.com/office/word/2018/wordml" xmlns:w16du="http://schemas.microsoft.com/office/word/2023/wordml/word16du" xmlns:w16sdtdh="http://schemas.microsoft.com/office/word/2020/wordml/sdtdatahash" xmlns:w16sdtfl="http://schemas.microsoft.com/office/word/2024/wordml/sdtformatlock" xmlns:w16se="http://schemas.microsoft.com/office/word/2015/wordml/symex" mc:Ignorable="w14 w15 w16se w16cid w16 w16cex w16sdtdh w16sdtfl w16du">
   <w:optimizeForBrowser/>
   <w:allowPNG/>
 </w:webSettings>

--- a/TK/IO_projekt_sprawozdanie.docx
+++ b/TK/IO_projekt_sprawozdanie.docx
@@ -317,7 +317,27 @@
           <w:szCs w:val="28"/>
           <w:lang w:val="pl-PL"/>
         </w:rPr>
-        <w:t xml:space="preserve">Michał Fiłoc, Marek Urban, </w:t>
+        <w:t xml:space="preserve">Michał </w:t>
+      </w:r>
+      <w:proofErr w:type="spellStart"/>
+      <w:r>
+        <w:rPr>
+          <w:rFonts w:asciiTheme="minorHAnsi" w:hAnsiTheme="minorHAnsi" w:cstheme="minorHAnsi"/>
+          <w:sz w:val="28"/>
+          <w:szCs w:val="28"/>
+          <w:lang w:val="pl-PL"/>
+        </w:rPr>
+        <w:t>Fiłoc</w:t>
+      </w:r>
+      <w:proofErr w:type="spellEnd"/>
+      <w:r>
+        <w:rPr>
+          <w:rFonts w:asciiTheme="minorHAnsi" w:hAnsiTheme="minorHAnsi" w:cstheme="minorHAnsi"/>
+          <w:sz w:val="28"/>
+          <w:szCs w:val="28"/>
+          <w:lang w:val="pl-PL"/>
+        </w:rPr>
+        <w:t xml:space="preserve">, Marek Urban, </w:t>
       </w:r>
       <w:r>
         <w:rPr>
@@ -643,12 +663,14 @@
         </w:rPr>
         <w:t xml:space="preserve"> </w:t>
       </w:r>
+      <w:proofErr w:type="spellStart"/>
       <w:r>
         <w:rPr>
           <w:lang w:val="pl-PL"/>
         </w:rPr>
         <w:t>Hordjewicz</w:t>
       </w:r>
+      <w:proofErr w:type="spellEnd"/>
     </w:p>
     <w:p>
       <w:pPr>
@@ -1582,13 +1604,14 @@
       </w:pPr>
       <w:r>
         <w:rPr>
-          <w:noProof/>
+          <w:b/>
+          <w:bCs/>
         </w:rPr>
         <w:drawing>
-          <wp:inline distT="0" distB="0" distL="0" distR="0" wp14:anchorId="0C57C030" wp14:editId="0B314EB2">
-            <wp:extent cx="5760720" cy="5529580"/>
-            <wp:effectExtent l="0" t="0" r="0" b="0"/>
-            <wp:docPr id="868885371" name="Obraz 1"/>
+          <wp:inline distT="0" distB="0" distL="0" distR="0" wp14:anchorId="73D203CC" wp14:editId="034997A0">
+            <wp:extent cx="5760720" cy="5460365"/>
+            <wp:effectExtent l="0" t="0" r="0" b="6985"/>
+            <wp:docPr id="1694328448" name="Obraz 1"/>
             <wp:cNvGraphicFramePr>
               <a:graphicFrameLocks xmlns:a="http://schemas.openxmlformats.org/drawingml/2006/main" noChangeAspect="1"/>
             </wp:cNvGraphicFramePr>
@@ -1596,7 +1619,7 @@
               <a:graphicData uri="http://schemas.openxmlformats.org/drawingml/2006/picture">
                 <pic:pic xmlns:pic="http://schemas.openxmlformats.org/drawingml/2006/picture">
                   <pic:nvPicPr>
-                    <pic:cNvPr id="868885371" name=""/>
+                    <pic:cNvPr id="1694328448" name=""/>
                     <pic:cNvPicPr/>
                   </pic:nvPicPr>
                   <pic:blipFill>
@@ -1608,7 +1631,7 @@
                   <pic:spPr>
                     <a:xfrm>
                       <a:off x="0" y="0"/>
-                      <a:ext cx="5760720" cy="5529580"/>
+                      <a:ext cx="5760720" cy="5460365"/>
                     </a:xfrm>
                     <a:prstGeom prst="rect">
                       <a:avLst/>
@@ -1727,10 +1750,20 @@
         <w:t>jest użytkownikiem o najwyższym poziomie uprawnień, pełniącym funkcję nadzorczą i decyzyjną w systemie. Odpowiada za zatwierdzanie eksperymentów o podwyższonym poziomie ryzyka, co stanowi kluczowy element kontroli bezpieczeństwa. Dyrektor posiada również dostęp do funkcji zarządzania personelem oraz możliwość przeglądania informacji o pracownikach placówki. Istotnym elementem jego roli jest monitorowanie incydentów oraz generowanie raportów analitycznych dotyczących funkcjonowania ośrodka, co wspiera podejmowanie decyzji strategicznych i organizacyjnych.</w:t>
       </w:r>
       <w:r>
-        <w:t xml:space="preserve"> Dziedziczy on po personelu badawczy, zatem równie dobrze może wykonywać wszystkie czynności dostępne w ramach tej grupy.</w:t>
-      </w:r>
-    </w:p>
-    <w:p/>
+        <w:t xml:space="preserve"> </w:t>
+      </w:r>
+    </w:p>
+    <w:p>
+      <w:pPr>
+        <w:pStyle w:val="Akapitzlist"/>
+      </w:pPr>
+    </w:p>
+    <w:p>
+      <w:pPr>
+        <w:pStyle w:val="Akapitzlist"/>
+        <w:ind w:left="1944"/>
+      </w:pPr>
+    </w:p>
     <w:p>
       <w:pPr>
         <w:pStyle w:val="Akapitzlist"/>
@@ -1868,35 +1901,32 @@
         <w:t>aby przypisać konkretne osoby do danego</w:t>
       </w:r>
       <w:r>
+        <w:t xml:space="preserve"> eksperymentu</w:t>
+      </w:r>
+      <w:r>
+        <w:t xml:space="preserve"> oraz przydziela celę przechowalniczą (przypadek użycia (przypisz celę przechowalniczą)</w:t>
+      </w:r>
+      <w:r>
+        <w:t>.</w:t>
+      </w:r>
+    </w:p>
+    <w:p>
+      <w:pPr>
+        <w:pStyle w:val="Akapitzlist"/>
+        <w:ind w:left="2664"/>
+      </w:pPr>
+      <w:r>
+        <w:lastRenderedPageBreak/>
+        <w:t>Po wpisaniu tych informacji system</w:t>
+      </w:r>
+      <w:r>
         <w:t xml:space="preserve"> </w:t>
       </w:r>
       <w:r>
-        <w:lastRenderedPageBreak/>
-        <w:t>eksperymentu</w:t>
-      </w:r>
-      <w:r>
-        <w:t xml:space="preserve"> oraz przydziela celę przechowalniczą (przypadek użycia (przypisz celę przechowalniczą)</w:t>
-      </w:r>
-      <w:r>
-        <w:t>.</w:t>
-      </w:r>
-    </w:p>
-    <w:p>
-      <w:pPr>
-        <w:pStyle w:val="Akapitzlist"/>
-        <w:ind w:left="2664"/>
-      </w:pPr>
-      <w:r>
-        <w:t>Po wpisaniu tych informacji system</w:t>
-      </w:r>
-      <w:r>
-        <w:t xml:space="preserve"> </w:t>
-      </w:r>
-      <w:r>
         <w:t xml:space="preserve">weryfikuje poprawność wprowadzonych danych oraz </w:t>
       </w:r>
       <w:r>
-        <w:t xml:space="preserve">automatycznie zakłada kartotekę dla danego eksperymentu (przypadek użycia załóż kartotekę). </w:t>
+        <w:t xml:space="preserve">automatycznie zakłada kartotekę dla danego eksperymentu. </w:t>
       </w:r>
     </w:p>
     <w:p>
@@ -2236,14 +2266,13 @@
         <w:ind w:left="2664"/>
       </w:pPr>
       <w:r>
-        <w:t xml:space="preserve">Po potwierdzeniu przez użytkownika system przywraca standardowe uprawnienia dostępu do drzwi i systemów w danym </w:t>
+        <w:t>Po potwierdzeniu przez użytkownika system przywraca standardowe uprawnienia dostępu do drzwi i systemów w danym sektorze oraz aktualizuje status incydentu.</w:t>
+      </w:r>
+      <w:r>
+        <w:br/>
       </w:r>
       <w:r>
         <w:lastRenderedPageBreak/>
-        <w:t>sektorze oraz aktualizuje status incydentu.</w:t>
-      </w:r>
-      <w:r>
-        <w:br/>
         <w:t>System zapisuje zmiany oraz wyświetla komunikat informujący o zakończeniu procedury lockdown.</w:t>
       </w:r>
     </w:p>
@@ -2588,9 +2617,6 @@
       </w:r>
       <w:r>
         <w:br/>
-      </w:r>
-      <w:r>
-        <w:lastRenderedPageBreak/>
         <w:t>System zapisuje decyzję oraz wyświetla komunikat informujący o pomyślnym zatwierdzeniu eksperymentu.</w:t>
       </w:r>
     </w:p>
@@ -2603,6 +2629,7 @@
         </w:numPr>
       </w:pPr>
       <w:r>
+        <w:lastRenderedPageBreak/>
         <w:t>Alternatywne ciągi zdarzeń:</w:t>
       </w:r>
     </w:p>
@@ -2869,6 +2896,7 @@
         <w:rPr>
           <w:b/>
           <w:bCs/>
+          <w:noProof/>
         </w:rPr>
         <w:lastRenderedPageBreak/>
         <w:drawing>
@@ -2954,6 +2982,7 @@
         <w:rPr>
           <w:b/>
           <w:bCs/>
+          <w:noProof/>
         </w:rPr>
         <w:lastRenderedPageBreak/>
         <w:drawing>
@@ -3032,6 +3061,7 @@
         <w:rPr>
           <w:b/>
           <w:bCs/>
+          <w:noProof/>
         </w:rPr>
         <w:lastRenderedPageBreak/>
         <w:drawing>
@@ -3441,7 +3471,15 @@
         </w:rPr>
       </w:pPr>
       <w:r>
-        <w:t xml:space="preserve">Wygenerowano przez ChatGPT </w:t>
+        <w:t xml:space="preserve">Wygenerowano przez </w:t>
+      </w:r>
+      <w:proofErr w:type="spellStart"/>
+      <w:r>
+        <w:t>ChatGPT</w:t>
+      </w:r>
+      <w:proofErr w:type="spellEnd"/>
+      <w:r>
+        <w:t xml:space="preserve"> </w:t>
       </w:r>
       <w:fldSimple w:instr=" SEQ Wygenerowano_przez_ChatGPT \* ARABIC ">
         <w:r>
@@ -7153,6 +7191,7 @@
   </w:compat>
   <w:rsids>
     <w:rsidRoot w:val="009E6CE2"/>
+    <w:rsid w:val="00152214"/>
     <w:rsid w:val="001851E0"/>
     <w:rsid w:val="00393C64"/>
     <w:rsid w:val="004F7F7B"/>
@@ -7165,6 +7204,7 @@
     <w:rsid w:val="009F1429"/>
     <w:rsid w:val="00A111A2"/>
     <w:rsid w:val="00AE29F6"/>
+    <w:rsid w:val="00C743E9"/>
     <w:rsid w:val="00F53BF6"/>
     <w:rsid w:val="00F87BDA"/>
   </w:rsids>

--- a/TK/IO_projekt_sprawozdanie.docx
+++ b/TK/IO_projekt_sprawozdanie.docx
@@ -1606,6 +1606,7 @@
         <w:rPr>
           <w:b/>
           <w:bCs/>
+          <w:noProof/>
         </w:rPr>
         <w:drawing>
           <wp:inline distT="0" distB="0" distL="0" distR="0" wp14:anchorId="73D203CC" wp14:editId="034997A0">
@@ -3135,6 +3136,656 @@
         <w:pStyle w:val="Akapitzlist"/>
         <w:numPr>
           <w:ilvl w:val="0"/>
+          <w:numId w:val="8"/>
+        </w:numPr>
+        <w:rPr>
+          <w:b/>
+          <w:bCs/>
+        </w:rPr>
+      </w:pPr>
+      <w:r>
+        <w:rPr>
+          <w:b/>
+          <w:bCs/>
+        </w:rPr>
+        <w:t>Planowanie eksperymentu</w:t>
+      </w:r>
+    </w:p>
+    <w:p>
+      <w:pPr>
+        <w:pStyle w:val="Akapitzlist"/>
+        <w:ind w:left="1944"/>
+      </w:pPr>
+      <w:r>
+        <w:t xml:space="preserve">1. Personel badawczy wysyła do systemu żądanie utworzenia nowego wniosku o eksperyment. </w:t>
+      </w:r>
+    </w:p>
+    <w:p>
+      <w:pPr>
+        <w:pStyle w:val="Akapitzlist"/>
+        <w:ind w:left="1944"/>
+      </w:pPr>
+      <w:r>
+        <w:t xml:space="preserve">2. System tworzy obiekt klasy </w:t>
+      </w:r>
+      <w:proofErr w:type="spellStart"/>
+      <w:r>
+        <w:t>WniosekEksperymentu</w:t>
+      </w:r>
+      <w:proofErr w:type="spellEnd"/>
+      <w:r>
+        <w:t xml:space="preserve"> odpowiedzialny za przechowywanie danych dotyczących planowanego eksperymentu. </w:t>
+      </w:r>
+    </w:p>
+    <w:p>
+      <w:pPr>
+        <w:pStyle w:val="Akapitzlist"/>
+        <w:ind w:left="1944"/>
+      </w:pPr>
+      <w:r>
+        <w:t xml:space="preserve">3. System uruchamia procedurę oceny poziomu ryzyka na podstawie kategorii przypisanej anomalii. </w:t>
+      </w:r>
+    </w:p>
+    <w:p>
+      <w:pPr>
+        <w:pStyle w:val="Akapitzlist"/>
+        <w:ind w:left="1944"/>
+      </w:pPr>
+      <w:r>
+        <w:t xml:space="preserve">4. W przypadku anomalii o kategorii zmiennej lub krytycznej system przekazuje wniosek do dyrektora placówki w celu zatwierdzenia. </w:t>
+      </w:r>
+    </w:p>
+    <w:p>
+      <w:pPr>
+        <w:pStyle w:val="Akapitzlist"/>
+        <w:ind w:left="1944"/>
+      </w:pPr>
+      <w:r>
+        <w:t xml:space="preserve">5. Dyrektor analizuje wniosek oraz wysyła komunikat zatwierdzający eksperyment. </w:t>
+      </w:r>
+    </w:p>
+    <w:p>
+      <w:pPr>
+        <w:pStyle w:val="Akapitzlist"/>
+        <w:ind w:left="1944"/>
+      </w:pPr>
+      <w:r>
+        <w:lastRenderedPageBreak/>
+        <w:t xml:space="preserve">6. System tworzy obiekt klasy Eksperyment reprezentujący zaakceptowany eksperyment. </w:t>
+      </w:r>
+    </w:p>
+    <w:p>
+      <w:pPr>
+        <w:pStyle w:val="Akapitzlist"/>
+        <w:ind w:left="1944"/>
+      </w:pPr>
+      <w:r>
+        <w:t xml:space="preserve">7. System niszczy obiekt klasy </w:t>
+      </w:r>
+      <w:proofErr w:type="spellStart"/>
+      <w:r>
+        <w:t>WniosekEksperymentu</w:t>
+      </w:r>
+      <w:proofErr w:type="spellEnd"/>
+    </w:p>
+    <w:p>
+      <w:pPr>
+        <w:pStyle w:val="Akapitzlist"/>
+        <w:ind w:left="1944"/>
+      </w:pPr>
+      <w:r>
+        <w:t xml:space="preserve">8. System przydziela personel testowy do realizacji eksperymentu. </w:t>
+      </w:r>
+    </w:p>
+    <w:p>
+      <w:pPr>
+        <w:pStyle w:val="Akapitzlist"/>
+        <w:ind w:left="1944"/>
+      </w:pPr>
+      <w:r>
+        <w:t>9. System przypisuje odpowiednią celę przechowalniczą zgodnie z wymaganiami anomalii.</w:t>
+      </w:r>
+    </w:p>
+    <w:p>
+      <w:pPr>
+        <w:pStyle w:val="Akapitzlist"/>
+        <w:ind w:left="1944"/>
+      </w:pPr>
+    </w:p>
+    <w:p>
+      <w:pPr>
+        <w:rPr>
+          <w:b/>
+          <w:bCs/>
+        </w:rPr>
+      </w:pPr>
+      <w:r>
+        <w:rPr>
+          <w:b/>
+          <w:bCs/>
+        </w:rPr>
+        <w:drawing>
+          <wp:inline distT="0" distB="0" distL="0" distR="0" wp14:anchorId="4B883760" wp14:editId="5A3A9ACC">
+            <wp:extent cx="5775960" cy="4623569"/>
+            <wp:effectExtent l="0" t="0" r="0" b="5715"/>
+            <wp:docPr id="338494340" name="Obraz 1"/>
+            <wp:cNvGraphicFramePr>
+              <a:graphicFrameLocks xmlns:a="http://schemas.openxmlformats.org/drawingml/2006/main" noChangeAspect="1"/>
+            </wp:cNvGraphicFramePr>
+            <a:graphic xmlns:a="http://schemas.openxmlformats.org/drawingml/2006/main">
+              <a:graphicData uri="http://schemas.openxmlformats.org/drawingml/2006/picture">
+                <pic:pic xmlns:pic="http://schemas.openxmlformats.org/drawingml/2006/picture">
+                  <pic:nvPicPr>
+                    <pic:cNvPr id="338494340" name=""/>
+                    <pic:cNvPicPr/>
+                  </pic:nvPicPr>
+                  <pic:blipFill>
+                    <a:blip r:embed="rId10"/>
+                    <a:stretch>
+                      <a:fillRect/>
+                    </a:stretch>
+                  </pic:blipFill>
+                  <pic:spPr>
+                    <a:xfrm>
+                      <a:off x="0" y="0"/>
+                      <a:ext cx="5798276" cy="4641433"/>
+                    </a:xfrm>
+                    <a:prstGeom prst="rect">
+                      <a:avLst/>
+                    </a:prstGeom>
+                  </pic:spPr>
+                </pic:pic>
+              </a:graphicData>
+            </a:graphic>
+          </wp:inline>
+        </w:drawing>
+      </w:r>
+    </w:p>
+    <w:p>
+      <w:pPr>
+        <w:pStyle w:val="Akapitzlist"/>
+        <w:ind w:left="1944"/>
+        <w:rPr>
+          <w:b/>
+          <w:bCs/>
+        </w:rPr>
+      </w:pPr>
+    </w:p>
+    <w:p>
+      <w:pPr>
+        <w:pStyle w:val="Akapitzlist"/>
+        <w:ind w:left="1944"/>
+        <w:rPr>
+          <w:b/>
+          <w:bCs/>
+        </w:rPr>
+      </w:pPr>
+    </w:p>
+    <w:p>
+      <w:pPr>
+        <w:pStyle w:val="Akapitzlist"/>
+        <w:ind w:left="1944"/>
+        <w:rPr>
+          <w:b/>
+          <w:bCs/>
+        </w:rPr>
+      </w:pPr>
+    </w:p>
+    <w:p>
+      <w:pPr>
+        <w:pStyle w:val="Akapitzlist"/>
+        <w:ind w:left="1944"/>
+        <w:rPr>
+          <w:b/>
+          <w:bCs/>
+        </w:rPr>
+      </w:pPr>
+    </w:p>
+    <w:p>
+      <w:pPr>
+        <w:pStyle w:val="Akapitzlist"/>
+        <w:ind w:left="1944"/>
+        <w:rPr>
+          <w:b/>
+          <w:bCs/>
+        </w:rPr>
+      </w:pPr>
+    </w:p>
+    <w:p>
+      <w:pPr>
+        <w:pStyle w:val="Akapitzlist"/>
+        <w:ind w:left="1944"/>
+        <w:rPr>
+          <w:b/>
+          <w:bCs/>
+        </w:rPr>
+      </w:pPr>
+    </w:p>
+    <w:p>
+      <w:pPr>
+        <w:pStyle w:val="Akapitzlist"/>
+        <w:ind w:left="1944"/>
+        <w:rPr>
+          <w:b/>
+          <w:bCs/>
+        </w:rPr>
+      </w:pPr>
+    </w:p>
+    <w:p>
+      <w:pPr>
+        <w:pStyle w:val="Akapitzlist"/>
+        <w:ind w:left="1944"/>
+        <w:rPr>
+          <w:b/>
+          <w:bCs/>
+        </w:rPr>
+      </w:pPr>
+    </w:p>
+    <w:p>
+      <w:pPr>
+        <w:pStyle w:val="Akapitzlist"/>
+        <w:ind w:left="1944"/>
+        <w:rPr>
+          <w:b/>
+          <w:bCs/>
+        </w:rPr>
+      </w:pPr>
+    </w:p>
+    <w:p>
+      <w:pPr>
+        <w:pStyle w:val="Akapitzlist"/>
+        <w:ind w:left="1944"/>
+        <w:rPr>
+          <w:b/>
+          <w:bCs/>
+        </w:rPr>
+      </w:pPr>
+    </w:p>
+    <w:p>
+      <w:pPr>
+        <w:pStyle w:val="Akapitzlist"/>
+        <w:ind w:left="1944"/>
+        <w:rPr>
+          <w:b/>
+          <w:bCs/>
+        </w:rPr>
+      </w:pPr>
+    </w:p>
+    <w:p>
+      <w:pPr>
+        <w:pStyle w:val="Akapitzlist"/>
+        <w:numPr>
+          <w:ilvl w:val="0"/>
+          <w:numId w:val="8"/>
+        </w:numPr>
+        <w:rPr>
+          <w:b/>
+          <w:bCs/>
+        </w:rPr>
+      </w:pPr>
+      <w:r>
+        <w:rPr>
+          <w:b/>
+          <w:bCs/>
+        </w:rPr>
+        <w:lastRenderedPageBreak/>
+        <w:t>Z</w:t>
+      </w:r>
+      <w:r>
+        <w:rPr>
+          <w:b/>
+          <w:bCs/>
+        </w:rPr>
+        <w:t>głoszeni</w:t>
+      </w:r>
+      <w:r>
+        <w:rPr>
+          <w:b/>
+          <w:bCs/>
+        </w:rPr>
+        <w:t>e incydentu</w:t>
+      </w:r>
+    </w:p>
+    <w:p>
+      <w:pPr>
+        <w:pStyle w:val="Akapitzlist"/>
+        <w:ind w:left="1944"/>
+      </w:pPr>
+      <w:r>
+        <w:t>1. Personel badawczy</w:t>
+      </w:r>
+      <w:r>
+        <w:t xml:space="preserve"> wysyła do systemu zgłoszenie incydentu dotyczącego naruszenia bezpieczeństwa.</w:t>
+      </w:r>
+    </w:p>
+    <w:p>
+      <w:pPr>
+        <w:pStyle w:val="Akapitzlist"/>
+        <w:ind w:left="1944"/>
+      </w:pPr>
+      <w:r>
+        <w:t xml:space="preserve">2. </w:t>
+      </w:r>
+      <w:r>
+        <w:t>System tworzy obiekt klasy Incydent odpowiedzialny za przechowywanie informacji o zdarzeniu.</w:t>
+      </w:r>
+    </w:p>
+    <w:p>
+      <w:pPr>
+        <w:pStyle w:val="Akapitzlist"/>
+        <w:ind w:left="1944"/>
+      </w:pPr>
+      <w:r>
+        <w:t xml:space="preserve">3. </w:t>
+      </w:r>
+      <w:r>
+        <w:t>System aktualizuje status incydentu na „aktywny”.</w:t>
+      </w:r>
+    </w:p>
+    <w:p>
+      <w:pPr>
+        <w:pStyle w:val="Akapitzlist"/>
+        <w:ind w:left="1944"/>
+      </w:pPr>
+      <w:r>
+        <w:t xml:space="preserve">4. </w:t>
+      </w:r>
+      <w:r>
+        <w:t>System wysyła komunikaty alarmowe do personelu ochrony w celu poinformowania o zagrożeniu.</w:t>
+      </w:r>
+    </w:p>
+    <w:p>
+      <w:pPr>
+        <w:pStyle w:val="Akapitzlist"/>
+        <w:ind w:left="1944"/>
+      </w:pPr>
+      <w:r>
+        <w:t xml:space="preserve">5. </w:t>
+      </w:r>
+      <w:r>
+        <w:t>System tworzy obiekt klasy Lockdown, odpowiedzialny za kontrolę procedury blokady sektora.</w:t>
+      </w:r>
+    </w:p>
+    <w:p>
+      <w:pPr>
+        <w:pStyle w:val="Akapitzlist"/>
+        <w:ind w:left="1944"/>
+      </w:pPr>
+      <w:r>
+        <w:t xml:space="preserve">6. </w:t>
+      </w:r>
+      <w:r>
+        <w:t>Obiekt Lockdown wysyła do sektora komunikat blokujący dostęp do drzwi i systemów kontroli.</w:t>
+      </w:r>
+    </w:p>
+    <w:p>
+      <w:pPr>
+        <w:pStyle w:val="Akapitzlist"/>
+        <w:ind w:left="1944"/>
+      </w:pPr>
+      <w:r>
+        <w:t xml:space="preserve">7. </w:t>
+      </w:r>
+      <w:r>
+        <w:t>System przesyła pracownikowi komunikat potwierdzający poprawne zgłoszenie incydentu oraz uruchomienie procedur bezpieczeństwa.</w:t>
+      </w:r>
+    </w:p>
+    <w:p>
+      <w:pPr>
+        <w:rPr>
+          <w:b/>
+          <w:bCs/>
+        </w:rPr>
+      </w:pPr>
+      <w:r>
+        <w:rPr>
+          <w:b/>
+          <w:bCs/>
+        </w:rPr>
+        <w:drawing>
+          <wp:inline distT="0" distB="0" distL="0" distR="0" wp14:anchorId="412CCF06" wp14:editId="1367AD83">
+            <wp:extent cx="5760720" cy="4660265"/>
+            <wp:effectExtent l="0" t="0" r="0" b="6985"/>
+            <wp:docPr id="1533187779" name="Obraz 1"/>
+            <wp:cNvGraphicFramePr>
+              <a:graphicFrameLocks xmlns:a="http://schemas.openxmlformats.org/drawingml/2006/main" noChangeAspect="1"/>
+            </wp:cNvGraphicFramePr>
+            <a:graphic xmlns:a="http://schemas.openxmlformats.org/drawingml/2006/main">
+              <a:graphicData uri="http://schemas.openxmlformats.org/drawingml/2006/picture">
+                <pic:pic xmlns:pic="http://schemas.openxmlformats.org/drawingml/2006/picture">
+                  <pic:nvPicPr>
+                    <pic:cNvPr id="1533187779" name=""/>
+                    <pic:cNvPicPr/>
+                  </pic:nvPicPr>
+                  <pic:blipFill>
+                    <a:blip r:embed="rId11"/>
+                    <a:stretch>
+                      <a:fillRect/>
+                    </a:stretch>
+                  </pic:blipFill>
+                  <pic:spPr>
+                    <a:xfrm>
+                      <a:off x="0" y="0"/>
+                      <a:ext cx="5760720" cy="4660265"/>
+                    </a:xfrm>
+                    <a:prstGeom prst="rect">
+                      <a:avLst/>
+                    </a:prstGeom>
+                  </pic:spPr>
+                </pic:pic>
+              </a:graphicData>
+            </a:graphic>
+          </wp:inline>
+        </w:drawing>
+      </w:r>
+    </w:p>
+    <w:p>
+      <w:pPr>
+        <w:pStyle w:val="Akapitzlist"/>
+        <w:ind w:left="1944"/>
+        <w:rPr>
+          <w:b/>
+          <w:bCs/>
+        </w:rPr>
+      </w:pPr>
+    </w:p>
+    <w:p>
+      <w:pPr>
+        <w:pStyle w:val="Akapitzlist"/>
+        <w:ind w:left="1944"/>
+        <w:rPr>
+          <w:b/>
+          <w:bCs/>
+        </w:rPr>
+      </w:pPr>
+    </w:p>
+    <w:p>
+      <w:pPr>
+        <w:pStyle w:val="Akapitzlist"/>
+        <w:ind w:left="1944"/>
+        <w:rPr>
+          <w:b/>
+          <w:bCs/>
+        </w:rPr>
+      </w:pPr>
+    </w:p>
+    <w:p>
+      <w:pPr>
+        <w:pStyle w:val="Akapitzlist"/>
+        <w:ind w:left="1944"/>
+        <w:rPr>
+          <w:b/>
+          <w:bCs/>
+        </w:rPr>
+      </w:pPr>
+    </w:p>
+    <w:p>
+      <w:pPr>
+        <w:pStyle w:val="Akapitzlist"/>
+        <w:numPr>
+          <w:ilvl w:val="0"/>
+          <w:numId w:val="8"/>
+        </w:numPr>
+        <w:rPr>
+          <w:b/>
+          <w:bCs/>
+        </w:rPr>
+      </w:pPr>
+      <w:r>
+        <w:rPr>
+          <w:b/>
+          <w:bCs/>
+        </w:rPr>
+        <w:lastRenderedPageBreak/>
+        <w:t>Reagowanie na incydent</w:t>
+      </w:r>
+    </w:p>
+    <w:p>
+      <w:pPr>
+        <w:pStyle w:val="Akapitzlist"/>
+        <w:ind w:left="1944"/>
+      </w:pPr>
+      <w:r>
+        <w:t xml:space="preserve">1. </w:t>
+      </w:r>
+      <w:r>
+        <w:t>Personel ochrony rozpoczyna monitorowanie aktywnego incydentu poprzez wysłanie odpowiedniego żądania do systemu.</w:t>
+      </w:r>
+    </w:p>
+    <w:p>
+      <w:pPr>
+        <w:pStyle w:val="Akapitzlist"/>
+        <w:ind w:left="1944"/>
+      </w:pPr>
+      <w:r>
+        <w:t xml:space="preserve">2. </w:t>
+      </w:r>
+      <w:r>
+        <w:t>System cyklicznie aktualizuje status incydentu w trakcie trwania działań zabezpieczających.</w:t>
+      </w:r>
+    </w:p>
+    <w:p>
+      <w:pPr>
+        <w:pStyle w:val="Akapitzlist"/>
+        <w:ind w:left="1944"/>
+      </w:pPr>
+      <w:r>
+        <w:t xml:space="preserve">3. </w:t>
+      </w:r>
+      <w:r>
+        <w:t>Po opanowaniu zagrożenia personel ochrony wysyła do systemu komunikat dotyczący zakończenia procedury lockdown.</w:t>
+      </w:r>
+    </w:p>
+    <w:p>
+      <w:pPr>
+        <w:pStyle w:val="Akapitzlist"/>
+        <w:ind w:left="1944"/>
+      </w:pPr>
+      <w:r>
+        <w:t xml:space="preserve">4. </w:t>
+      </w:r>
+      <w:r>
+        <w:t>System usuwa obiekt klasy Lockdown, kończąc działanie procedury blokady sektora.</w:t>
+      </w:r>
+    </w:p>
+    <w:p>
+      <w:pPr>
+        <w:pStyle w:val="Akapitzlist"/>
+        <w:ind w:left="1944"/>
+      </w:pPr>
+      <w:r>
+        <w:t xml:space="preserve">5. </w:t>
+      </w:r>
+      <w:r>
+        <w:t>System wysyła do sektora komunikat przywracający standardowe uprawnienia dostępu.</w:t>
+      </w:r>
+    </w:p>
+    <w:p>
+      <w:pPr>
+        <w:pStyle w:val="Akapitzlist"/>
+        <w:ind w:left="1944"/>
+      </w:pPr>
+      <w:r>
+        <w:t xml:space="preserve">6. </w:t>
+      </w:r>
+      <w:r>
+        <w:t>System aktualizuje status incydentu na „zamknięty”.</w:t>
+      </w:r>
+    </w:p>
+    <w:p>
+      <w:pPr>
+        <w:pStyle w:val="Akapitzlist"/>
+        <w:ind w:left="1944"/>
+      </w:pPr>
+      <w:r>
+        <w:t xml:space="preserve">7. </w:t>
+      </w:r>
+      <w:r>
+        <w:t>System przesyła personelowi ochrony komunikat potwierdzający zakończenie incydentu oraz przywrócenie normalnego funkcjonowania sektora.</w:t>
+      </w:r>
+    </w:p>
+    <w:p>
+      <w:pPr>
+        <w:rPr>
+          <w:b/>
+          <w:bCs/>
+        </w:rPr>
+      </w:pPr>
+      <w:r>
+        <w:rPr>
+          <w:b/>
+          <w:bCs/>
+        </w:rPr>
+        <w:drawing>
+          <wp:inline distT="0" distB="0" distL="0" distR="0" wp14:anchorId="54917773" wp14:editId="5AE5C25F">
+            <wp:extent cx="5760720" cy="5052695"/>
+            <wp:effectExtent l="0" t="0" r="0" b="0"/>
+            <wp:docPr id="1729963339" name="Obraz 1"/>
+            <wp:cNvGraphicFramePr>
+              <a:graphicFrameLocks xmlns:a="http://schemas.openxmlformats.org/drawingml/2006/main" noChangeAspect="1"/>
+            </wp:cNvGraphicFramePr>
+            <a:graphic xmlns:a="http://schemas.openxmlformats.org/drawingml/2006/main">
+              <a:graphicData uri="http://schemas.openxmlformats.org/drawingml/2006/picture">
+                <pic:pic xmlns:pic="http://schemas.openxmlformats.org/drawingml/2006/picture">
+                  <pic:nvPicPr>
+                    <pic:cNvPr id="1729963339" name=""/>
+                    <pic:cNvPicPr/>
+                  </pic:nvPicPr>
+                  <pic:blipFill>
+                    <a:blip r:embed="rId12"/>
+                    <a:stretch>
+                      <a:fillRect/>
+                    </a:stretch>
+                  </pic:blipFill>
+                  <pic:spPr>
+                    <a:xfrm>
+                      <a:off x="0" y="0"/>
+                      <a:ext cx="5760720" cy="5052695"/>
+                    </a:xfrm>
+                    <a:prstGeom prst="rect">
+                      <a:avLst/>
+                    </a:prstGeom>
+                  </pic:spPr>
+                </pic:pic>
+              </a:graphicData>
+            </a:graphic>
+          </wp:inline>
+        </w:drawing>
+      </w:r>
+    </w:p>
+    <w:p>
+      <w:pPr>
+        <w:rPr>
+          <w:b/>
+          <w:bCs/>
+        </w:rPr>
+      </w:pPr>
+    </w:p>
+    <w:p>
+      <w:pPr>
+        <w:pStyle w:val="Akapitzlist"/>
+        <w:numPr>
+          <w:ilvl w:val="0"/>
           <w:numId w:val="5"/>
         </w:numPr>
         <w:rPr>
@@ -3147,6 +3798,7 @@
           <w:b/>
           <w:bCs/>
         </w:rPr>
+        <w:lastRenderedPageBreak/>
         <w:t> Perspektywa projektowa</w:t>
       </w:r>
     </w:p>
@@ -3295,7 +3947,23 @@
           <w:b/>
           <w:bCs/>
         </w:rPr>
-        <w:t>Propozycje interfejsu użytkownika (okno główne, menu główne i podręczne, kluczowe formatki dialogowe, itp...)</w:t>
+        <w:t xml:space="preserve">Propozycje interfejsu użytkownika (okno główne, menu główne i podręczne, kluczowe formatki dialogowe, </w:t>
+      </w:r>
+      <w:proofErr w:type="gramStart"/>
+      <w:r>
+        <w:rPr>
+          <w:b/>
+          <w:bCs/>
+        </w:rPr>
+        <w:t>itp...</w:t>
+      </w:r>
+      <w:proofErr w:type="gramEnd"/>
+      <w:r>
+        <w:rPr>
+          <w:b/>
+          <w:bCs/>
+        </w:rPr>
+        <w:t>)</w:t>
       </w:r>
     </w:p>
     <w:p>
@@ -3303,8 +3971,51 @@
         <w:ind w:left="360"/>
       </w:pPr>
       <w:r>
+        <w:t>Interfejs użytkownika systemu został zaprojektowany jako aplikacja webowa o przejrzystej, modułowej strukturze, umożliwiającej szybki dostęp do najważniejszych funkcji przy jednoczesnym zachowaniu rygorystycznej kontroli dostępu. Wygląd oraz dostępne opcje interfejsu są dynamicznie dostosowywane do roli użytkownika oraz jego poziomu uprawnień.</w:t>
+      </w:r>
+    </w:p>
+    <w:p>
+      <w:pPr>
+        <w:ind w:left="360"/>
+      </w:pPr>
+      <w:r>
+        <w:t>Główne okno systemu składa się z górnego paska nawigacyjnego, bocznego menu oraz centralnego obszaru roboczego. Na górnym pasku znajdują się informacje o aktualnie zalogowanym użytkowniku, jego poziomie dostępu, skróty do najważniejszych funkcji oraz panel powiadomień. Istotnym elementem jest widoczny dla wszystkich użytkowników przycisk „Zgłoś incydent”, umożliwiający natychmiastowe uruchomienie procedury alarmowej.</w:t>
+      </w:r>
+    </w:p>
+    <w:p>
+      <w:pPr>
+        <w:ind w:left="360"/>
+      </w:pPr>
+      <w:r>
+        <w:t>Menu boczne zawiera główne moduły systemu, takie jak zarządzanie anomaliami, eksperymenty, personel, incydenty oraz raporty. Zakres widocznych opcji zależy od uprawnień użytkownika. Na przykład personel badawczy posiada dostęp do modułu eksperymentów i kart anomalii, natomiast personel ochrony ma rozszerzony dostęp do modułu incydentów i monitoringu.</w:t>
+      </w:r>
+    </w:p>
+    <w:p>
+      <w:pPr>
+        <w:ind w:left="360"/>
+      </w:pPr>
+      <w:r>
+        <w:t>Centralny obszar roboczy wyświetla zawartość wybranego modułu w formie tabel, formularzy lub paneli szczegółowych. Dane prezentowane są w sposób uporządkowany, z możliwością filtrowania, sortowania oraz wyszukiwania, co ułatwia pracę z dużą liczbą rekordów.</w:t>
+      </w:r>
+    </w:p>
+    <w:p>
+      <w:pPr>
+        <w:ind w:left="360"/>
+      </w:pPr>
+      <w:r>
+        <w:t>Kluczowym elementem interfejsu jest widok kartoteki anomalii. Formularz ten zawiera sekcje opisujące właściwości obiektu, jego kategorię zagrożenia, wymagania przechowalnicze oraz aktualny status. Użytkownik o odpowiednich uprawnieniach może edytować dane, przypisywać celę przechowalniczą oraz przeglądać historię zmian.</w:t>
+      </w:r>
+    </w:p>
+    <w:p>
+      <w:pPr>
+        <w:ind w:left="360"/>
+      </w:pPr>
+      <w:r>
+        <w:t xml:space="preserve">Proces tworzenia eksperymentu realizowany jest poprzez dedykowaną formatkę dialogową. Użytkownik wprowadza w niej informacje o badanej anomalii, celu </w:t>
+      </w:r>
+      <w:r>
         <w:lastRenderedPageBreak/>
-        <w:t>Interfejs użytkownika systemu został zaprojektowany jako aplikacja webowa o przejrzystej, modułowej strukturze, umożliwiającej szybki dostęp do najważniejszych funkcji przy jednoczesnym zachowaniu rygorystycznej kontroli dostępu. Wygląd oraz dostępne opcje interfejsu są dynamicznie dostosowywane do roli użytkownika oraz jego poziomu uprawnień.</w:t>
+        <w:t>eksperymentu oraz wymaganej liczbie personelu testowego. W przypadku eksperymentów o podwyższonym ryzyku system automatycznie oznacza wniosek jako wymagający akceptacji dyrektora i blokuje jego realizację do czasu zatwierdzenia.</w:t>
       </w:r>
     </w:p>
     <w:p>
@@ -3312,7 +4023,7 @@
         <w:ind w:left="360"/>
       </w:pPr>
       <w:r>
-        <w:t>Główne okno systemu składa się z górnego paska nawigacyjnego, bocznego menu oraz centralnego obszaru roboczego. Na górnym pasku znajdują się informacje o aktualnie zalogowanym użytkowniku, jego poziomie dostępu, skróty do najważniejszych funkcji oraz panel powiadomień. Istotnym elementem jest widoczny dla wszystkich użytkowników przycisk „Zgłoś incydent”, umożliwiający natychmiastowe uruchomienie procedury alarmowej.</w:t>
+        <w:t>Interfejs raportowania wyników eksperymentu umożliwia wprowadzenie szczegółowego opisu przebiegu badania oraz aktualizację statusu wykorzystanego personelu testowego. Formularz ten zawiera również mechanizmy walidacji, zapobiegające pominięciu kluczowych informacji.</w:t>
       </w:r>
     </w:p>
     <w:p>
@@ -3320,7 +4031,7 @@
         <w:ind w:left="360"/>
       </w:pPr>
       <w:r>
-        <w:t>Menu boczne zawiera główne moduły systemu, takie jak zarządzanie anomaliami, eksperymenty, personel, incydenty oraz raporty. Zakres widocznych opcji zależy od uprawnień użytkownika. Na przykład personel badawczy posiada dostęp do modułu eksperymentów i kart anomalii, natomiast personel ochrony ma rozszerzony dostęp do modułu incydentów i monitoringu.</w:t>
+        <w:t>Moduł incydentów został zaprojektowany jako panel czasu rzeczywistego. Po zgłoszeniu incydentu wyświetlane są informacje o jego lokalizacji, statusie oraz zaangażowanych jednostkach ochrony. Personel ochrony oraz dyrekcja mają możliwość aktualizacji statusu zdarzenia oraz śledzenia jego przebiegu.</w:t>
       </w:r>
     </w:p>
     <w:p>
@@ -3328,47 +4039,6 @@
         <w:ind w:left="360"/>
       </w:pPr>
       <w:r>
-        <w:t>Centralny obszar roboczy wyświetla zawartość wybranego modułu w formie tabel, formularzy lub paneli szczegółowych. Dane prezentowane są w sposób uporządkowany, z możliwością filtrowania, sortowania oraz wyszukiwania, co ułatwia pracę z dużą liczbą rekordów.</w:t>
-      </w:r>
-    </w:p>
-    <w:p>
-      <w:pPr>
-        <w:ind w:left="360"/>
-      </w:pPr>
-      <w:r>
-        <w:t>Kluczowym elementem interfejsu jest widok kartoteki anomalii. Formularz ten zawiera sekcje opisujące właściwości obiektu, jego kategorię zagrożenia, wymagania przechowalnicze oraz aktualny status. Użytkownik o odpowiednich uprawnieniach może edytować dane, przypisywać celę przechowalniczą oraz przeglądać historię zmian.</w:t>
-      </w:r>
-    </w:p>
-    <w:p>
-      <w:pPr>
-        <w:ind w:left="360"/>
-      </w:pPr>
-      <w:r>
-        <w:t>Proces tworzenia eksperymentu realizowany jest poprzez dedykowaną formatkę dialogową. Użytkownik wprowadza w niej informacje o badanej anomalii, celu eksperymentu oraz wymaganej liczbie personelu testowego. W przypadku eksperymentów o podwyższonym ryzyku system automatycznie oznacza wniosek jako wymagający akceptacji dyrektora i blokuje jego realizację do czasu zatwierdzenia.</w:t>
-      </w:r>
-    </w:p>
-    <w:p>
-      <w:pPr>
-        <w:ind w:left="360"/>
-      </w:pPr>
-      <w:r>
-        <w:t>Interfejs raportowania wyników eksperymentu umożliwia wprowadzenie szczegółowego opisu przebiegu badania oraz aktualizację statusu wykorzystanego personelu testowego. Formularz ten zawiera również mechanizmy walidacji, zapobiegające pominięciu kluczowych informacji.</w:t>
-      </w:r>
-    </w:p>
-    <w:p>
-      <w:pPr>
-        <w:ind w:left="360"/>
-      </w:pPr>
-      <w:r>
-        <w:t>Moduł incydentów został zaprojektowany jako panel czasu rzeczywistego. Po zgłoszeniu incydentu wyświetlane są informacje o jego lokalizacji, statusie oraz zaangażowanych jednostkach ochrony. Personel ochrony oraz dyrekcja mają możliwość aktualizacji statusu zdarzenia oraz śledzenia jego przebiegu.</w:t>
-      </w:r>
-    </w:p>
-    <w:p>
-      <w:pPr>
-        <w:ind w:left="360"/>
-      </w:pPr>
-      <w:r>
-        <w:lastRenderedPageBreak/>
         <w:t>Dla dyrektora placówki przewidziano dedykowany panel analityczny prezentujący dane w formie zestawień i wykresów. Interfejs ten umożliwia szybkie uzyskanie informacji o liczbie eksperymentów, stanie personelu testowego oraz częstotliwości incydentów w poszczególnych sektorach.</w:t>
       </w:r>
     </w:p>
@@ -3430,7 +4100,7 @@
                     </pic:cNvPicPr>
                   </pic:nvPicPr>
                   <pic:blipFill>
-                    <a:blip r:embed="rId10" cstate="print">
+                    <a:blip r:embed="rId13" cstate="print">
                       <a:extLst>
                         <a:ext uri="{28A0092B-C50C-407E-A947-70E740481C1C}">
                           <a14:useLocalDpi xmlns:a14="http://schemas.microsoft.com/office/drawing/2010/main" val="0"/>
@@ -3492,12 +4162,430 @@
     </w:p>
     <w:p>
       <w:pPr>
+        <w:pStyle w:val="Akapitzlist"/>
+        <w:numPr>
+          <w:ilvl w:val="0"/>
+          <w:numId w:val="5"/>
+        </w:numPr>
+        <w:rPr>
+          <w:b/>
+          <w:bCs/>
+        </w:rPr>
+      </w:pPr>
+      <w:r>
+        <w:rPr>
+          <w:b/>
+          <w:bCs/>
+        </w:rPr>
+        <w:lastRenderedPageBreak/>
+        <w:t>Wymagania niefunkcjonalne dla system, w tym m.in.:</w:t>
+      </w:r>
+    </w:p>
+    <w:p>
+      <w:pPr>
         <w:ind w:left="360"/>
         <w:rPr>
           <w:b/>
           <w:bCs/>
         </w:rPr>
       </w:pPr>
+      <w:r>
+        <w:rPr>
+          <w:b/>
+          <w:bCs/>
+        </w:rPr>
+        <w:t>6.</w:t>
+      </w:r>
+      <w:r>
+        <w:rPr>
+          <w:b/>
+          <w:bCs/>
+        </w:rPr>
+        <w:t xml:space="preserve">1 </w:t>
+      </w:r>
+      <w:r>
+        <w:rPr>
+          <w:b/>
+          <w:bCs/>
+        </w:rPr>
+        <w:t>Oszacowanie wielkości bazy danych</w:t>
+      </w:r>
+    </w:p>
+    <w:p>
+      <w:pPr>
+        <w:ind w:left="360"/>
+        <w:rPr>
+          <w:b/>
+          <w:bCs/>
+        </w:rPr>
+      </w:pPr>
+      <w:r>
+        <w:rPr>
+          <w:b/>
+          <w:bCs/>
+        </w:rPr>
+        <w:t xml:space="preserve">6.2 </w:t>
+      </w:r>
+      <w:r>
+        <w:rPr>
+          <w:b/>
+          <w:bCs/>
+        </w:rPr>
+        <w:t>Propozycja wymaganych czasów odpowiedzi</w:t>
+      </w:r>
+    </w:p>
+    <w:p>
+      <w:pPr>
+        <w:ind w:left="360"/>
+        <w:rPr>
+          <w:b/>
+          <w:bCs/>
+        </w:rPr>
+      </w:pPr>
+      <w:r>
+        <w:rPr>
+          <w:b/>
+          <w:bCs/>
+        </w:rPr>
+        <w:t>6.3</w:t>
+      </w:r>
+      <w:r>
+        <w:rPr>
+          <w:color w:val="000000"/>
+          <w:sz w:val="20"/>
+          <w:szCs w:val="20"/>
+        </w:rPr>
+        <w:t xml:space="preserve"> </w:t>
+      </w:r>
+      <w:r>
+        <w:rPr>
+          <w:b/>
+          <w:bCs/>
+        </w:rPr>
+        <w:t>Oszacowanie liczby i typów potrzebnych stanowisk pracy użytkowników systemu </w:t>
+      </w:r>
+    </w:p>
+    <w:p>
+      <w:pPr>
+        <w:pStyle w:val="Akapitzlist"/>
+        <w:numPr>
+          <w:ilvl w:val="0"/>
+          <w:numId w:val="5"/>
+        </w:numPr>
+        <w:rPr>
+          <w:b/>
+          <w:bCs/>
+        </w:rPr>
+      </w:pPr>
+      <w:r>
+        <w:rPr>
+          <w:b/>
+          <w:bCs/>
+        </w:rPr>
+        <w:t>Propozycja technologii informatycznych, które mogą zostać wykorzystane do realizacji systemu (sprzęt, oprogramowanie)</w:t>
+      </w:r>
+      <w:r>
+        <w:rPr>
+          <w:b/>
+          <w:bCs/>
+        </w:rPr>
+        <w:t xml:space="preserve"> – diagramy wdrożenia.</w:t>
+      </w:r>
+    </w:p>
+    <w:p>
+      <w:pPr>
+        <w:pStyle w:val="Akapitzlist"/>
+        <w:numPr>
+          <w:ilvl w:val="0"/>
+          <w:numId w:val="5"/>
+        </w:numPr>
+        <w:rPr>
+          <w:b/>
+          <w:bCs/>
+        </w:rPr>
+      </w:pPr>
+      <w:r>
+        <w:rPr>
+          <w:b/>
+          <w:bCs/>
+        </w:rPr>
+        <w:t>Propozycja planu pracy zawierająca, przynajmniej</w:t>
+      </w:r>
+      <w:r>
+        <w:rPr>
+          <w:b/>
+          <w:bCs/>
+        </w:rPr>
+        <w:t>:</w:t>
+      </w:r>
+    </w:p>
+    <w:p>
+      <w:pPr>
+        <w:pStyle w:val="Akapitzlist"/>
+        <w:ind w:left="360"/>
+        <w:rPr>
+          <w:b/>
+          <w:bCs/>
+        </w:rPr>
+      </w:pPr>
+      <w:r>
+        <w:rPr>
+          <w:b/>
+          <w:bCs/>
+        </w:rPr>
+        <w:t>- wyróżnione etapy (powiązane z konkretnymi częściami systemu, realizowanymi komponentami, ...) z podanym czasem trwania każdego etapu (dni robocze</w:t>
+      </w:r>
+      <w:r>
+        <w:rPr>
+          <w:b/>
+          <w:bCs/>
+        </w:rPr>
+        <w:t>)</w:t>
+      </w:r>
+    </w:p>
+    <w:p>
+      <w:pPr>
+        <w:pStyle w:val="Akapitzlist"/>
+        <w:ind w:left="360"/>
+        <w:rPr>
+          <w:b/>
+          <w:bCs/>
+        </w:rPr>
+      </w:pPr>
+      <w:r>
+        <w:rPr>
+          <w:b/>
+          <w:bCs/>
+        </w:rPr>
+        <w:t>- zależności pomiędzy etapami (np. co musi być zakończone przed rozpoczęciem kolejnego etapu</w:t>
+      </w:r>
+      <w:r>
+        <w:rPr>
+          <w:b/>
+          <w:bCs/>
+        </w:rPr>
+        <w:t>)</w:t>
+      </w:r>
+    </w:p>
+    <w:p>
+      <w:pPr>
+        <w:pStyle w:val="Akapitzlist"/>
+        <w:ind w:left="360"/>
+        <w:rPr>
+          <w:b/>
+          <w:bCs/>
+        </w:rPr>
+      </w:pPr>
+      <w:r>
+        <w:rPr>
+          <w:b/>
+          <w:bCs/>
+        </w:rPr>
+        <w:t>- alokacja zasobów ludzkich do realizacji poszczególnych etapów</w:t>
+      </w:r>
+    </w:p>
+    <w:p>
+      <w:pPr>
+        <w:pStyle w:val="Akapitzlist"/>
+        <w:numPr>
+          <w:ilvl w:val="0"/>
+          <w:numId w:val="5"/>
+        </w:numPr>
+        <w:rPr>
+          <w:b/>
+          <w:bCs/>
+        </w:rPr>
+      </w:pPr>
+      <w:r>
+        <w:rPr>
+          <w:b/>
+          <w:bCs/>
+        </w:rPr>
+        <w:t xml:space="preserve">Analiza ryzyka projektu zawierająca wykaz przewidywanych zagrożeń (tylko zagrożenia </w:t>
+      </w:r>
+      <w:r>
+        <w:rPr>
+          <w:b/>
+          <w:bCs/>
+        </w:rPr>
+        <w:t xml:space="preserve">  </w:t>
+      </w:r>
+      <w:r>
+        <w:rPr>
+          <w:b/>
+          <w:bCs/>
+        </w:rPr>
+        <w:t>specyficzne dla projektu): </w:t>
+      </w:r>
+    </w:p>
+    <w:p>
+      <w:pPr>
+        <w:pStyle w:val="Akapitzlist"/>
+        <w:ind w:left="360"/>
+        <w:rPr>
+          <w:b/>
+          <w:bCs/>
+        </w:rPr>
+      </w:pPr>
+      <w:r>
+        <w:rPr>
+          <w:b/>
+          <w:bCs/>
+        </w:rPr>
+        <w:t>- prawdopodobieństwo/szansa wystąpienia (np.: znikome, średnie, duże, bardzo duże</w:t>
+      </w:r>
+      <w:r>
+        <w:rPr>
+          <w:b/>
+          <w:bCs/>
+        </w:rPr>
+        <w:t>)</w:t>
+      </w:r>
+    </w:p>
+    <w:p>
+      <w:pPr>
+        <w:pStyle w:val="Akapitzlist"/>
+        <w:ind w:left="360"/>
+        <w:rPr>
+          <w:b/>
+          <w:bCs/>
+        </w:rPr>
+      </w:pPr>
+      <w:r>
+        <w:rPr>
+          <w:b/>
+          <w:bCs/>
+        </w:rPr>
+        <w:t>- stopień szkodliwości w przypadku wystąpienia (np.: duży, średni, mały</w:t>
+      </w:r>
+      <w:r>
+        <w:rPr>
+          <w:b/>
+          <w:bCs/>
+        </w:rPr>
+        <w:t>)</w:t>
+      </w:r>
+    </w:p>
+    <w:p>
+      <w:pPr>
+        <w:pStyle w:val="Akapitzlist"/>
+        <w:ind w:left="360"/>
+        <w:rPr>
+          <w:b/>
+          <w:bCs/>
+        </w:rPr>
+      </w:pPr>
+      <w:r>
+        <w:rPr>
+          <w:b/>
+          <w:bCs/>
+        </w:rPr>
+        <w:t>- propozycje metod zapobiegania danemu zagrożeniu</w:t>
+      </w:r>
+    </w:p>
+    <w:p>
+      <w:pPr>
+        <w:pStyle w:val="Akapitzlist"/>
+        <w:ind w:left="360"/>
+        <w:rPr>
+          <w:b/>
+          <w:bCs/>
+        </w:rPr>
+      </w:pPr>
+      <w:r>
+        <w:rPr>
+          <w:b/>
+          <w:bCs/>
+        </w:rPr>
+        <w:t>- plan awaryjny (sposób postępowania) w przypadku wystąpienia zagrożenia</w:t>
+      </w:r>
+    </w:p>
+    <w:p>
+      <w:pPr>
+        <w:pStyle w:val="Akapitzlist"/>
+        <w:numPr>
+          <w:ilvl w:val="0"/>
+          <w:numId w:val="5"/>
+        </w:numPr>
+        <w:rPr>
+          <w:b/>
+          <w:bCs/>
+        </w:rPr>
+      </w:pPr>
+      <w:r>
+        <w:rPr>
+          <w:b/>
+          <w:bCs/>
+        </w:rPr>
+        <w:t>Kosztorys realizacji przedsięwzięcia (koszty projektu, oprogramowania, systemu, szkoleń, wdrożenia oraz konsultacji)</w:t>
+      </w:r>
+    </w:p>
+    <w:p>
+      <w:pPr>
+        <w:pStyle w:val="Akapitzlist"/>
+        <w:ind w:left="360"/>
+        <w:rPr>
+          <w:b/>
+          <w:bCs/>
+        </w:rPr>
+      </w:pPr>
+      <w:r>
+        <w:rPr>
+          <w:b/>
+          <w:bCs/>
+        </w:rPr>
+        <w:t xml:space="preserve">- w rozbiciu na mniejsze jednostki (etapy, podsystemy, </w:t>
+      </w:r>
+      <w:proofErr w:type="gramStart"/>
+      <w:r>
+        <w:rPr>
+          <w:b/>
+          <w:bCs/>
+        </w:rPr>
+        <w:t>moduły,...</w:t>
+      </w:r>
+      <w:proofErr w:type="gramEnd"/>
+      <w:r>
+        <w:rPr>
+          <w:b/>
+          <w:bCs/>
+        </w:rPr>
+        <w:t>)</w:t>
+      </w:r>
+    </w:p>
+    <w:p>
+      <w:pPr>
+        <w:pStyle w:val="Akapitzlist"/>
+        <w:ind w:left="360"/>
+        <w:rPr>
+          <w:b/>
+          <w:bCs/>
+        </w:rPr>
+      </w:pPr>
+      <w:r>
+        <w:rPr>
+          <w:b/>
+          <w:bCs/>
+        </w:rPr>
+        <w:t>- warunki płatności, sposób odbioru</w:t>
+      </w:r>
+    </w:p>
+    <w:p>
+      <w:pPr>
+        <w:pStyle w:val="Akapitzlist"/>
+        <w:ind w:left="360"/>
+        <w:rPr>
+          <w:b/>
+          <w:bCs/>
+        </w:rPr>
+      </w:pPr>
+      <w:r>
+        <w:rPr>
+          <w:b/>
+          <w:bCs/>
+        </w:rPr>
+        <w:t>- może być wariantowy </w:t>
+      </w:r>
     </w:p>
     <w:sectPr>
       <w:pgSz w:w="11906" w:h="16838"/>
@@ -4268,7 +5356,7 @@
   <w:abstractNum w:abstractNumId="8" w15:restartNumberingAfterBreak="0">
     <w:nsid w:val="37B266C6"/>
     <w:multiLevelType w:val="hybridMultilevel"/>
-    <w:tmpl w:val="1CC29274"/>
+    <w:tmpl w:val="A7B8EF34"/>
     <w:lvl w:ilvl="0" w:tplc="04150001">
       <w:start w:val="1"/>
       <w:numFmt w:val="bullet"/>
@@ -4380,9 +5468,9 @@
   </w:abstractNum>
   <w:abstractNum w:abstractNumId="9" w15:restartNumberingAfterBreak="0">
     <w:nsid w:val="42D34B62"/>
-    <w:multiLevelType w:val="hybridMultilevel"/>
-    <w:tmpl w:val="17BCE260"/>
-    <w:lvl w:ilvl="0" w:tplc="0F3AA8F0">
+    <w:multiLevelType w:val="multilevel"/>
+    <w:tmpl w:val="3EDC126C"/>
+    <w:lvl w:ilvl="0">
       <w:start w:val="1"/>
       <w:numFmt w:val="decimal"/>
       <w:lvlText w:val="%1."/>
@@ -4395,77 +5483,109 @@
         <w:bCs w:val="0"/>
       </w:rPr>
     </w:lvl>
-    <w:lvl w:ilvl="1" w:tplc="FFFFFFFF" w:tentative="1">
-      <w:start w:val="1"/>
-      <w:numFmt w:val="lowerLetter"/>
-      <w:lvlText w:val="%2."/>
-      <w:lvlJc w:val="left"/>
-      <w:pPr>
-        <w:ind w:left="3384" w:hanging="360"/>
-      </w:pPr>
-    </w:lvl>
-    <w:lvl w:ilvl="2" w:tplc="FFFFFFFF" w:tentative="1">
-      <w:start w:val="1"/>
-      <w:numFmt w:val="lowerRoman"/>
-      <w:lvlText w:val="%3."/>
-      <w:lvlJc w:val="right"/>
-      <w:pPr>
-        <w:ind w:left="4104" w:hanging="180"/>
-      </w:pPr>
-    </w:lvl>
-    <w:lvl w:ilvl="3" w:tplc="FFFFFFFF" w:tentative="1">
-      <w:start w:val="1"/>
-      <w:numFmt w:val="decimal"/>
-      <w:lvlText w:val="%4."/>
-      <w:lvlJc w:val="left"/>
-      <w:pPr>
-        <w:ind w:left="4824" w:hanging="360"/>
-      </w:pPr>
-    </w:lvl>
-    <w:lvl w:ilvl="4" w:tplc="FFFFFFFF" w:tentative="1">
-      <w:start w:val="1"/>
-      <w:numFmt w:val="lowerLetter"/>
-      <w:lvlText w:val="%5."/>
-      <w:lvlJc w:val="left"/>
-      <w:pPr>
-        <w:ind w:left="5544" w:hanging="360"/>
-      </w:pPr>
-    </w:lvl>
-    <w:lvl w:ilvl="5" w:tplc="FFFFFFFF" w:tentative="1">
-      <w:start w:val="1"/>
-      <w:numFmt w:val="lowerRoman"/>
-      <w:lvlText w:val="%6."/>
-      <w:lvlJc w:val="right"/>
-      <w:pPr>
-        <w:ind w:left="6264" w:hanging="180"/>
-      </w:pPr>
-    </w:lvl>
-    <w:lvl w:ilvl="6" w:tplc="FFFFFFFF" w:tentative="1">
-      <w:start w:val="1"/>
-      <w:numFmt w:val="decimal"/>
-      <w:lvlText w:val="%7."/>
-      <w:lvlJc w:val="left"/>
-      <w:pPr>
-        <w:ind w:left="6984" w:hanging="360"/>
-      </w:pPr>
-    </w:lvl>
-    <w:lvl w:ilvl="7" w:tplc="FFFFFFFF" w:tentative="1">
-      <w:start w:val="1"/>
-      <w:numFmt w:val="lowerLetter"/>
-      <w:lvlText w:val="%8."/>
-      <w:lvlJc w:val="left"/>
-      <w:pPr>
-        <w:ind w:left="7704" w:hanging="360"/>
-      </w:pPr>
-    </w:lvl>
-    <w:lvl w:ilvl="8" w:tplc="FFFFFFFF" w:tentative="1">
-      <w:start w:val="1"/>
-      <w:numFmt w:val="lowerRoman"/>
-      <w:lvlText w:val="%9."/>
-      <w:lvlJc w:val="right"/>
-      <w:pPr>
-        <w:ind w:left="8424" w:hanging="180"/>
-      </w:pPr>
+    <w:lvl w:ilvl="1">
+      <w:start w:val="1"/>
+      <w:numFmt w:val="decimal"/>
+      <w:isLgl/>
+      <w:lvlText w:val="%1.%2"/>
+      <w:lvlJc w:val="left"/>
+      <w:pPr>
+        <w:ind w:left="2664" w:hanging="360"/>
+      </w:pPr>
+      <w:rPr>
+        <w:rFonts w:hint="default"/>
+      </w:rPr>
+    </w:lvl>
+    <w:lvl w:ilvl="2">
+      <w:start w:val="1"/>
+      <w:numFmt w:val="decimal"/>
+      <w:isLgl/>
+      <w:lvlText w:val="%1.%2.%3"/>
+      <w:lvlJc w:val="left"/>
+      <w:pPr>
+        <w:ind w:left="3024" w:hanging="720"/>
+      </w:pPr>
+      <w:rPr>
+        <w:rFonts w:hint="default"/>
+      </w:rPr>
+    </w:lvl>
+    <w:lvl w:ilvl="3">
+      <w:start w:val="1"/>
+      <w:numFmt w:val="decimal"/>
+      <w:isLgl/>
+      <w:lvlText w:val="%1.%2.%3.%4"/>
+      <w:lvlJc w:val="left"/>
+      <w:pPr>
+        <w:ind w:left="3024" w:hanging="720"/>
+      </w:pPr>
+      <w:rPr>
+        <w:rFonts w:hint="default"/>
+      </w:rPr>
+    </w:lvl>
+    <w:lvl w:ilvl="4">
+      <w:start w:val="1"/>
+      <w:numFmt w:val="decimal"/>
+      <w:isLgl/>
+      <w:lvlText w:val="%1.%2.%3.%4.%5"/>
+      <w:lvlJc w:val="left"/>
+      <w:pPr>
+        <w:ind w:left="3384" w:hanging="1080"/>
+      </w:pPr>
+      <w:rPr>
+        <w:rFonts w:hint="default"/>
+      </w:rPr>
+    </w:lvl>
+    <w:lvl w:ilvl="5">
+      <w:start w:val="1"/>
+      <w:numFmt w:val="decimal"/>
+      <w:isLgl/>
+      <w:lvlText w:val="%1.%2.%3.%4.%5.%6"/>
+      <w:lvlJc w:val="left"/>
+      <w:pPr>
+        <w:ind w:left="3384" w:hanging="1080"/>
+      </w:pPr>
+      <w:rPr>
+        <w:rFonts w:hint="default"/>
+      </w:rPr>
+    </w:lvl>
+    <w:lvl w:ilvl="6">
+      <w:start w:val="1"/>
+      <w:numFmt w:val="decimal"/>
+      <w:isLgl/>
+      <w:lvlText w:val="%1.%2.%3.%4.%5.%6.%7"/>
+      <w:lvlJc w:val="left"/>
+      <w:pPr>
+        <w:ind w:left="3744" w:hanging="1440"/>
+      </w:pPr>
+      <w:rPr>
+        <w:rFonts w:hint="default"/>
+      </w:rPr>
+    </w:lvl>
+    <w:lvl w:ilvl="7">
+      <w:start w:val="1"/>
+      <w:numFmt w:val="decimal"/>
+      <w:isLgl/>
+      <w:lvlText w:val="%1.%2.%3.%4.%5.%6.%7.%8"/>
+      <w:lvlJc w:val="left"/>
+      <w:pPr>
+        <w:ind w:left="3744" w:hanging="1440"/>
+      </w:pPr>
+      <w:rPr>
+        <w:rFonts w:hint="default"/>
+      </w:rPr>
+    </w:lvl>
+    <w:lvl w:ilvl="8">
+      <w:start w:val="1"/>
+      <w:numFmt w:val="decimal"/>
+      <w:isLgl/>
+      <w:lvlText w:val="%1.%2.%3.%4.%5.%6.%7.%8.%9"/>
+      <w:lvlJc w:val="left"/>
+      <w:pPr>
+        <w:ind w:left="4104" w:hanging="1800"/>
+      </w:pPr>
+      <w:rPr>
+        <w:rFonts w:hint="default"/>
+      </w:rPr>
     </w:lvl>
   </w:abstractNum>
   <w:abstractNum w:abstractNumId="10" w15:restartNumberingAfterBreak="0">
@@ -5009,6 +6129,119 @@
     </w:lvl>
   </w:abstractNum>
   <w:abstractNum w:abstractNumId="15" w15:restartNumberingAfterBreak="0">
+    <w:nsid w:val="591C55A2"/>
+    <w:multiLevelType w:val="multilevel"/>
+    <w:tmpl w:val="E15C4128"/>
+    <w:lvl w:ilvl="0">
+      <w:start w:val="1"/>
+      <w:numFmt w:val="decimal"/>
+      <w:lvlText w:val="%1."/>
+      <w:lvlJc w:val="left"/>
+      <w:pPr>
+        <w:tabs>
+          <w:tab w:val="num" w:pos="720"/>
+        </w:tabs>
+        <w:ind w:left="720" w:hanging="360"/>
+      </w:pPr>
+    </w:lvl>
+    <w:lvl w:ilvl="1" w:tentative="1">
+      <w:start w:val="1"/>
+      <w:numFmt w:val="decimal"/>
+      <w:lvlText w:val="%2."/>
+      <w:lvlJc w:val="left"/>
+      <w:pPr>
+        <w:tabs>
+          <w:tab w:val="num" w:pos="1440"/>
+        </w:tabs>
+        <w:ind w:left="1440" w:hanging="360"/>
+      </w:pPr>
+    </w:lvl>
+    <w:lvl w:ilvl="2" w:tentative="1">
+      <w:start w:val="1"/>
+      <w:numFmt w:val="decimal"/>
+      <w:lvlText w:val="%3."/>
+      <w:lvlJc w:val="left"/>
+      <w:pPr>
+        <w:tabs>
+          <w:tab w:val="num" w:pos="2160"/>
+        </w:tabs>
+        <w:ind w:left="2160" w:hanging="360"/>
+      </w:pPr>
+    </w:lvl>
+    <w:lvl w:ilvl="3" w:tentative="1">
+      <w:start w:val="1"/>
+      <w:numFmt w:val="decimal"/>
+      <w:lvlText w:val="%4."/>
+      <w:lvlJc w:val="left"/>
+      <w:pPr>
+        <w:tabs>
+          <w:tab w:val="num" w:pos="2880"/>
+        </w:tabs>
+        <w:ind w:left="2880" w:hanging="360"/>
+      </w:pPr>
+    </w:lvl>
+    <w:lvl w:ilvl="4" w:tentative="1">
+      <w:start w:val="1"/>
+      <w:numFmt w:val="decimal"/>
+      <w:lvlText w:val="%5."/>
+      <w:lvlJc w:val="left"/>
+      <w:pPr>
+        <w:tabs>
+          <w:tab w:val="num" w:pos="3600"/>
+        </w:tabs>
+        <w:ind w:left="3600" w:hanging="360"/>
+      </w:pPr>
+    </w:lvl>
+    <w:lvl w:ilvl="5" w:tentative="1">
+      <w:start w:val="1"/>
+      <w:numFmt w:val="decimal"/>
+      <w:lvlText w:val="%6."/>
+      <w:lvlJc w:val="left"/>
+      <w:pPr>
+        <w:tabs>
+          <w:tab w:val="num" w:pos="4320"/>
+        </w:tabs>
+        <w:ind w:left="4320" w:hanging="360"/>
+      </w:pPr>
+    </w:lvl>
+    <w:lvl w:ilvl="6" w:tentative="1">
+      <w:start w:val="1"/>
+      <w:numFmt w:val="decimal"/>
+      <w:lvlText w:val="%7."/>
+      <w:lvlJc w:val="left"/>
+      <w:pPr>
+        <w:tabs>
+          <w:tab w:val="num" w:pos="5040"/>
+        </w:tabs>
+        <w:ind w:left="5040" w:hanging="360"/>
+      </w:pPr>
+    </w:lvl>
+    <w:lvl w:ilvl="7" w:tentative="1">
+      <w:start w:val="1"/>
+      <w:numFmt w:val="decimal"/>
+      <w:lvlText w:val="%8."/>
+      <w:lvlJc w:val="left"/>
+      <w:pPr>
+        <w:tabs>
+          <w:tab w:val="num" w:pos="5760"/>
+        </w:tabs>
+        <w:ind w:left="5760" w:hanging="360"/>
+      </w:pPr>
+    </w:lvl>
+    <w:lvl w:ilvl="8" w:tentative="1">
+      <w:start w:val="1"/>
+      <w:numFmt w:val="decimal"/>
+      <w:lvlText w:val="%9."/>
+      <w:lvlJc w:val="left"/>
+      <w:pPr>
+        <w:tabs>
+          <w:tab w:val="num" w:pos="6480"/>
+        </w:tabs>
+        <w:ind w:left="6480" w:hanging="360"/>
+      </w:pPr>
+    </w:lvl>
+  </w:abstractNum>
+  <w:abstractNum w:abstractNumId="16" w15:restartNumberingAfterBreak="0">
     <w:nsid w:val="5AA70593"/>
     <w:multiLevelType w:val="hybridMultilevel"/>
     <w:tmpl w:val="F3A83F8E"/>
@@ -5094,7 +6327,7 @@
       </w:pPr>
     </w:lvl>
   </w:abstractNum>
-  <w:abstractNum w:abstractNumId="16" w15:restartNumberingAfterBreak="0">
+  <w:abstractNum w:abstractNumId="17" w15:restartNumberingAfterBreak="0">
     <w:nsid w:val="6029506A"/>
     <w:multiLevelType w:val="hybridMultilevel"/>
     <w:tmpl w:val="49B04E5A"/>
@@ -5183,7 +6416,7 @@
       </w:pPr>
     </w:lvl>
   </w:abstractNum>
-  <w:abstractNum w:abstractNumId="17" w15:restartNumberingAfterBreak="0">
+  <w:abstractNum w:abstractNumId="18" w15:restartNumberingAfterBreak="0">
     <w:nsid w:val="63044E1E"/>
     <w:multiLevelType w:val="hybridMultilevel"/>
     <w:tmpl w:val="0262DDF8"/>
@@ -5272,7 +6505,7 @@
       </w:pPr>
     </w:lvl>
   </w:abstractNum>
-  <w:abstractNum w:abstractNumId="18" w15:restartNumberingAfterBreak="0">
+  <w:abstractNum w:abstractNumId="19" w15:restartNumberingAfterBreak="0">
     <w:nsid w:val="6B7407C1"/>
     <w:multiLevelType w:val="hybridMultilevel"/>
     <w:tmpl w:val="3150581E"/>
@@ -5385,7 +6618,7 @@
       </w:rPr>
     </w:lvl>
   </w:abstractNum>
-  <w:abstractNum w:abstractNumId="19" w15:restartNumberingAfterBreak="0">
+  <w:abstractNum w:abstractNumId="20" w15:restartNumberingAfterBreak="0">
     <w:nsid w:val="6E5629AA"/>
     <w:multiLevelType w:val="hybridMultilevel"/>
     <w:tmpl w:val="951270D0"/>
@@ -5474,7 +6707,7 @@
       </w:pPr>
     </w:lvl>
   </w:abstractNum>
-  <w:abstractNum w:abstractNumId="20" w15:restartNumberingAfterBreak="0">
+  <w:abstractNum w:abstractNumId="21" w15:restartNumberingAfterBreak="0">
     <w:nsid w:val="6E6B4D21"/>
     <w:multiLevelType w:val="hybridMultilevel"/>
     <w:tmpl w:val="20E8C25A"/>
@@ -5563,7 +6796,7 @@
       </w:pPr>
     </w:lvl>
   </w:abstractNum>
-  <w:abstractNum w:abstractNumId="21" w15:restartNumberingAfterBreak="0">
+  <w:abstractNum w:abstractNumId="22" w15:restartNumberingAfterBreak="0">
     <w:nsid w:val="6F880655"/>
     <w:multiLevelType w:val="hybridMultilevel"/>
     <w:tmpl w:val="7DC8FBA0"/>
@@ -5652,10 +6885,10 @@
       </w:pPr>
     </w:lvl>
   </w:abstractNum>
-  <w:abstractNum w:abstractNumId="22" w15:restartNumberingAfterBreak="0">
+  <w:abstractNum w:abstractNumId="23" w15:restartNumberingAfterBreak="0">
     <w:nsid w:val="71F51B3C"/>
     <w:multiLevelType w:val="hybridMultilevel"/>
-    <w:tmpl w:val="D7E28942"/>
+    <w:tmpl w:val="470E774A"/>
     <w:lvl w:ilvl="0" w:tplc="0415000F">
       <w:start w:val="1"/>
       <w:numFmt w:val="decimal"/>
@@ -5738,7 +6971,7 @@
       </w:pPr>
     </w:lvl>
   </w:abstractNum>
-  <w:abstractNum w:abstractNumId="23" w15:restartNumberingAfterBreak="0">
+  <w:abstractNum w:abstractNumId="24" w15:restartNumberingAfterBreak="0">
     <w:nsid w:val="73A54214"/>
     <w:multiLevelType w:val="hybridMultilevel"/>
     <w:tmpl w:val="85406FE6"/>
@@ -5827,7 +7060,7 @@
       </w:pPr>
     </w:lvl>
   </w:abstractNum>
-  <w:abstractNum w:abstractNumId="24" w15:restartNumberingAfterBreak="0">
+  <w:abstractNum w:abstractNumId="25" w15:restartNumberingAfterBreak="0">
     <w:nsid w:val="7688137B"/>
     <w:multiLevelType w:val="hybridMultilevel"/>
     <w:tmpl w:val="20F6D65A"/>
@@ -5916,7 +7149,7 @@
       </w:pPr>
     </w:lvl>
   </w:abstractNum>
-  <w:abstractNum w:abstractNumId="25" w15:restartNumberingAfterBreak="0">
+  <w:abstractNum w:abstractNumId="26" w15:restartNumberingAfterBreak="0">
     <w:nsid w:val="773C02C5"/>
     <w:multiLevelType w:val="hybridMultilevel"/>
     <w:tmpl w:val="BBD0CC9C"/>
@@ -6006,7 +7239,7 @@
     </w:lvl>
   </w:abstractNum>
   <w:num w:numId="1" w16cid:durableId="1149588467">
-    <w:abstractNumId w:val="15"/>
+    <w:abstractNumId w:val="16"/>
   </w:num>
   <w:num w:numId="2" w16cid:durableId="1999380860">
     <w:abstractNumId w:val="12"/>
@@ -6024,28 +7257,28 @@
     <w:abstractNumId w:val="10"/>
   </w:num>
   <w:num w:numId="7" w16cid:durableId="689649076">
-    <w:abstractNumId w:val="18"/>
+    <w:abstractNumId w:val="19"/>
   </w:num>
   <w:num w:numId="8" w16cid:durableId="1333950069">
     <w:abstractNumId w:val="8"/>
   </w:num>
   <w:num w:numId="9" w16cid:durableId="730620516">
-    <w:abstractNumId w:val="22"/>
+    <w:abstractNumId w:val="23"/>
   </w:num>
   <w:num w:numId="10" w16cid:durableId="1919829628">
-    <w:abstractNumId w:val="21"/>
+    <w:abstractNumId w:val="22"/>
   </w:num>
   <w:num w:numId="11" w16cid:durableId="1842156077">
     <w:abstractNumId w:val="2"/>
   </w:num>
   <w:num w:numId="12" w16cid:durableId="2011986595">
-    <w:abstractNumId w:val="24"/>
+    <w:abstractNumId w:val="25"/>
   </w:num>
   <w:num w:numId="13" w16cid:durableId="758986005">
-    <w:abstractNumId w:val="20"/>
+    <w:abstractNumId w:val="21"/>
   </w:num>
   <w:num w:numId="14" w16cid:durableId="390202726">
-    <w:abstractNumId w:val="17"/>
+    <w:abstractNumId w:val="18"/>
   </w:num>
   <w:num w:numId="15" w16cid:durableId="1982344931">
     <w:abstractNumId w:val="14"/>
@@ -6054,7 +7287,7 @@
     <w:abstractNumId w:val="7"/>
   </w:num>
   <w:num w:numId="17" w16cid:durableId="758913486">
-    <w:abstractNumId w:val="16"/>
+    <w:abstractNumId w:val="17"/>
   </w:num>
   <w:num w:numId="18" w16cid:durableId="1506045775">
     <w:abstractNumId w:val="1"/>
@@ -6072,16 +7305,19 @@
     <w:abstractNumId w:val="0"/>
   </w:num>
   <w:num w:numId="23" w16cid:durableId="1831368154">
-    <w:abstractNumId w:val="23"/>
+    <w:abstractNumId w:val="24"/>
   </w:num>
   <w:num w:numId="24" w16cid:durableId="322785514">
-    <w:abstractNumId w:val="19"/>
+    <w:abstractNumId w:val="20"/>
   </w:num>
   <w:num w:numId="25" w16cid:durableId="609556158">
-    <w:abstractNumId w:val="25"/>
+    <w:abstractNumId w:val="26"/>
   </w:num>
   <w:num w:numId="26" w16cid:durableId="1629506982">
     <w:abstractNumId w:val="5"/>
+  </w:num>
+  <w:num w:numId="27" w16cid:durableId="1961259996">
+    <w:abstractNumId w:val="15"/>
   </w:num>
 </w:numbering>
 </file>
@@ -7075,6 +8311,19 @@
       <w:szCs w:val="18"/>
     </w:rPr>
   </w:style>
+  <w:style w:type="character" w:styleId="HTML-kod">
+    <w:name w:val="HTML Code"/>
+    <w:basedOn w:val="Domylnaczcionkaakapitu"/>
+    <w:uiPriority w:val="99"/>
+    <w:semiHidden/>
+    <w:unhideWhenUsed/>
+    <w:rsid w:val="00F11BF5"/>
+    <w:rPr>
+      <w:rFonts w:ascii="Courier New" w:eastAsia="Times New Roman" w:hAnsi="Courier New" w:cs="Courier New"/>
+      <w:sz w:val="20"/>
+      <w:szCs w:val="20"/>
+    </w:rPr>
+  </w:style>
 </w:styles>
 </file>
 
@@ -7194,6 +8443,8 @@
     <w:rsid w:val="00152214"/>
     <w:rsid w:val="001851E0"/>
     <w:rsid w:val="00393C64"/>
+    <w:rsid w:val="00446B40"/>
+    <w:rsid w:val="00483952"/>
     <w:rsid w:val="004F7F7B"/>
     <w:rsid w:val="00507E3D"/>
     <w:rsid w:val="0055755C"/>
@@ -7204,7 +8455,9 @@
     <w:rsid w:val="009F1429"/>
     <w:rsid w:val="00A111A2"/>
     <w:rsid w:val="00AE29F6"/>
+    <w:rsid w:val="00C350F8"/>
     <w:rsid w:val="00C743E9"/>
+    <w:rsid w:val="00C74CB9"/>
     <w:rsid w:val="00F53BF6"/>
     <w:rsid w:val="00F87BDA"/>
   </w:rsids>
